--- a/docs/DOC-07_Motor_de_Deteccao.docx
+++ b/docs/DOC-07_Motor_de_Deteccao.docx
@@ -28,7 +28,7 @@
           <w:sz w:val="20"/>
           <w:szCs w:val="20"/>
         </w:rPr>
-        <w:t xml:space="preserve">Monitoramento de contratacoes e despesas publicas do Brasil</w:t>
+        <w:t xml:space="preserve">Monitoramento de contratações e despesas públicas do Brasil</w:t>
       </w:r>
     </w:p>
     <w:p>
@@ -96,6 +96,9 @@
         <w:gridCol w:w="7200"/>
       </w:tblGrid>
       <w:tr>
+        <w:trPr>
+          <w:cantSplit/>
+        </w:trPr>
         <w:tc>
           <w:tcPr>
             <w:tcW w:type="dxa" w:w="2400"/>
@@ -146,12 +149,15 @@
                 <w:sz w:val="19"/>
                 <w:szCs w:val="19"/>
               </w:rPr>
-              <w:t xml:space="preserve">Lumen (nome de trabalho, sujeito a verificacao de disponibilidade)</w:t>
-            </w:r>
-          </w:p>
-        </w:tc>
-      </w:tr>
-      <w:tr>
+              <w:t xml:space="preserve">Lumen (nome de trabalho, sujeito a verificação de disponibilidade)</w:t>
+            </w:r>
+          </w:p>
+        </w:tc>
+      </w:tr>
+      <w:tr>
+        <w:trPr>
+          <w:cantSplit/>
+        </w:trPr>
         <w:tc>
           <w:tcPr>
             <w:tcW w:type="dxa" w:w="2400"/>
@@ -175,7 +181,7 @@
                 <w:sz w:val="19"/>
                 <w:szCs w:val="19"/>
               </w:rPr>
-              <w:t xml:space="preserve">Responsavel</w:t>
+              <w:t xml:space="preserve">Responsável</w:t>
             </w:r>
           </w:p>
         </w:tc>
@@ -208,6 +214,9 @@
         </w:tc>
       </w:tr>
       <w:tr>
+        <w:trPr>
+          <w:cantSplit/>
+        </w:trPr>
         <w:tc>
           <w:tcPr>
             <w:tcW w:type="dxa" w:w="2400"/>
@@ -231,7 +240,7 @@
                 <w:sz w:val="19"/>
                 <w:szCs w:val="19"/>
               </w:rPr>
-              <w:t xml:space="preserve">Versao</w:t>
+              <w:t xml:space="preserve">Versão</w:t>
             </w:r>
           </w:p>
         </w:tc>
@@ -258,12 +267,15 @@
                 <w:sz w:val="19"/>
                 <w:szCs w:val="19"/>
               </w:rPr>
-              <w:t xml:space="preserve">1.0</w:t>
-            </w:r>
-          </w:p>
-        </w:tc>
-      </w:tr>
-      <w:tr>
+              <w:t xml:space="preserve">1.1</w:t>
+            </w:r>
+          </w:p>
+        </w:tc>
+      </w:tr>
+      <w:tr>
+        <w:trPr>
+          <w:cantSplit/>
+        </w:trPr>
         <w:tc>
           <w:tcPr>
             <w:tcW w:type="dxa" w:w="2400"/>
@@ -314,12 +326,15 @@
                 <w:sz w:val="19"/>
                 <w:szCs w:val="19"/>
               </w:rPr>
-              <w:t xml:space="preserve">18 de setembro de 2026</w:t>
-            </w:r>
-          </w:p>
-        </w:tc>
-      </w:tr>
-      <w:tr>
+              <w:t xml:space="preserve">6 de outubro de 2026</w:t>
+            </w:r>
+          </w:p>
+        </w:tc>
+      </w:tr>
+      <w:tr>
+        <w:trPr>
+          <w:cantSplit/>
+        </w:trPr>
         <w:tc>
           <w:tcPr>
             <w:tcW w:type="dxa" w:w="2400"/>
@@ -343,7 +358,7 @@
                 <w:sz w:val="19"/>
                 <w:szCs w:val="19"/>
               </w:rPr>
-              <w:t xml:space="preserve">Situacao</w:t>
+              <w:t xml:space="preserve">Situação</w:t>
             </w:r>
           </w:p>
         </w:tc>
@@ -370,7 +385,7 @@
                 <w:sz w:val="19"/>
                 <w:szCs w:val="19"/>
               </w:rPr>
-              <w:t xml:space="preserve">Documento base para inicio de desenvolvimento</w:t>
+              <w:t xml:space="preserve">Catálogo da versão 1.0 com as revisões pendentes registradas na Fase 1</w:t>
             </w:r>
           </w:p>
         </w:tc>
@@ -395,7 +410,7 @@
           <w:sz w:val="18"/>
           <w:szCs w:val="18"/>
         </w:rPr>
-        <w:t xml:space="preserve">Este documento integra o pacote de documentacao do Projeto Lumen. Valores legais, limites e endpoints citados foram verificados em fontes oficiais em setembro de 2026 e devem ser reconferidos antes da implementacao, pois sao atualizados periodicamente por decreto.</w:t>
+        <w:t xml:space="preserve">Este documento integra o pacote de documentação do Projeto Lumen. Valores legais, limites e endpoints citados foram verificados em fontes oficiais em outubro de 2026 e devem ser reconferidos antes da implementação, pois são atualizados periodicamente por decreto.</w:t>
       </w:r>
     </w:p>
     <w:p>
@@ -406,6 +421,8 @@
     <w:p>
       <w:pPr>
         <w:pStyle w:val="Heading1"/>
+        <w:keepNext/>
+        <w:keepLines/>
         <w:spacing w:after="160" w:before="380"/>
       </w:pPr>
       <w:r>
@@ -456,6 +473,8 @@
     <w:p>
       <w:pPr>
         <w:pStyle w:val="Heading1"/>
+        <w:keepNext/>
+        <w:keepLines/>
         <w:spacing w:after="160" w:before="380"/>
       </w:pPr>
       <w:r>
@@ -490,9 +509,86 @@
         <w:t xml:space="preserve">Essa modéstia tem consequência prática direta no desenho: toda regra precisa expor a referência contra a qual comparou. Dizer que um preço é alto sem dizer alto em relação a quê não é detecção, é opinião. Por isso cada regra deste catálogo declara explicitamente sua linha de base.</w:t>
       </w:r>
     </w:p>
+    <w:tbl>
+      <w:tblPr>
+        <w:tblW w:type="dxa" w:w="9600"/>
+        <w:tblBorders>
+          <w:top w:val="single" w:color="BF8F00" w:sz="6"/>
+          <w:left w:val="single" w:color="BF8F00" w:sz="18"/>
+          <w:bottom w:val="single" w:color="BF8F00" w:sz="6"/>
+          <w:right w:val="single" w:color="BF8F00" w:sz="6"/>
+          <w:insideH w:val="none" w:color="FFFFFF" w:sz="0"/>
+          <w:insideV w:val="none" w:color="FFFFFF" w:sz="0"/>
+        </w:tblBorders>
+      </w:tblPr>
+      <w:tblGrid>
+        <w:gridCol w:w="9600"/>
+      </w:tblGrid>
+      <w:tr>
+        <w:trPr>
+          <w:cantSplit/>
+        </w:trPr>
+        <w:tc>
+          <w:tcPr>
+            <w:tcW w:type="dxa" w:w="9600"/>
+            <w:shd w:fill="FFF6E0" w:val="clear"/>
+            <w:tcMar>
+              <w:top w:type="dxa" w:w="130"/>
+              <w:left w:type="dxa" w:w="170"/>
+              <w:bottom w:type="dxa" w:w="130"/>
+              <w:right w:type="dxa" w:w="150"/>
+            </w:tcMar>
+          </w:tcPr>
+          <w:p>
+            <w:pPr>
+              <w:spacing w:after="90"/>
+            </w:pPr>
+            <w:r>
+              <w:rPr>
+                <w:b/>
+                <w:bCs/>
+                <w:color w:val="000000"/>
+              </w:rPr>
+              <w:t xml:space="preserve">Revisões pendentes registradas durante a Fase 1</w:t>
+            </w:r>
+          </w:p>
+          <w:p>
+            <w:pPr>
+              <w:spacing w:after="70"/>
+            </w:pPr>
+            <w:r>
+              <w:t xml:space="preserve">B-01: o critério legal de aferição do limite de dispensa (Lei 14.133/2021, art. 75, § 1º) é o exercício financeiro, a unidade gestora e o ramo de atividade, e não a janela de 180 dias por fornecedor desta versão. A proposta de separar a regra em B-01a (aderente ao texto legal) e B-01b (padrão estatístico complementar) aguarda revisão metodológica e jurídica (ADR-022). Nenhuma regra da família B é implementada antes dela.</w:t>
+            </w:r>
+          </w:p>
+          <w:p>
+            <w:pPr>
+              <w:spacing w:after="70"/>
+            </w:pPr>
+            <w:r>
+              <w:t xml:space="preserve">Quem autorizou o ato: a API do PNCP não publica o agente (ADR-017). Regra cuja explicação pública dependa dessa informação só pode publicar com fonte complementar (diário oficial ou portal do ente).</w:t>
+            </w:r>
+          </w:p>
+          <w:p>
+            <w:pPr>
+              <w:spacing w:after="70"/>
+            </w:pPr>
+            <w:r>
+              <w:t xml:space="preserve">Família K: dados eleitorais entram só como contexto factual (ADR-024). A K-01 depende da prestação de contas de campanha do TSE, fonte ainda não integrada.</w:t>
+            </w:r>
+          </w:p>
+        </w:tc>
+      </w:tr>
+    </w:tbl>
+    <w:p>
+      <w:pPr>
+        <w:spacing w:after="100"/>
+      </w:pPr>
+    </w:p>
     <w:p>
       <w:pPr>
         <w:pStyle w:val="Heading2"/>
+        <w:keepNext/>
+        <w:keepLines/>
         <w:spacing w:after="120" w:before="280"/>
       </w:pPr>
       <w:r>
@@ -577,6 +673,9 @@
         </w:tc>
       </w:tr>
       <w:tr>
+        <w:trPr>
+          <w:cantSplit/>
+        </w:trPr>
         <w:tc>
           <w:tcPr>
             <w:tcW w:type="dxa" w:w="2600"/>
@@ -633,6 +732,9 @@
         </w:tc>
       </w:tr>
       <w:tr>
+        <w:trPr>
+          <w:cantSplit/>
+        </w:trPr>
         <w:tc>
           <w:tcPr>
             <w:tcW w:type="dxa" w:w="2600"/>
@@ -689,6 +791,9 @@
         </w:tc>
       </w:tr>
       <w:tr>
+        <w:trPr>
+          <w:cantSplit/>
+        </w:trPr>
         <w:tc>
           <w:tcPr>
             <w:tcW w:type="dxa" w:w="2600"/>
@@ -745,6 +850,9 @@
         </w:tc>
       </w:tr>
       <w:tr>
+        <w:trPr>
+          <w:cantSplit/>
+        </w:trPr>
         <w:tc>
           <w:tcPr>
             <w:tcW w:type="dxa" w:w="2600"/>
@@ -801,6 +909,9 @@
         </w:tc>
       </w:tr>
       <w:tr>
+        <w:trPr>
+          <w:cantSplit/>
+        </w:trPr>
         <w:tc>
           <w:tcPr>
             <w:tcW w:type="dxa" w:w="2600"/>
@@ -857,6 +968,9 @@
         </w:tc>
       </w:tr>
       <w:tr>
+        <w:trPr>
+          <w:cantSplit/>
+        </w:trPr>
         <w:tc>
           <w:tcPr>
             <w:tcW w:type="dxa" w:w="2600"/>
@@ -913,6 +1027,9 @@
         </w:tc>
       </w:tr>
       <w:tr>
+        <w:trPr>
+          <w:cantSplit/>
+        </w:trPr>
         <w:tc>
           <w:tcPr>
             <w:tcW w:type="dxa" w:w="2600"/>
@@ -969,6 +1086,9 @@
         </w:tc>
       </w:tr>
       <w:tr>
+        <w:trPr>
+          <w:cantSplit/>
+        </w:trPr>
         <w:tc>
           <w:tcPr>
             <w:tcW w:type="dxa" w:w="2600"/>
@@ -1028,6 +1148,8 @@
     <w:p>
       <w:pPr>
         <w:pStyle w:val="Heading2"/>
+        <w:keepNext/>
+        <w:keepLines/>
         <w:spacing w:after="120" w:before="280"/>
       </w:pPr>
       <w:r>
@@ -1104,6 +1226,8 @@
     <w:p>
       <w:pPr>
         <w:pStyle w:val="Heading1"/>
+        <w:keepNext/>
+        <w:keepLines/>
         <w:spacing w:after="160" w:before="380"/>
       </w:pPr>
       <w:r>
@@ -1127,6 +1251,8 @@
     <w:p>
       <w:pPr>
         <w:pStyle w:val="Heading3"/>
+        <w:keepNext/>
+        <w:keepLines/>
         <w:spacing w:after="100" w:before="220"/>
       </w:pPr>
       <w:r>
@@ -1150,6 +1276,9 @@
         <w:gridCol w:w="7700"/>
       </w:tblGrid>
       <w:tr>
+        <w:trPr>
+          <w:cantSplit/>
+        </w:trPr>
         <w:tc>
           <w:tcPr>
             <w:tcW w:type="dxa" w:w="1900"/>
@@ -1206,6 +1335,9 @@
         </w:tc>
       </w:tr>
       <w:tr>
+        <w:trPr>
+          <w:cantSplit/>
+        </w:trPr>
         <w:tc>
           <w:tcPr>
             <w:tcW w:type="dxa" w:w="1900"/>
@@ -1262,6 +1394,9 @@
         </w:tc>
       </w:tr>
       <w:tr>
+        <w:trPr>
+          <w:cantSplit/>
+        </w:trPr>
         <w:tc>
           <w:tcPr>
             <w:tcW w:type="dxa" w:w="1900"/>
@@ -1318,6 +1453,9 @@
         </w:tc>
       </w:tr>
       <w:tr>
+        <w:trPr>
+          <w:cantSplit/>
+        </w:trPr>
         <w:tc>
           <w:tcPr>
             <w:tcW w:type="dxa" w:w="1900"/>
@@ -1374,6 +1512,9 @@
         </w:tc>
       </w:tr>
       <w:tr>
+        <w:trPr>
+          <w:cantSplit/>
+        </w:trPr>
         <w:tc>
           <w:tcPr>
             <w:tcW w:type="dxa" w:w="1900"/>
@@ -1430,6 +1571,9 @@
         </w:tc>
       </w:tr>
       <w:tr>
+        <w:trPr>
+          <w:cantSplit/>
+        </w:trPr>
         <w:tc>
           <w:tcPr>
             <w:tcW w:type="dxa" w:w="1900"/>
@@ -1494,6 +1638,8 @@
     <w:p>
       <w:pPr>
         <w:pStyle w:val="Heading3"/>
+        <w:keepNext/>
+        <w:keepLines/>
         <w:spacing w:after="100" w:before="220"/>
       </w:pPr>
       <w:r>
@@ -1517,6 +1663,9 @@
         <w:gridCol w:w="7700"/>
       </w:tblGrid>
       <w:tr>
+        <w:trPr>
+          <w:cantSplit/>
+        </w:trPr>
         <w:tc>
           <w:tcPr>
             <w:tcW w:type="dxa" w:w="1900"/>
@@ -1573,6 +1722,9 @@
         </w:tc>
       </w:tr>
       <w:tr>
+        <w:trPr>
+          <w:cantSplit/>
+        </w:trPr>
         <w:tc>
           <w:tcPr>
             <w:tcW w:type="dxa" w:w="1900"/>
@@ -1629,6 +1781,9 @@
         </w:tc>
       </w:tr>
       <w:tr>
+        <w:trPr>
+          <w:cantSplit/>
+        </w:trPr>
         <w:tc>
           <w:tcPr>
             <w:tcW w:type="dxa" w:w="1900"/>
@@ -1685,6 +1840,9 @@
         </w:tc>
       </w:tr>
       <w:tr>
+        <w:trPr>
+          <w:cantSplit/>
+        </w:trPr>
         <w:tc>
           <w:tcPr>
             <w:tcW w:type="dxa" w:w="1900"/>
@@ -1741,6 +1899,9 @@
         </w:tc>
       </w:tr>
       <w:tr>
+        <w:trPr>
+          <w:cantSplit/>
+        </w:trPr>
         <w:tc>
           <w:tcPr>
             <w:tcW w:type="dxa" w:w="1900"/>
@@ -1797,6 +1958,9 @@
         </w:tc>
       </w:tr>
       <w:tr>
+        <w:trPr>
+          <w:cantSplit/>
+        </w:trPr>
         <w:tc>
           <w:tcPr>
             <w:tcW w:type="dxa" w:w="1900"/>
@@ -1861,6 +2025,8 @@
     <w:p>
       <w:pPr>
         <w:pStyle w:val="Heading3"/>
+        <w:keepNext/>
+        <w:keepLines/>
         <w:spacing w:after="100" w:before="220"/>
       </w:pPr>
       <w:r>
@@ -1884,6 +2050,9 @@
         <w:gridCol w:w="7700"/>
       </w:tblGrid>
       <w:tr>
+        <w:trPr>
+          <w:cantSplit/>
+        </w:trPr>
         <w:tc>
           <w:tcPr>
             <w:tcW w:type="dxa" w:w="1900"/>
@@ -1940,6 +2109,9 @@
         </w:tc>
       </w:tr>
       <w:tr>
+        <w:trPr>
+          <w:cantSplit/>
+        </w:trPr>
         <w:tc>
           <w:tcPr>
             <w:tcW w:type="dxa" w:w="1900"/>
@@ -1996,6 +2168,9 @@
         </w:tc>
       </w:tr>
       <w:tr>
+        <w:trPr>
+          <w:cantSplit/>
+        </w:trPr>
         <w:tc>
           <w:tcPr>
             <w:tcW w:type="dxa" w:w="1900"/>
@@ -2052,6 +2227,9 @@
         </w:tc>
       </w:tr>
       <w:tr>
+        <w:trPr>
+          <w:cantSplit/>
+        </w:trPr>
         <w:tc>
           <w:tcPr>
             <w:tcW w:type="dxa" w:w="1900"/>
@@ -2108,6 +2286,9 @@
         </w:tc>
       </w:tr>
       <w:tr>
+        <w:trPr>
+          <w:cantSplit/>
+        </w:trPr>
         <w:tc>
           <w:tcPr>
             <w:tcW w:type="dxa" w:w="1900"/>
@@ -2164,6 +2345,9 @@
         </w:tc>
       </w:tr>
       <w:tr>
+        <w:trPr>
+          <w:cantSplit/>
+        </w:trPr>
         <w:tc>
           <w:tcPr>
             <w:tcW w:type="dxa" w:w="1900"/>
@@ -2228,6 +2412,8 @@
     <w:p>
       <w:pPr>
         <w:pStyle w:val="Heading3"/>
+        <w:keepNext/>
+        <w:keepLines/>
         <w:spacing w:after="100" w:before="220"/>
       </w:pPr>
       <w:r>
@@ -2251,6 +2437,9 @@
         <w:gridCol w:w="7700"/>
       </w:tblGrid>
       <w:tr>
+        <w:trPr>
+          <w:cantSplit/>
+        </w:trPr>
         <w:tc>
           <w:tcPr>
             <w:tcW w:type="dxa" w:w="1900"/>
@@ -2307,6 +2496,9 @@
         </w:tc>
       </w:tr>
       <w:tr>
+        <w:trPr>
+          <w:cantSplit/>
+        </w:trPr>
         <w:tc>
           <w:tcPr>
             <w:tcW w:type="dxa" w:w="1900"/>
@@ -2363,6 +2555,9 @@
         </w:tc>
       </w:tr>
       <w:tr>
+        <w:trPr>
+          <w:cantSplit/>
+        </w:trPr>
         <w:tc>
           <w:tcPr>
             <w:tcW w:type="dxa" w:w="1900"/>
@@ -2419,6 +2614,9 @@
         </w:tc>
       </w:tr>
       <w:tr>
+        <w:trPr>
+          <w:cantSplit/>
+        </w:trPr>
         <w:tc>
           <w:tcPr>
             <w:tcW w:type="dxa" w:w="1900"/>
@@ -2475,6 +2673,9 @@
         </w:tc>
       </w:tr>
       <w:tr>
+        <w:trPr>
+          <w:cantSplit/>
+        </w:trPr>
         <w:tc>
           <w:tcPr>
             <w:tcW w:type="dxa" w:w="1900"/>
@@ -2531,6 +2732,9 @@
         </w:tc>
       </w:tr>
       <w:tr>
+        <w:trPr>
+          <w:cantSplit/>
+        </w:trPr>
         <w:tc>
           <w:tcPr>
             <w:tcW w:type="dxa" w:w="1900"/>
@@ -2600,6 +2804,8 @@
     <w:p>
       <w:pPr>
         <w:pStyle w:val="Heading1"/>
+        <w:keepNext/>
+        <w:keepLines/>
         <w:spacing w:after="160" w:before="380"/>
       </w:pPr>
       <w:r>
@@ -2622,6 +2828,9 @@
         <w:gridCol w:w="9600"/>
       </w:tblGrid>
       <w:tr>
+        <w:trPr>
+          <w:cantSplit/>
+        </w:trPr>
         <w:tc>
           <w:tcPr>
             <w:tcW w:type="dxa" w:w="9600"/>
@@ -2674,6 +2883,8 @@
     <w:p>
       <w:pPr>
         <w:pStyle w:val="Heading3"/>
+        <w:keepNext/>
+        <w:keepLines/>
         <w:spacing w:after="100" w:before="220"/>
       </w:pPr>
       <w:r>
@@ -2697,6 +2908,9 @@
         <w:gridCol w:w="7700"/>
       </w:tblGrid>
       <w:tr>
+        <w:trPr>
+          <w:cantSplit/>
+        </w:trPr>
         <w:tc>
           <w:tcPr>
             <w:tcW w:type="dxa" w:w="1900"/>
@@ -2753,6 +2967,9 @@
         </w:tc>
       </w:tr>
       <w:tr>
+        <w:trPr>
+          <w:cantSplit/>
+        </w:trPr>
         <w:tc>
           <w:tcPr>
             <w:tcW w:type="dxa" w:w="1900"/>
@@ -2809,6 +3026,9 @@
         </w:tc>
       </w:tr>
       <w:tr>
+        <w:trPr>
+          <w:cantSplit/>
+        </w:trPr>
         <w:tc>
           <w:tcPr>
             <w:tcW w:type="dxa" w:w="1900"/>
@@ -2865,6 +3085,9 @@
         </w:tc>
       </w:tr>
       <w:tr>
+        <w:trPr>
+          <w:cantSplit/>
+        </w:trPr>
         <w:tc>
           <w:tcPr>
             <w:tcW w:type="dxa" w:w="1900"/>
@@ -2921,6 +3144,9 @@
         </w:tc>
       </w:tr>
       <w:tr>
+        <w:trPr>
+          <w:cantSplit/>
+        </w:trPr>
         <w:tc>
           <w:tcPr>
             <w:tcW w:type="dxa" w:w="1900"/>
@@ -2977,6 +3203,9 @@
         </w:tc>
       </w:tr>
       <w:tr>
+        <w:trPr>
+          <w:cantSplit/>
+        </w:trPr>
         <w:tc>
           <w:tcPr>
             <w:tcW w:type="dxa" w:w="1900"/>
@@ -3038,9 +3267,70 @@
         <w:spacing w:after="150"/>
       </w:pPr>
     </w:p>
+    <w:tbl>
+      <w:tblPr>
+        <w:tblW w:type="dxa" w:w="9600"/>
+        <w:tblBorders>
+          <w:top w:val="single" w:color="BF8F00" w:sz="6"/>
+          <w:left w:val="single" w:color="BF8F00" w:sz="18"/>
+          <w:bottom w:val="single" w:color="BF8F00" w:sz="6"/>
+          <w:right w:val="single" w:color="BF8F00" w:sz="6"/>
+          <w:insideH w:val="none" w:color="FFFFFF" w:sz="0"/>
+          <w:insideV w:val="none" w:color="FFFFFF" w:sz="0"/>
+        </w:tblBorders>
+      </w:tblPr>
+      <w:tblGrid>
+        <w:gridCol w:w="9600"/>
+      </w:tblGrid>
+      <w:tr>
+        <w:trPr>
+          <w:cantSplit/>
+        </w:trPr>
+        <w:tc>
+          <w:tcPr>
+            <w:tcW w:type="dxa" w:w="9600"/>
+            <w:shd w:fill="FFF6E0" w:val="clear"/>
+            <w:tcMar>
+              <w:top w:type="dxa" w:w="130"/>
+              <w:left w:type="dxa" w:w="170"/>
+              <w:bottom w:type="dxa" w:w="130"/>
+              <w:right w:type="dxa" w:w="150"/>
+            </w:tcMar>
+          </w:tcPr>
+          <w:p>
+            <w:pPr>
+              <w:spacing w:after="90"/>
+            </w:pPr>
+            <w:r>
+              <w:rPr>
+                <w:b/>
+                <w:bCs/>
+                <w:color w:val="000000"/>
+              </w:rPr>
+              <w:t xml:space="preserve">B-01 em revisão (ADR-022)</w:t>
+            </w:r>
+          </w:p>
+          <w:p>
+            <w:pPr>
+              <w:spacing w:after="70"/>
+            </w:pPr>
+            <w:r>
+              <w:t xml:space="preserve">A janela móvel de 180 dias por fornecedor não é o critério do art. 75, § 1º, que soma o despendido no exercício financeiro pela unidade gestora com objetos do mesmo ramo de atividade, e o § 2º dobra os limites para consórcios públicos e agências executivas. Esta definição fica suspensa até a revisão.</w:t>
+            </w:r>
+          </w:p>
+        </w:tc>
+      </w:tr>
+    </w:tbl>
+    <w:p>
+      <w:pPr>
+        <w:spacing w:after="120"/>
+      </w:pPr>
+    </w:p>
     <w:p>
       <w:pPr>
         <w:pStyle w:val="Heading3"/>
+        <w:keepNext/>
+        <w:keepLines/>
         <w:spacing w:after="100" w:before="220"/>
       </w:pPr>
       <w:r>
@@ -3064,6 +3354,9 @@
         <w:gridCol w:w="7700"/>
       </w:tblGrid>
       <w:tr>
+        <w:trPr>
+          <w:cantSplit/>
+        </w:trPr>
         <w:tc>
           <w:tcPr>
             <w:tcW w:type="dxa" w:w="1900"/>
@@ -3120,6 +3413,9 @@
         </w:tc>
       </w:tr>
       <w:tr>
+        <w:trPr>
+          <w:cantSplit/>
+        </w:trPr>
         <w:tc>
           <w:tcPr>
             <w:tcW w:type="dxa" w:w="1900"/>
@@ -3176,6 +3472,9 @@
         </w:tc>
       </w:tr>
       <w:tr>
+        <w:trPr>
+          <w:cantSplit/>
+        </w:trPr>
         <w:tc>
           <w:tcPr>
             <w:tcW w:type="dxa" w:w="1900"/>
@@ -3232,6 +3531,9 @@
         </w:tc>
       </w:tr>
       <w:tr>
+        <w:trPr>
+          <w:cantSplit/>
+        </w:trPr>
         <w:tc>
           <w:tcPr>
             <w:tcW w:type="dxa" w:w="1900"/>
@@ -3288,6 +3590,9 @@
         </w:tc>
       </w:tr>
       <w:tr>
+        <w:trPr>
+          <w:cantSplit/>
+        </w:trPr>
         <w:tc>
           <w:tcPr>
             <w:tcW w:type="dxa" w:w="1900"/>
@@ -3344,6 +3649,9 @@
         </w:tc>
       </w:tr>
       <w:tr>
+        <w:trPr>
+          <w:cantSplit/>
+        </w:trPr>
         <w:tc>
           <w:tcPr>
             <w:tcW w:type="dxa" w:w="1900"/>
@@ -3408,6 +3716,8 @@
     <w:p>
       <w:pPr>
         <w:pStyle w:val="Heading3"/>
+        <w:keepNext/>
+        <w:keepLines/>
         <w:spacing w:after="100" w:before="220"/>
       </w:pPr>
       <w:r>
@@ -3431,6 +3741,9 @@
         <w:gridCol w:w="7700"/>
       </w:tblGrid>
       <w:tr>
+        <w:trPr>
+          <w:cantSplit/>
+        </w:trPr>
         <w:tc>
           <w:tcPr>
             <w:tcW w:type="dxa" w:w="1900"/>
@@ -3487,6 +3800,9 @@
         </w:tc>
       </w:tr>
       <w:tr>
+        <w:trPr>
+          <w:cantSplit/>
+        </w:trPr>
         <w:tc>
           <w:tcPr>
             <w:tcW w:type="dxa" w:w="1900"/>
@@ -3543,6 +3859,9 @@
         </w:tc>
       </w:tr>
       <w:tr>
+        <w:trPr>
+          <w:cantSplit/>
+        </w:trPr>
         <w:tc>
           <w:tcPr>
             <w:tcW w:type="dxa" w:w="1900"/>
@@ -3599,6 +3918,9 @@
         </w:tc>
       </w:tr>
       <w:tr>
+        <w:trPr>
+          <w:cantSplit/>
+        </w:trPr>
         <w:tc>
           <w:tcPr>
             <w:tcW w:type="dxa" w:w="1900"/>
@@ -3655,6 +3977,9 @@
         </w:tc>
       </w:tr>
       <w:tr>
+        <w:trPr>
+          <w:cantSplit/>
+        </w:trPr>
         <w:tc>
           <w:tcPr>
             <w:tcW w:type="dxa" w:w="1900"/>
@@ -3711,6 +4036,9 @@
         </w:tc>
       </w:tr>
       <w:tr>
+        <w:trPr>
+          <w:cantSplit/>
+        </w:trPr>
         <w:tc>
           <w:tcPr>
             <w:tcW w:type="dxa" w:w="1900"/>
@@ -3775,6 +4103,8 @@
     <w:p>
       <w:pPr>
         <w:pStyle w:val="Heading3"/>
+        <w:keepNext/>
+        <w:keepLines/>
         <w:spacing w:after="100" w:before="220"/>
       </w:pPr>
       <w:r>
@@ -3798,6 +4128,9 @@
         <w:gridCol w:w="7700"/>
       </w:tblGrid>
       <w:tr>
+        <w:trPr>
+          <w:cantSplit/>
+        </w:trPr>
         <w:tc>
           <w:tcPr>
             <w:tcW w:type="dxa" w:w="1900"/>
@@ -3854,6 +4187,9 @@
         </w:tc>
       </w:tr>
       <w:tr>
+        <w:trPr>
+          <w:cantSplit/>
+        </w:trPr>
         <w:tc>
           <w:tcPr>
             <w:tcW w:type="dxa" w:w="1900"/>
@@ -3910,6 +4246,9 @@
         </w:tc>
       </w:tr>
       <w:tr>
+        <w:trPr>
+          <w:cantSplit/>
+        </w:trPr>
         <w:tc>
           <w:tcPr>
             <w:tcW w:type="dxa" w:w="1900"/>
@@ -3966,6 +4305,9 @@
         </w:tc>
       </w:tr>
       <w:tr>
+        <w:trPr>
+          <w:cantSplit/>
+        </w:trPr>
         <w:tc>
           <w:tcPr>
             <w:tcW w:type="dxa" w:w="1900"/>
@@ -4022,6 +4364,9 @@
         </w:tc>
       </w:tr>
       <w:tr>
+        <w:trPr>
+          <w:cantSplit/>
+        </w:trPr>
         <w:tc>
           <w:tcPr>
             <w:tcW w:type="dxa" w:w="1900"/>
@@ -4078,6 +4423,9 @@
         </w:tc>
       </w:tr>
       <w:tr>
+        <w:trPr>
+          <w:cantSplit/>
+        </w:trPr>
         <w:tc>
           <w:tcPr>
             <w:tcW w:type="dxa" w:w="1900"/>
@@ -4147,6 +4495,8 @@
     <w:p>
       <w:pPr>
         <w:pStyle w:val="Heading1"/>
+        <w:keepNext/>
+        <w:keepLines/>
         <w:spacing w:after="160" w:before="380"/>
       </w:pPr>
       <w:r>
@@ -4156,6 +4506,8 @@
     <w:p>
       <w:pPr>
         <w:pStyle w:val="Heading3"/>
+        <w:keepNext/>
+        <w:keepLines/>
         <w:spacing w:after="100" w:before="220"/>
       </w:pPr>
       <w:r>
@@ -4179,6 +4531,9 @@
         <w:gridCol w:w="7700"/>
       </w:tblGrid>
       <w:tr>
+        <w:trPr>
+          <w:cantSplit/>
+        </w:trPr>
         <w:tc>
           <w:tcPr>
             <w:tcW w:type="dxa" w:w="1900"/>
@@ -4235,6 +4590,9 @@
         </w:tc>
       </w:tr>
       <w:tr>
+        <w:trPr>
+          <w:cantSplit/>
+        </w:trPr>
         <w:tc>
           <w:tcPr>
             <w:tcW w:type="dxa" w:w="1900"/>
@@ -4291,6 +4649,9 @@
         </w:tc>
       </w:tr>
       <w:tr>
+        <w:trPr>
+          <w:cantSplit/>
+        </w:trPr>
         <w:tc>
           <w:tcPr>
             <w:tcW w:type="dxa" w:w="1900"/>
@@ -4347,6 +4708,9 @@
         </w:tc>
       </w:tr>
       <w:tr>
+        <w:trPr>
+          <w:cantSplit/>
+        </w:trPr>
         <w:tc>
           <w:tcPr>
             <w:tcW w:type="dxa" w:w="1900"/>
@@ -4403,6 +4767,9 @@
         </w:tc>
       </w:tr>
       <w:tr>
+        <w:trPr>
+          <w:cantSplit/>
+        </w:trPr>
         <w:tc>
           <w:tcPr>
             <w:tcW w:type="dxa" w:w="1900"/>
@@ -4459,6 +4826,9 @@
         </w:tc>
       </w:tr>
       <w:tr>
+        <w:trPr>
+          <w:cantSplit/>
+        </w:trPr>
         <w:tc>
           <w:tcPr>
             <w:tcW w:type="dxa" w:w="1900"/>
@@ -4523,6 +4893,8 @@
     <w:p>
       <w:pPr>
         <w:pStyle w:val="Heading3"/>
+        <w:keepNext/>
+        <w:keepLines/>
         <w:spacing w:after="100" w:before="220"/>
       </w:pPr>
       <w:r>
@@ -4546,6 +4918,9 @@
         <w:gridCol w:w="7700"/>
       </w:tblGrid>
       <w:tr>
+        <w:trPr>
+          <w:cantSplit/>
+        </w:trPr>
         <w:tc>
           <w:tcPr>
             <w:tcW w:type="dxa" w:w="1900"/>
@@ -4602,6 +4977,9 @@
         </w:tc>
       </w:tr>
       <w:tr>
+        <w:trPr>
+          <w:cantSplit/>
+        </w:trPr>
         <w:tc>
           <w:tcPr>
             <w:tcW w:type="dxa" w:w="1900"/>
@@ -4658,6 +5036,9 @@
         </w:tc>
       </w:tr>
       <w:tr>
+        <w:trPr>
+          <w:cantSplit/>
+        </w:trPr>
         <w:tc>
           <w:tcPr>
             <w:tcW w:type="dxa" w:w="1900"/>
@@ -4714,6 +5095,9 @@
         </w:tc>
       </w:tr>
       <w:tr>
+        <w:trPr>
+          <w:cantSplit/>
+        </w:trPr>
         <w:tc>
           <w:tcPr>
             <w:tcW w:type="dxa" w:w="1900"/>
@@ -4770,6 +5154,9 @@
         </w:tc>
       </w:tr>
       <w:tr>
+        <w:trPr>
+          <w:cantSplit/>
+        </w:trPr>
         <w:tc>
           <w:tcPr>
             <w:tcW w:type="dxa" w:w="1900"/>
@@ -4826,6 +5213,9 @@
         </w:tc>
       </w:tr>
       <w:tr>
+        <w:trPr>
+          <w:cantSplit/>
+        </w:trPr>
         <w:tc>
           <w:tcPr>
             <w:tcW w:type="dxa" w:w="1900"/>
@@ -4890,6 +5280,8 @@
     <w:p>
       <w:pPr>
         <w:pStyle w:val="Heading3"/>
+        <w:keepNext/>
+        <w:keepLines/>
         <w:spacing w:after="100" w:before="220"/>
       </w:pPr>
       <w:r>
@@ -4913,6 +5305,9 @@
         <w:gridCol w:w="7700"/>
       </w:tblGrid>
       <w:tr>
+        <w:trPr>
+          <w:cantSplit/>
+        </w:trPr>
         <w:tc>
           <w:tcPr>
             <w:tcW w:type="dxa" w:w="1900"/>
@@ -4969,6 +5364,9 @@
         </w:tc>
       </w:tr>
       <w:tr>
+        <w:trPr>
+          <w:cantSplit/>
+        </w:trPr>
         <w:tc>
           <w:tcPr>
             <w:tcW w:type="dxa" w:w="1900"/>
@@ -5025,6 +5423,9 @@
         </w:tc>
       </w:tr>
       <w:tr>
+        <w:trPr>
+          <w:cantSplit/>
+        </w:trPr>
         <w:tc>
           <w:tcPr>
             <w:tcW w:type="dxa" w:w="1900"/>
@@ -5081,6 +5482,9 @@
         </w:tc>
       </w:tr>
       <w:tr>
+        <w:trPr>
+          <w:cantSplit/>
+        </w:trPr>
         <w:tc>
           <w:tcPr>
             <w:tcW w:type="dxa" w:w="1900"/>
@@ -5137,6 +5541,9 @@
         </w:tc>
       </w:tr>
       <w:tr>
+        <w:trPr>
+          <w:cantSplit/>
+        </w:trPr>
         <w:tc>
           <w:tcPr>
             <w:tcW w:type="dxa" w:w="1900"/>
@@ -5193,6 +5600,9 @@
         </w:tc>
       </w:tr>
       <w:tr>
+        <w:trPr>
+          <w:cantSplit/>
+        </w:trPr>
         <w:tc>
           <w:tcPr>
             <w:tcW w:type="dxa" w:w="1900"/>
@@ -5257,6 +5667,8 @@
     <w:p>
       <w:pPr>
         <w:pStyle w:val="Heading1"/>
+        <w:keepNext/>
+        <w:keepLines/>
         <w:spacing w:after="160" w:before="380"/>
       </w:pPr>
       <w:r>
@@ -5280,6 +5692,8 @@
     <w:p>
       <w:pPr>
         <w:pStyle w:val="Heading3"/>
+        <w:keepNext/>
+        <w:keepLines/>
         <w:spacing w:after="100" w:before="220"/>
       </w:pPr>
       <w:r>
@@ -5303,6 +5717,9 @@
         <w:gridCol w:w="7700"/>
       </w:tblGrid>
       <w:tr>
+        <w:trPr>
+          <w:cantSplit/>
+        </w:trPr>
         <w:tc>
           <w:tcPr>
             <w:tcW w:type="dxa" w:w="1900"/>
@@ -5359,6 +5776,9 @@
         </w:tc>
       </w:tr>
       <w:tr>
+        <w:trPr>
+          <w:cantSplit/>
+        </w:trPr>
         <w:tc>
           <w:tcPr>
             <w:tcW w:type="dxa" w:w="1900"/>
@@ -5415,6 +5835,9 @@
         </w:tc>
       </w:tr>
       <w:tr>
+        <w:trPr>
+          <w:cantSplit/>
+        </w:trPr>
         <w:tc>
           <w:tcPr>
             <w:tcW w:type="dxa" w:w="1900"/>
@@ -5471,6 +5894,9 @@
         </w:tc>
       </w:tr>
       <w:tr>
+        <w:trPr>
+          <w:cantSplit/>
+        </w:trPr>
         <w:tc>
           <w:tcPr>
             <w:tcW w:type="dxa" w:w="1900"/>
@@ -5527,6 +5953,9 @@
         </w:tc>
       </w:tr>
       <w:tr>
+        <w:trPr>
+          <w:cantSplit/>
+        </w:trPr>
         <w:tc>
           <w:tcPr>
             <w:tcW w:type="dxa" w:w="1900"/>
@@ -5583,6 +6012,9 @@
         </w:tc>
       </w:tr>
       <w:tr>
+        <w:trPr>
+          <w:cantSplit/>
+        </w:trPr>
         <w:tc>
           <w:tcPr>
             <w:tcW w:type="dxa" w:w="1900"/>
@@ -5647,6 +6079,8 @@
     <w:p>
       <w:pPr>
         <w:pStyle w:val="Heading3"/>
+        <w:keepNext/>
+        <w:keepLines/>
         <w:spacing w:after="100" w:before="220"/>
       </w:pPr>
       <w:r>
@@ -5670,6 +6104,9 @@
         <w:gridCol w:w="7700"/>
       </w:tblGrid>
       <w:tr>
+        <w:trPr>
+          <w:cantSplit/>
+        </w:trPr>
         <w:tc>
           <w:tcPr>
             <w:tcW w:type="dxa" w:w="1900"/>
@@ -5726,6 +6163,9 @@
         </w:tc>
       </w:tr>
       <w:tr>
+        <w:trPr>
+          <w:cantSplit/>
+        </w:trPr>
         <w:tc>
           <w:tcPr>
             <w:tcW w:type="dxa" w:w="1900"/>
@@ -5782,6 +6222,9 @@
         </w:tc>
       </w:tr>
       <w:tr>
+        <w:trPr>
+          <w:cantSplit/>
+        </w:trPr>
         <w:tc>
           <w:tcPr>
             <w:tcW w:type="dxa" w:w="1900"/>
@@ -5838,6 +6281,9 @@
         </w:tc>
       </w:tr>
       <w:tr>
+        <w:trPr>
+          <w:cantSplit/>
+        </w:trPr>
         <w:tc>
           <w:tcPr>
             <w:tcW w:type="dxa" w:w="1900"/>
@@ -5894,6 +6340,9 @@
         </w:tc>
       </w:tr>
       <w:tr>
+        <w:trPr>
+          <w:cantSplit/>
+        </w:trPr>
         <w:tc>
           <w:tcPr>
             <w:tcW w:type="dxa" w:w="1900"/>
@@ -5950,6 +6399,9 @@
         </w:tc>
       </w:tr>
       <w:tr>
+        <w:trPr>
+          <w:cantSplit/>
+        </w:trPr>
         <w:tc>
           <w:tcPr>
             <w:tcW w:type="dxa" w:w="1900"/>
@@ -6014,6 +6466,8 @@
     <w:p>
       <w:pPr>
         <w:pStyle w:val="Heading3"/>
+        <w:keepNext/>
+        <w:keepLines/>
         <w:spacing w:after="100" w:before="220"/>
       </w:pPr>
       <w:r>
@@ -6037,6 +6491,9 @@
         <w:gridCol w:w="7700"/>
       </w:tblGrid>
       <w:tr>
+        <w:trPr>
+          <w:cantSplit/>
+        </w:trPr>
         <w:tc>
           <w:tcPr>
             <w:tcW w:type="dxa" w:w="1900"/>
@@ -6093,6 +6550,9 @@
         </w:tc>
       </w:tr>
       <w:tr>
+        <w:trPr>
+          <w:cantSplit/>
+        </w:trPr>
         <w:tc>
           <w:tcPr>
             <w:tcW w:type="dxa" w:w="1900"/>
@@ -6149,6 +6609,9 @@
         </w:tc>
       </w:tr>
       <w:tr>
+        <w:trPr>
+          <w:cantSplit/>
+        </w:trPr>
         <w:tc>
           <w:tcPr>
             <w:tcW w:type="dxa" w:w="1900"/>
@@ -6205,6 +6668,9 @@
         </w:tc>
       </w:tr>
       <w:tr>
+        <w:trPr>
+          <w:cantSplit/>
+        </w:trPr>
         <w:tc>
           <w:tcPr>
             <w:tcW w:type="dxa" w:w="1900"/>
@@ -6261,6 +6727,9 @@
         </w:tc>
       </w:tr>
       <w:tr>
+        <w:trPr>
+          <w:cantSplit/>
+        </w:trPr>
         <w:tc>
           <w:tcPr>
             <w:tcW w:type="dxa" w:w="1900"/>
@@ -6317,6 +6786,9 @@
         </w:tc>
       </w:tr>
       <w:tr>
+        <w:trPr>
+          <w:cantSplit/>
+        </w:trPr>
         <w:tc>
           <w:tcPr>
             <w:tcW w:type="dxa" w:w="1900"/>
@@ -6381,6 +6853,8 @@
     <w:p>
       <w:pPr>
         <w:pStyle w:val="Heading3"/>
+        <w:keepNext/>
+        <w:keepLines/>
         <w:spacing w:after="100" w:before="220"/>
       </w:pPr>
       <w:r>
@@ -6404,6 +6878,9 @@
         <w:gridCol w:w="7700"/>
       </w:tblGrid>
       <w:tr>
+        <w:trPr>
+          <w:cantSplit/>
+        </w:trPr>
         <w:tc>
           <w:tcPr>
             <w:tcW w:type="dxa" w:w="1900"/>
@@ -6460,6 +6937,9 @@
         </w:tc>
       </w:tr>
       <w:tr>
+        <w:trPr>
+          <w:cantSplit/>
+        </w:trPr>
         <w:tc>
           <w:tcPr>
             <w:tcW w:type="dxa" w:w="1900"/>
@@ -6516,6 +6996,9 @@
         </w:tc>
       </w:tr>
       <w:tr>
+        <w:trPr>
+          <w:cantSplit/>
+        </w:trPr>
         <w:tc>
           <w:tcPr>
             <w:tcW w:type="dxa" w:w="1900"/>
@@ -6572,6 +7055,9 @@
         </w:tc>
       </w:tr>
       <w:tr>
+        <w:trPr>
+          <w:cantSplit/>
+        </w:trPr>
         <w:tc>
           <w:tcPr>
             <w:tcW w:type="dxa" w:w="1900"/>
@@ -6628,6 +7114,9 @@
         </w:tc>
       </w:tr>
       <w:tr>
+        <w:trPr>
+          <w:cantSplit/>
+        </w:trPr>
         <w:tc>
           <w:tcPr>
             <w:tcW w:type="dxa" w:w="1900"/>
@@ -6684,6 +7173,9 @@
         </w:tc>
       </w:tr>
       <w:tr>
+        <w:trPr>
+          <w:cantSplit/>
+        </w:trPr>
         <w:tc>
           <w:tcPr>
             <w:tcW w:type="dxa" w:w="1900"/>
@@ -6748,6 +7240,8 @@
     <w:p>
       <w:pPr>
         <w:pStyle w:val="Heading3"/>
+        <w:keepNext/>
+        <w:keepLines/>
         <w:spacing w:after="100" w:before="220"/>
       </w:pPr>
       <w:r>
@@ -6771,6 +7265,9 @@
         <w:gridCol w:w="7700"/>
       </w:tblGrid>
       <w:tr>
+        <w:trPr>
+          <w:cantSplit/>
+        </w:trPr>
         <w:tc>
           <w:tcPr>
             <w:tcW w:type="dxa" w:w="1900"/>
@@ -6827,6 +7324,9 @@
         </w:tc>
       </w:tr>
       <w:tr>
+        <w:trPr>
+          <w:cantSplit/>
+        </w:trPr>
         <w:tc>
           <w:tcPr>
             <w:tcW w:type="dxa" w:w="1900"/>
@@ -6883,6 +7383,9 @@
         </w:tc>
       </w:tr>
       <w:tr>
+        <w:trPr>
+          <w:cantSplit/>
+        </w:trPr>
         <w:tc>
           <w:tcPr>
             <w:tcW w:type="dxa" w:w="1900"/>
@@ -6939,6 +7442,9 @@
         </w:tc>
       </w:tr>
       <w:tr>
+        <w:trPr>
+          <w:cantSplit/>
+        </w:trPr>
         <w:tc>
           <w:tcPr>
             <w:tcW w:type="dxa" w:w="1900"/>
@@ -6995,6 +7501,9 @@
         </w:tc>
       </w:tr>
       <w:tr>
+        <w:trPr>
+          <w:cantSplit/>
+        </w:trPr>
         <w:tc>
           <w:tcPr>
             <w:tcW w:type="dxa" w:w="1900"/>
@@ -7051,6 +7560,9 @@
         </w:tc>
       </w:tr>
       <w:tr>
+        <w:trPr>
+          <w:cantSplit/>
+        </w:trPr>
         <w:tc>
           <w:tcPr>
             <w:tcW w:type="dxa" w:w="1900"/>
@@ -7120,6 +7632,8 @@
     <w:p>
       <w:pPr>
         <w:pStyle w:val="Heading1"/>
+        <w:keepNext/>
+        <w:keepLines/>
         <w:spacing w:after="160" w:before="380"/>
       </w:pPr>
       <w:r>
@@ -7129,6 +7643,8 @@
     <w:p>
       <w:pPr>
         <w:pStyle w:val="Heading3"/>
+        <w:keepNext/>
+        <w:keepLines/>
         <w:spacing w:after="100" w:before="220"/>
       </w:pPr>
       <w:r>
@@ -7152,6 +7668,9 @@
         <w:gridCol w:w="7700"/>
       </w:tblGrid>
       <w:tr>
+        <w:trPr>
+          <w:cantSplit/>
+        </w:trPr>
         <w:tc>
           <w:tcPr>
             <w:tcW w:type="dxa" w:w="1900"/>
@@ -7208,6 +7727,9 @@
         </w:tc>
       </w:tr>
       <w:tr>
+        <w:trPr>
+          <w:cantSplit/>
+        </w:trPr>
         <w:tc>
           <w:tcPr>
             <w:tcW w:type="dxa" w:w="1900"/>
@@ -7264,6 +7786,9 @@
         </w:tc>
       </w:tr>
       <w:tr>
+        <w:trPr>
+          <w:cantSplit/>
+        </w:trPr>
         <w:tc>
           <w:tcPr>
             <w:tcW w:type="dxa" w:w="1900"/>
@@ -7320,6 +7845,9 @@
         </w:tc>
       </w:tr>
       <w:tr>
+        <w:trPr>
+          <w:cantSplit/>
+        </w:trPr>
         <w:tc>
           <w:tcPr>
             <w:tcW w:type="dxa" w:w="1900"/>
@@ -7376,6 +7904,9 @@
         </w:tc>
       </w:tr>
       <w:tr>
+        <w:trPr>
+          <w:cantSplit/>
+        </w:trPr>
         <w:tc>
           <w:tcPr>
             <w:tcW w:type="dxa" w:w="1900"/>
@@ -7432,6 +7963,9 @@
         </w:tc>
       </w:tr>
       <w:tr>
+        <w:trPr>
+          <w:cantSplit/>
+        </w:trPr>
         <w:tc>
           <w:tcPr>
             <w:tcW w:type="dxa" w:w="1900"/>
@@ -7496,6 +8030,8 @@
     <w:p>
       <w:pPr>
         <w:pStyle w:val="Heading3"/>
+        <w:keepNext/>
+        <w:keepLines/>
         <w:spacing w:after="100" w:before="220"/>
       </w:pPr>
       <w:r>
@@ -7519,6 +8055,9 @@
         <w:gridCol w:w="7700"/>
       </w:tblGrid>
       <w:tr>
+        <w:trPr>
+          <w:cantSplit/>
+        </w:trPr>
         <w:tc>
           <w:tcPr>
             <w:tcW w:type="dxa" w:w="1900"/>
@@ -7575,6 +8114,9 @@
         </w:tc>
       </w:tr>
       <w:tr>
+        <w:trPr>
+          <w:cantSplit/>
+        </w:trPr>
         <w:tc>
           <w:tcPr>
             <w:tcW w:type="dxa" w:w="1900"/>
@@ -7631,6 +8173,9 @@
         </w:tc>
       </w:tr>
       <w:tr>
+        <w:trPr>
+          <w:cantSplit/>
+        </w:trPr>
         <w:tc>
           <w:tcPr>
             <w:tcW w:type="dxa" w:w="1900"/>
@@ -7687,6 +8232,9 @@
         </w:tc>
       </w:tr>
       <w:tr>
+        <w:trPr>
+          <w:cantSplit/>
+        </w:trPr>
         <w:tc>
           <w:tcPr>
             <w:tcW w:type="dxa" w:w="1900"/>
@@ -7743,6 +8291,9 @@
         </w:tc>
       </w:tr>
       <w:tr>
+        <w:trPr>
+          <w:cantSplit/>
+        </w:trPr>
         <w:tc>
           <w:tcPr>
             <w:tcW w:type="dxa" w:w="1900"/>
@@ -7799,6 +8350,9 @@
         </w:tc>
       </w:tr>
       <w:tr>
+        <w:trPr>
+          <w:cantSplit/>
+        </w:trPr>
         <w:tc>
           <w:tcPr>
             <w:tcW w:type="dxa" w:w="1900"/>
@@ -7863,6 +8417,8 @@
     <w:p>
       <w:pPr>
         <w:pStyle w:val="Heading3"/>
+        <w:keepNext/>
+        <w:keepLines/>
         <w:spacing w:after="100" w:before="220"/>
       </w:pPr>
       <w:r>
@@ -7886,6 +8442,9 @@
         <w:gridCol w:w="7700"/>
       </w:tblGrid>
       <w:tr>
+        <w:trPr>
+          <w:cantSplit/>
+        </w:trPr>
         <w:tc>
           <w:tcPr>
             <w:tcW w:type="dxa" w:w="1900"/>
@@ -7942,6 +8501,9 @@
         </w:tc>
       </w:tr>
       <w:tr>
+        <w:trPr>
+          <w:cantSplit/>
+        </w:trPr>
         <w:tc>
           <w:tcPr>
             <w:tcW w:type="dxa" w:w="1900"/>
@@ -7998,6 +8560,9 @@
         </w:tc>
       </w:tr>
       <w:tr>
+        <w:trPr>
+          <w:cantSplit/>
+        </w:trPr>
         <w:tc>
           <w:tcPr>
             <w:tcW w:type="dxa" w:w="1900"/>
@@ -8054,6 +8619,9 @@
         </w:tc>
       </w:tr>
       <w:tr>
+        <w:trPr>
+          <w:cantSplit/>
+        </w:trPr>
         <w:tc>
           <w:tcPr>
             <w:tcW w:type="dxa" w:w="1900"/>
@@ -8110,6 +8678,9 @@
         </w:tc>
       </w:tr>
       <w:tr>
+        <w:trPr>
+          <w:cantSplit/>
+        </w:trPr>
         <w:tc>
           <w:tcPr>
             <w:tcW w:type="dxa" w:w="1900"/>
@@ -8166,6 +8737,9 @@
         </w:tc>
       </w:tr>
       <w:tr>
+        <w:trPr>
+          <w:cantSplit/>
+        </w:trPr>
         <w:tc>
           <w:tcPr>
             <w:tcW w:type="dxa" w:w="1900"/>
@@ -8230,6 +8804,8 @@
     <w:p>
       <w:pPr>
         <w:pStyle w:val="Heading3"/>
+        <w:keepNext/>
+        <w:keepLines/>
         <w:spacing w:after="100" w:before="220"/>
       </w:pPr>
       <w:r>
@@ -8253,6 +8829,9 @@
         <w:gridCol w:w="7700"/>
       </w:tblGrid>
       <w:tr>
+        <w:trPr>
+          <w:cantSplit/>
+        </w:trPr>
         <w:tc>
           <w:tcPr>
             <w:tcW w:type="dxa" w:w="1900"/>
@@ -8309,6 +8888,9 @@
         </w:tc>
       </w:tr>
       <w:tr>
+        <w:trPr>
+          <w:cantSplit/>
+        </w:trPr>
         <w:tc>
           <w:tcPr>
             <w:tcW w:type="dxa" w:w="1900"/>
@@ -8365,6 +8947,9 @@
         </w:tc>
       </w:tr>
       <w:tr>
+        <w:trPr>
+          <w:cantSplit/>
+        </w:trPr>
         <w:tc>
           <w:tcPr>
             <w:tcW w:type="dxa" w:w="1900"/>
@@ -8421,6 +9006,9 @@
         </w:tc>
       </w:tr>
       <w:tr>
+        <w:trPr>
+          <w:cantSplit/>
+        </w:trPr>
         <w:tc>
           <w:tcPr>
             <w:tcW w:type="dxa" w:w="1900"/>
@@ -8477,6 +9065,9 @@
         </w:tc>
       </w:tr>
       <w:tr>
+        <w:trPr>
+          <w:cantSplit/>
+        </w:trPr>
         <w:tc>
           <w:tcPr>
             <w:tcW w:type="dxa" w:w="1900"/>
@@ -8533,6 +9124,9 @@
         </w:tc>
       </w:tr>
       <w:tr>
+        <w:trPr>
+          <w:cantSplit/>
+        </w:trPr>
         <w:tc>
           <w:tcPr>
             <w:tcW w:type="dxa" w:w="1900"/>
@@ -8597,6 +9191,8 @@
     <w:p>
       <w:pPr>
         <w:pStyle w:val="Heading1"/>
+        <w:keepNext/>
+        <w:keepLines/>
         <w:spacing w:after="160" w:before="380"/>
       </w:pPr>
       <w:r>
@@ -8606,6 +9202,8 @@
     <w:p>
       <w:pPr>
         <w:pStyle w:val="Heading3"/>
+        <w:keepNext/>
+        <w:keepLines/>
         <w:spacing w:after="100" w:before="220"/>
       </w:pPr>
       <w:r>
@@ -8629,6 +9227,9 @@
         <w:gridCol w:w="7700"/>
       </w:tblGrid>
       <w:tr>
+        <w:trPr>
+          <w:cantSplit/>
+        </w:trPr>
         <w:tc>
           <w:tcPr>
             <w:tcW w:type="dxa" w:w="1900"/>
@@ -8685,6 +9286,9 @@
         </w:tc>
       </w:tr>
       <w:tr>
+        <w:trPr>
+          <w:cantSplit/>
+        </w:trPr>
         <w:tc>
           <w:tcPr>
             <w:tcW w:type="dxa" w:w="1900"/>
@@ -8741,6 +9345,9 @@
         </w:tc>
       </w:tr>
       <w:tr>
+        <w:trPr>
+          <w:cantSplit/>
+        </w:trPr>
         <w:tc>
           <w:tcPr>
             <w:tcW w:type="dxa" w:w="1900"/>
@@ -8797,6 +9404,9 @@
         </w:tc>
       </w:tr>
       <w:tr>
+        <w:trPr>
+          <w:cantSplit/>
+        </w:trPr>
         <w:tc>
           <w:tcPr>
             <w:tcW w:type="dxa" w:w="1900"/>
@@ -8853,6 +9463,9 @@
         </w:tc>
       </w:tr>
       <w:tr>
+        <w:trPr>
+          <w:cantSplit/>
+        </w:trPr>
         <w:tc>
           <w:tcPr>
             <w:tcW w:type="dxa" w:w="1900"/>
@@ -8909,6 +9522,9 @@
         </w:tc>
       </w:tr>
       <w:tr>
+        <w:trPr>
+          <w:cantSplit/>
+        </w:trPr>
         <w:tc>
           <w:tcPr>
             <w:tcW w:type="dxa" w:w="1900"/>
@@ -8986,6 +9602,9 @@
         <w:gridCol w:w="9600"/>
       </w:tblGrid>
       <w:tr>
+        <w:trPr>
+          <w:cantSplit/>
+        </w:trPr>
         <w:tc>
           <w:tcPr>
             <w:tcW w:type="dxa" w:w="9600"/>
@@ -9029,6 +9648,8 @@
     <w:p>
       <w:pPr>
         <w:pStyle w:val="Heading1"/>
+        <w:keepNext/>
+        <w:keepLines/>
         <w:spacing w:after="160" w:before="380"/>
       </w:pPr>
       <w:r>
@@ -9038,6 +9659,8 @@
     <w:p>
       <w:pPr>
         <w:pStyle w:val="Heading3"/>
+        <w:keepNext/>
+        <w:keepLines/>
         <w:spacing w:after="100" w:before="220"/>
       </w:pPr>
       <w:r>
@@ -9061,6 +9684,9 @@
         <w:gridCol w:w="7700"/>
       </w:tblGrid>
       <w:tr>
+        <w:trPr>
+          <w:cantSplit/>
+        </w:trPr>
         <w:tc>
           <w:tcPr>
             <w:tcW w:type="dxa" w:w="1900"/>
@@ -9117,6 +9743,9 @@
         </w:tc>
       </w:tr>
       <w:tr>
+        <w:trPr>
+          <w:cantSplit/>
+        </w:trPr>
         <w:tc>
           <w:tcPr>
             <w:tcW w:type="dxa" w:w="1900"/>
@@ -9173,6 +9802,9 @@
         </w:tc>
       </w:tr>
       <w:tr>
+        <w:trPr>
+          <w:cantSplit/>
+        </w:trPr>
         <w:tc>
           <w:tcPr>
             <w:tcW w:type="dxa" w:w="1900"/>
@@ -9229,6 +9861,9 @@
         </w:tc>
       </w:tr>
       <w:tr>
+        <w:trPr>
+          <w:cantSplit/>
+        </w:trPr>
         <w:tc>
           <w:tcPr>
             <w:tcW w:type="dxa" w:w="1900"/>
@@ -9285,6 +9920,9 @@
         </w:tc>
       </w:tr>
       <w:tr>
+        <w:trPr>
+          <w:cantSplit/>
+        </w:trPr>
         <w:tc>
           <w:tcPr>
             <w:tcW w:type="dxa" w:w="1900"/>
@@ -9341,6 +9979,9 @@
         </w:tc>
       </w:tr>
       <w:tr>
+        <w:trPr>
+          <w:cantSplit/>
+        </w:trPr>
         <w:tc>
           <w:tcPr>
             <w:tcW w:type="dxa" w:w="1900"/>
@@ -9405,6 +10046,8 @@
     <w:p>
       <w:pPr>
         <w:pStyle w:val="Heading3"/>
+        <w:keepNext/>
+        <w:keepLines/>
         <w:spacing w:after="100" w:before="220"/>
       </w:pPr>
       <w:r>
@@ -9428,6 +10071,9 @@
         <w:gridCol w:w="7700"/>
       </w:tblGrid>
       <w:tr>
+        <w:trPr>
+          <w:cantSplit/>
+        </w:trPr>
         <w:tc>
           <w:tcPr>
             <w:tcW w:type="dxa" w:w="1900"/>
@@ -9484,6 +10130,9 @@
         </w:tc>
       </w:tr>
       <w:tr>
+        <w:trPr>
+          <w:cantSplit/>
+        </w:trPr>
         <w:tc>
           <w:tcPr>
             <w:tcW w:type="dxa" w:w="1900"/>
@@ -9540,6 +10189,9 @@
         </w:tc>
       </w:tr>
       <w:tr>
+        <w:trPr>
+          <w:cantSplit/>
+        </w:trPr>
         <w:tc>
           <w:tcPr>
             <w:tcW w:type="dxa" w:w="1900"/>
@@ -9596,6 +10248,9 @@
         </w:tc>
       </w:tr>
       <w:tr>
+        <w:trPr>
+          <w:cantSplit/>
+        </w:trPr>
         <w:tc>
           <w:tcPr>
             <w:tcW w:type="dxa" w:w="1900"/>
@@ -9652,6 +10307,9 @@
         </w:tc>
       </w:tr>
       <w:tr>
+        <w:trPr>
+          <w:cantSplit/>
+        </w:trPr>
         <w:tc>
           <w:tcPr>
             <w:tcW w:type="dxa" w:w="1900"/>
@@ -9708,6 +10366,9 @@
         </w:tc>
       </w:tr>
       <w:tr>
+        <w:trPr>
+          <w:cantSplit/>
+        </w:trPr>
         <w:tc>
           <w:tcPr>
             <w:tcW w:type="dxa" w:w="1900"/>
@@ -9772,6 +10433,8 @@
     <w:p>
       <w:pPr>
         <w:pStyle w:val="Heading1"/>
+        <w:keepNext/>
+        <w:keepLines/>
         <w:spacing w:after="160" w:before="380"/>
       </w:pPr>
       <w:r>
@@ -9781,6 +10444,8 @@
     <w:p>
       <w:pPr>
         <w:pStyle w:val="Heading3"/>
+        <w:keepNext/>
+        <w:keepLines/>
         <w:spacing w:after="100" w:before="220"/>
       </w:pPr>
       <w:r>
@@ -9804,6 +10469,9 @@
         <w:gridCol w:w="7700"/>
       </w:tblGrid>
       <w:tr>
+        <w:trPr>
+          <w:cantSplit/>
+        </w:trPr>
         <w:tc>
           <w:tcPr>
             <w:tcW w:type="dxa" w:w="1900"/>
@@ -9860,6 +10528,9 @@
         </w:tc>
       </w:tr>
       <w:tr>
+        <w:trPr>
+          <w:cantSplit/>
+        </w:trPr>
         <w:tc>
           <w:tcPr>
             <w:tcW w:type="dxa" w:w="1900"/>
@@ -9916,6 +10587,9 @@
         </w:tc>
       </w:tr>
       <w:tr>
+        <w:trPr>
+          <w:cantSplit/>
+        </w:trPr>
         <w:tc>
           <w:tcPr>
             <w:tcW w:type="dxa" w:w="1900"/>
@@ -9972,6 +10646,9 @@
         </w:tc>
       </w:tr>
       <w:tr>
+        <w:trPr>
+          <w:cantSplit/>
+        </w:trPr>
         <w:tc>
           <w:tcPr>
             <w:tcW w:type="dxa" w:w="1900"/>
@@ -10028,6 +10705,9 @@
         </w:tc>
       </w:tr>
       <w:tr>
+        <w:trPr>
+          <w:cantSplit/>
+        </w:trPr>
         <w:tc>
           <w:tcPr>
             <w:tcW w:type="dxa" w:w="1900"/>
@@ -10084,6 +10764,9 @@
         </w:tc>
       </w:tr>
       <w:tr>
+        <w:trPr>
+          <w:cantSplit/>
+        </w:trPr>
         <w:tc>
           <w:tcPr>
             <w:tcW w:type="dxa" w:w="1900"/>
@@ -10148,6 +10831,8 @@
     <w:p>
       <w:pPr>
         <w:pStyle w:val="Heading3"/>
+        <w:keepNext/>
+        <w:keepLines/>
         <w:spacing w:after="100" w:before="220"/>
       </w:pPr>
       <w:r>
@@ -10171,6 +10856,9 @@
         <w:gridCol w:w="7700"/>
       </w:tblGrid>
       <w:tr>
+        <w:trPr>
+          <w:cantSplit/>
+        </w:trPr>
         <w:tc>
           <w:tcPr>
             <w:tcW w:type="dxa" w:w="1900"/>
@@ -10227,6 +10915,9 @@
         </w:tc>
       </w:tr>
       <w:tr>
+        <w:trPr>
+          <w:cantSplit/>
+        </w:trPr>
         <w:tc>
           <w:tcPr>
             <w:tcW w:type="dxa" w:w="1900"/>
@@ -10283,6 +10974,9 @@
         </w:tc>
       </w:tr>
       <w:tr>
+        <w:trPr>
+          <w:cantSplit/>
+        </w:trPr>
         <w:tc>
           <w:tcPr>
             <w:tcW w:type="dxa" w:w="1900"/>
@@ -10339,6 +11033,9 @@
         </w:tc>
       </w:tr>
       <w:tr>
+        <w:trPr>
+          <w:cantSplit/>
+        </w:trPr>
         <w:tc>
           <w:tcPr>
             <w:tcW w:type="dxa" w:w="1900"/>
@@ -10395,6 +11092,9 @@
         </w:tc>
       </w:tr>
       <w:tr>
+        <w:trPr>
+          <w:cantSplit/>
+        </w:trPr>
         <w:tc>
           <w:tcPr>
             <w:tcW w:type="dxa" w:w="1900"/>
@@ -10451,6 +11151,9 @@
         </w:tc>
       </w:tr>
       <w:tr>
+        <w:trPr>
+          <w:cantSplit/>
+        </w:trPr>
         <w:tc>
           <w:tcPr>
             <w:tcW w:type="dxa" w:w="1900"/>
@@ -10515,6 +11218,8 @@
     <w:p>
       <w:pPr>
         <w:pStyle w:val="Heading1"/>
+        <w:keepNext/>
+        <w:keepLines/>
         <w:spacing w:after="160" w:before="380"/>
       </w:pPr>
       <w:r>
@@ -10538,6 +11243,8 @@
     <w:p>
       <w:pPr>
         <w:pStyle w:val="Heading3"/>
+        <w:keepNext/>
+        <w:keepLines/>
         <w:spacing w:after="100" w:before="220"/>
       </w:pPr>
       <w:r>
@@ -10561,6 +11268,9 @@
         <w:gridCol w:w="7700"/>
       </w:tblGrid>
       <w:tr>
+        <w:trPr>
+          <w:cantSplit/>
+        </w:trPr>
         <w:tc>
           <w:tcPr>
             <w:tcW w:type="dxa" w:w="1900"/>
@@ -10617,6 +11327,9 @@
         </w:tc>
       </w:tr>
       <w:tr>
+        <w:trPr>
+          <w:cantSplit/>
+        </w:trPr>
         <w:tc>
           <w:tcPr>
             <w:tcW w:type="dxa" w:w="1900"/>
@@ -10673,6 +11386,9 @@
         </w:tc>
       </w:tr>
       <w:tr>
+        <w:trPr>
+          <w:cantSplit/>
+        </w:trPr>
         <w:tc>
           <w:tcPr>
             <w:tcW w:type="dxa" w:w="1900"/>
@@ -10729,6 +11445,9 @@
         </w:tc>
       </w:tr>
       <w:tr>
+        <w:trPr>
+          <w:cantSplit/>
+        </w:trPr>
         <w:tc>
           <w:tcPr>
             <w:tcW w:type="dxa" w:w="1900"/>
@@ -10785,6 +11504,9 @@
         </w:tc>
       </w:tr>
       <w:tr>
+        <w:trPr>
+          <w:cantSplit/>
+        </w:trPr>
         <w:tc>
           <w:tcPr>
             <w:tcW w:type="dxa" w:w="1900"/>
@@ -10841,6 +11563,9 @@
         </w:tc>
       </w:tr>
       <w:tr>
+        <w:trPr>
+          <w:cantSplit/>
+        </w:trPr>
         <w:tc>
           <w:tcPr>
             <w:tcW w:type="dxa" w:w="1900"/>
@@ -10905,6 +11630,8 @@
     <w:p>
       <w:pPr>
         <w:pStyle w:val="Heading3"/>
+        <w:keepNext/>
+        <w:keepLines/>
         <w:spacing w:after="100" w:before="220"/>
       </w:pPr>
       <w:r>
@@ -10928,6 +11655,9 @@
         <w:gridCol w:w="7700"/>
       </w:tblGrid>
       <w:tr>
+        <w:trPr>
+          <w:cantSplit/>
+        </w:trPr>
         <w:tc>
           <w:tcPr>
             <w:tcW w:type="dxa" w:w="1900"/>
@@ -10984,6 +11714,9 @@
         </w:tc>
       </w:tr>
       <w:tr>
+        <w:trPr>
+          <w:cantSplit/>
+        </w:trPr>
         <w:tc>
           <w:tcPr>
             <w:tcW w:type="dxa" w:w="1900"/>
@@ -11040,6 +11773,9 @@
         </w:tc>
       </w:tr>
       <w:tr>
+        <w:trPr>
+          <w:cantSplit/>
+        </w:trPr>
         <w:tc>
           <w:tcPr>
             <w:tcW w:type="dxa" w:w="1900"/>
@@ -11096,6 +11832,9 @@
         </w:tc>
       </w:tr>
       <w:tr>
+        <w:trPr>
+          <w:cantSplit/>
+        </w:trPr>
         <w:tc>
           <w:tcPr>
             <w:tcW w:type="dxa" w:w="1900"/>
@@ -11152,6 +11891,9 @@
         </w:tc>
       </w:tr>
       <w:tr>
+        <w:trPr>
+          <w:cantSplit/>
+        </w:trPr>
         <w:tc>
           <w:tcPr>
             <w:tcW w:type="dxa" w:w="1900"/>
@@ -11208,6 +11950,9 @@
         </w:tc>
       </w:tr>
       <w:tr>
+        <w:trPr>
+          <w:cantSplit/>
+        </w:trPr>
         <w:tc>
           <w:tcPr>
             <w:tcW w:type="dxa" w:w="1900"/>
@@ -11272,6 +12017,8 @@
     <w:p>
       <w:pPr>
         <w:pStyle w:val="Heading3"/>
+        <w:keepNext/>
+        <w:keepLines/>
         <w:spacing w:after="100" w:before="220"/>
       </w:pPr>
       <w:r>
@@ -11295,6 +12042,9 @@
         <w:gridCol w:w="7700"/>
       </w:tblGrid>
       <w:tr>
+        <w:trPr>
+          <w:cantSplit/>
+        </w:trPr>
         <w:tc>
           <w:tcPr>
             <w:tcW w:type="dxa" w:w="1900"/>
@@ -11351,6 +12101,9 @@
         </w:tc>
       </w:tr>
       <w:tr>
+        <w:trPr>
+          <w:cantSplit/>
+        </w:trPr>
         <w:tc>
           <w:tcPr>
             <w:tcW w:type="dxa" w:w="1900"/>
@@ -11407,6 +12160,9 @@
         </w:tc>
       </w:tr>
       <w:tr>
+        <w:trPr>
+          <w:cantSplit/>
+        </w:trPr>
         <w:tc>
           <w:tcPr>
             <w:tcW w:type="dxa" w:w="1900"/>
@@ -11463,6 +12219,9 @@
         </w:tc>
       </w:tr>
       <w:tr>
+        <w:trPr>
+          <w:cantSplit/>
+        </w:trPr>
         <w:tc>
           <w:tcPr>
             <w:tcW w:type="dxa" w:w="1900"/>
@@ -11519,6 +12278,9 @@
         </w:tc>
       </w:tr>
       <w:tr>
+        <w:trPr>
+          <w:cantSplit/>
+        </w:trPr>
         <w:tc>
           <w:tcPr>
             <w:tcW w:type="dxa" w:w="1900"/>
@@ -11575,6 +12337,9 @@
         </w:tc>
       </w:tr>
       <w:tr>
+        <w:trPr>
+          <w:cantSplit/>
+        </w:trPr>
         <w:tc>
           <w:tcPr>
             <w:tcW w:type="dxa" w:w="1900"/>
@@ -11652,6 +12417,9 @@
         <w:gridCol w:w="9600"/>
       </w:tblGrid>
       <w:tr>
+        <w:trPr>
+          <w:cantSplit/>
+        </w:trPr>
         <w:tc>
           <w:tcPr>
             <w:tcW w:type="dxa" w:w="9600"/>
@@ -11695,6 +12463,8 @@
     <w:p>
       <w:pPr>
         <w:pStyle w:val="Heading1"/>
+        <w:keepNext/>
+        <w:keepLines/>
         <w:spacing w:after="160" w:before="380"/>
       </w:pPr>
       <w:r>
@@ -11704,6 +12474,8 @@
     <w:p>
       <w:pPr>
         <w:pStyle w:val="Heading3"/>
+        <w:keepNext/>
+        <w:keepLines/>
         <w:spacing w:after="100" w:before="220"/>
       </w:pPr>
       <w:r>
@@ -11727,6 +12499,9 @@
         <w:gridCol w:w="7700"/>
       </w:tblGrid>
       <w:tr>
+        <w:trPr>
+          <w:cantSplit/>
+        </w:trPr>
         <w:tc>
           <w:tcPr>
             <w:tcW w:type="dxa" w:w="1900"/>
@@ -11783,6 +12558,9 @@
         </w:tc>
       </w:tr>
       <w:tr>
+        <w:trPr>
+          <w:cantSplit/>
+        </w:trPr>
         <w:tc>
           <w:tcPr>
             <w:tcW w:type="dxa" w:w="1900"/>
@@ -11839,6 +12617,9 @@
         </w:tc>
       </w:tr>
       <w:tr>
+        <w:trPr>
+          <w:cantSplit/>
+        </w:trPr>
         <w:tc>
           <w:tcPr>
             <w:tcW w:type="dxa" w:w="1900"/>
@@ -11895,6 +12676,9 @@
         </w:tc>
       </w:tr>
       <w:tr>
+        <w:trPr>
+          <w:cantSplit/>
+        </w:trPr>
         <w:tc>
           <w:tcPr>
             <w:tcW w:type="dxa" w:w="1900"/>
@@ -11951,6 +12735,9 @@
         </w:tc>
       </w:tr>
       <w:tr>
+        <w:trPr>
+          <w:cantSplit/>
+        </w:trPr>
         <w:tc>
           <w:tcPr>
             <w:tcW w:type="dxa" w:w="1900"/>
@@ -12007,6 +12794,9 @@
         </w:tc>
       </w:tr>
       <w:tr>
+        <w:trPr>
+          <w:cantSplit/>
+        </w:trPr>
         <w:tc>
           <w:tcPr>
             <w:tcW w:type="dxa" w:w="1900"/>
@@ -12071,6 +12861,8 @@
     <w:p>
       <w:pPr>
         <w:pStyle w:val="Heading1"/>
+        <w:keepNext/>
+        <w:keepLines/>
         <w:spacing w:after="160" w:before="380"/>
       </w:pPr>
       <w:r>
@@ -12198,6 +12990,9 @@
         </w:tc>
       </w:tr>
       <w:tr>
+        <w:trPr>
+          <w:cantSplit/>
+        </w:trPr>
         <w:tc>
           <w:tcPr>
             <w:tcW w:type="dxa" w:w="900"/>
@@ -12281,6 +13076,9 @@
         </w:tc>
       </w:tr>
       <w:tr>
+        <w:trPr>
+          <w:cantSplit/>
+        </w:trPr>
         <w:tc>
           <w:tcPr>
             <w:tcW w:type="dxa" w:w="900"/>
@@ -12364,6 +13162,9 @@
         </w:tc>
       </w:tr>
       <w:tr>
+        <w:trPr>
+          <w:cantSplit/>
+        </w:trPr>
         <w:tc>
           <w:tcPr>
             <w:tcW w:type="dxa" w:w="900"/>
@@ -12450,6 +13251,8 @@
     <w:p>
       <w:pPr>
         <w:pStyle w:val="Heading1"/>
+        <w:keepNext/>
+        <w:keepLines/>
         <w:spacing w:after="160" w:before="380"/>
       </w:pPr>
       <w:r>
@@ -13352,6 +14155,9 @@
         </w:tc>
       </w:tr>
       <w:tr>
+        <w:trPr>
+          <w:cantSplit/>
+        </w:trPr>
         <w:tc>
           <w:tcPr>
             <w:tcW w:type="dxa" w:w="1800"/>
@@ -13435,6 +14241,9 @@
         </w:tc>
       </w:tr>
       <w:tr>
+        <w:trPr>
+          <w:cantSplit/>
+        </w:trPr>
         <w:tc>
           <w:tcPr>
             <w:tcW w:type="dxa" w:w="1800"/>
@@ -13518,6 +14327,9 @@
         </w:tc>
       </w:tr>
       <w:tr>
+        <w:trPr>
+          <w:cantSplit/>
+        </w:trPr>
         <w:tc>
           <w:tcPr>
             <w:tcW w:type="dxa" w:w="1800"/>
@@ -13618,6 +14430,8 @@
     <w:p>
       <w:pPr>
         <w:pStyle w:val="Heading1"/>
+        <w:keepNext/>
+        <w:keepLines/>
         <w:spacing w:after="160" w:before="380"/>
       </w:pPr>
       <w:r>
@@ -13796,6 +14610,9 @@
         </w:tc>
       </w:tr>
       <w:tr>
+        <w:trPr>
+          <w:cantSplit/>
+        </w:trPr>
         <w:tc>
           <w:tcPr>
             <w:tcW w:type="dxa" w:w="2000"/>
@@ -13879,6 +14696,9 @@
         </w:tc>
       </w:tr>
       <w:tr>
+        <w:trPr>
+          <w:cantSplit/>
+        </w:trPr>
         <w:tc>
           <w:tcPr>
             <w:tcW w:type="dxa" w:w="2000"/>
@@ -13962,6 +14782,9 @@
         </w:tc>
       </w:tr>
       <w:tr>
+        <w:trPr>
+          <w:cantSplit/>
+        </w:trPr>
         <w:tc>
           <w:tcPr>
             <w:tcW w:type="dxa" w:w="2000"/>
@@ -14061,6 +14884,9 @@
         <w:gridCol w:w="9600"/>
       </w:tblGrid>
       <w:tr>
+        <w:trPr>
+          <w:cantSplit/>
+        </w:trPr>
         <w:tc>
           <w:tcPr>
             <w:tcW w:type="dxa" w:w="9600"/>
@@ -14097,8 +14923,8 @@
       </w:tr>
     </w:tbl>
     <w:sectPr>
-      <w:headerReference w:type="default" r:id="rId7"/>
-      <w:footerReference w:type="default" r:id="rId8"/>
+      <w:headerReference w:type="default" r:id="rId6"/>
+      <w:footerReference w:type="default" r:id="rId7"/>
       <w:pgSz w:w="11906" w:h="16838" w:orient="portrait"/>
       <w:pgMar w:top="1140" w:right="1134" w:bottom="1140" w:left="1134" w:header="708" w:footer="708" w:gutter="0"/>
       <w:pgNumType/>
@@ -14106,10 +14932,6 @@
     </w:sectPr>
   </w:body>
 </w:document>
-</file>
-
-<file path=word/comments.xml><?xml version="1.0" encoding="utf-8"?>
-<w:comments xmlns:cx="http://schemas.microsoft.com/office/drawing/2014/chartex" xmlns:cx1="http://schemas.microsoft.com/office/drawing/2015/9/8/chartex" xmlns:cx2="http://schemas.microsoft.com/office/drawing/2015/10/21/chartex" xmlns:cx3="http://schemas.microsoft.com/office/drawing/2016/5/9/chartex" xmlns:cx4="http://schemas.microsoft.com/office/drawing/2016/5/10/chartex" xmlns:cx5="http://schemas.microsoft.com/office/drawing/2016/5/11/chartex" xmlns:cx6="http://schemas.microsoft.com/office/drawing/2016/5/12/chartex" xmlns:cx7="http://schemas.microsoft.com/office/drawing/2016/5/13/chartex" xmlns:cx8="http://schemas.microsoft.com/office/drawing/2016/5/14/chartex" xmlns:mc="http://schemas.openxmlformats.org/markup-compatibility/2006" xmlns:aink="http://schemas.microsoft.com/office/drawing/2016/ink" xmlns:am3d="http://schemas.microsoft.com/office/drawing/2017/model3d" xmlns:o="urn:schemas-microsoft-com:office:office" xmlns:r="http://schemas.openxmlformats.org/officeDocument/2006/relationships" xmlns:m="http://schemas.openxmlformats.org/officeDocument/2006/math" xmlns:v="urn:schemas-microsoft-com:vml" xmlns:wp14="http://schemas.microsoft.com/office/word/2010/wordprocessingDrawing" xmlns:wp="http://schemas.openxmlformats.org/drawingml/2006/wordprocessingDrawing" xmlns:w10="urn:schemas-microsoft-com:office:word" xmlns:w="http://schemas.openxmlformats.org/wordprocessingml/2006/main" xmlns:w14="http://schemas.microsoft.com/office/word/2010/wordml" xmlns:w15="http://schemas.microsoft.com/office/word/2012/wordml" xmlns:w16cex="http://schemas.microsoft.com/office/word/2018/wordml/cex" xmlns:w16cid="http://schemas.microsoft.com/office/word/2016/wordml/cid" xmlns:w16="http://schemas.microsoft.com/office/word/2018/wordml" xmlns:w16sdtdh="http://schemas.microsoft.com/office/word/2020/wordml/sdtdatahash" xmlns:w16se="http://schemas.microsoft.com/office/word/2015/wordml/symex" xmlns:wpg="http://schemas.microsoft.com/office/word/2010/wordprocessingGroup" xmlns:wpi="http://schemas.microsoft.com/office/word/2010/wordprocessingInk" xmlns:wne="http://schemas.microsoft.com/office/word/2006/wordml" xmlns:wps="http://schemas.microsoft.com/office/word/2010/wordprocessingShape"/>
 </file>
 
 <file path=word/endnotes.xml><?xml version="1.0" encoding="utf-8"?>
@@ -14258,7 +15080,7 @@
 <w:numbering xmlns:wpc="http://schemas.microsoft.com/office/word/2010/wordprocessingCanvas" xmlns:mc="http://schemas.openxmlformats.org/markup-compatibility/2006" xmlns:o="urn:schemas-microsoft-com:office:office" xmlns:r="http://schemas.openxmlformats.org/officeDocument/2006/relationships" xmlns:m="http://schemas.openxmlformats.org/officeDocument/2006/math" xmlns:v="urn:schemas-microsoft-com:vml" xmlns:wp14="http://schemas.microsoft.com/office/word/2010/wordprocessingDrawing" xmlns:wp="http://schemas.openxmlformats.org/drawingml/2006/wordprocessingDrawing" xmlns:w10="urn:schemas-microsoft-com:office:word" xmlns:w="http://schemas.openxmlformats.org/wordprocessingml/2006/main" xmlns:w14="http://schemas.microsoft.com/office/word/2010/wordml" xmlns:w15="http://schemas.microsoft.com/office/word/2012/wordml" xmlns:wpg="http://schemas.microsoft.com/office/word/2010/wordprocessingGroup" xmlns:wpi="http://schemas.microsoft.com/office/word/2010/wordprocessingInk" xmlns:wne="http://schemas.microsoft.com/office/word/2006/wordml" xmlns:wps="http://schemas.microsoft.com/office/word/2010/wordprocessingShape" mc:Ignorable="w14 w15 wp14">
   <w:abstractNum w:abstractNumId="1" w15:restartNumberingAfterBreak="0">
     <w:multiLevelType w:val="hybridMultilevel"/>
-    <w:lvl w:ilvl="0" w15:tentative="1">
+    <w:lvl w:ilvl="0" w:tentative="1">
       <w:start w:val="1"/>
       <w:numFmt w:val="bullet"/>
       <w:lvlText w:val="●"/>
@@ -14267,7 +15089,7 @@
         <w:ind w:left="720" w:hanging="360"/>
       </w:pPr>
     </w:lvl>
-    <w:lvl w:ilvl="1" w15:tentative="1">
+    <w:lvl w:ilvl="1" w:tentative="1">
       <w:start w:val="1"/>
       <w:numFmt w:val="bullet"/>
       <w:lvlText w:val="○"/>
@@ -14276,7 +15098,7 @@
         <w:ind w:left="1440" w:hanging="360"/>
       </w:pPr>
     </w:lvl>
-    <w:lvl w:ilvl="2" w15:tentative="1">
+    <w:lvl w:ilvl="2" w:tentative="1">
       <w:start w:val="1"/>
       <w:numFmt w:val="bullet"/>
       <w:lvlText w:val="■"/>
@@ -14285,7 +15107,7 @@
         <w:ind w:left="2160" w:hanging="360"/>
       </w:pPr>
     </w:lvl>
-    <w:lvl w:ilvl="3" w15:tentative="1">
+    <w:lvl w:ilvl="3" w:tentative="1">
       <w:start w:val="1"/>
       <w:numFmt w:val="bullet"/>
       <w:lvlText w:val="●"/>
@@ -14294,7 +15116,7 @@
         <w:ind w:left="2880" w:hanging="360"/>
       </w:pPr>
     </w:lvl>
-    <w:lvl w:ilvl="4" w15:tentative="1">
+    <w:lvl w:ilvl="4" w:tentative="1">
       <w:start w:val="1"/>
       <w:numFmt w:val="bullet"/>
       <w:lvlText w:val="○"/>
@@ -14303,7 +15125,7 @@
         <w:ind w:left="3600" w:hanging="360"/>
       </w:pPr>
     </w:lvl>
-    <w:lvl w:ilvl="5" w15:tentative="1">
+    <w:lvl w:ilvl="5" w:tentative="1">
       <w:start w:val="1"/>
       <w:numFmt w:val="bullet"/>
       <w:lvlText w:val="■"/>
@@ -14312,7 +15134,7 @@
         <w:ind w:left="4320" w:hanging="360"/>
       </w:pPr>
     </w:lvl>
-    <w:lvl w:ilvl="6" w15:tentative="1">
+    <w:lvl w:ilvl="6" w:tentative="1">
       <w:start w:val="1"/>
       <w:numFmt w:val="bullet"/>
       <w:lvlText w:val="●"/>
@@ -14321,7 +15143,7 @@
         <w:ind w:left="5040" w:hanging="360"/>
       </w:pPr>
     </w:lvl>
-    <w:lvl w:ilvl="7" w15:tentative="1">
+    <w:lvl w:ilvl="7" w:tentative="1">
       <w:start w:val="1"/>
       <w:numFmt w:val="bullet"/>
       <w:lvlText w:val="●"/>
@@ -14330,7 +15152,7 @@
         <w:ind w:left="5760" w:hanging="360"/>
       </w:pPr>
     </w:lvl>
-    <w:lvl w:ilvl="8" w15:tentative="1">
+    <w:lvl w:ilvl="8" w:tentative="1">
       <w:start w:val="1"/>
       <w:numFmt w:val="bullet"/>
       <w:lvlText w:val="●"/>
@@ -14342,7 +15164,7 @@
   </w:abstractNum>
   <w:abstractNum w:abstractNumId="2" w15:restartNumberingAfterBreak="0">
     <w:multiLevelType w:val="hybridMultilevel"/>
-    <w:lvl w:ilvl="0" w15:tentative="1">
+    <w:lvl w:ilvl="0" w:tentative="1">
       <w:start w:val="1"/>
       <w:numFmt w:val="bullet"/>
       <w:lvlText w:val="•"/>
@@ -14351,7 +15173,7 @@
         <w:ind w:left="420" w:hanging="250"/>
       </w:pPr>
     </w:lvl>
-    <w:lvl w:ilvl="1" w15:tentative="1">
+    <w:lvl w:ilvl="1" w:tentative="1">
       <w:start w:val="1"/>
       <w:numFmt w:val="bullet"/>
       <w:lvlText w:val="◦"/>
@@ -14360,7 +15182,7 @@
         <w:ind w:left="840" w:hanging="250"/>
       </w:pPr>
     </w:lvl>
-    <w:lvl w:ilvl="2" w15:tentative="1">
+    <w:lvl w:ilvl="2" w:tentative="1">
       <w:start w:val="1"/>
       <w:numFmt w:val="bullet"/>
       <w:lvlText w:val="▪"/>
@@ -14372,7 +15194,7 @@
   </w:abstractNum>
   <w:abstractNum w:abstractNumId="3" w15:restartNumberingAfterBreak="0">
     <w:multiLevelType w:val="hybridMultilevel"/>
-    <w:lvl w:ilvl="0" w15:tentative="1">
+    <w:lvl w:ilvl="0" w:tentative="1">
       <w:start w:val="1"/>
       <w:numFmt w:val="decimal"/>
       <w:lvlText w:val="%1."/>
@@ -14381,7 +15203,7 @@
         <w:ind w:left="440" w:hanging="280"/>
       </w:pPr>
     </w:lvl>
-    <w:lvl w:ilvl="1" w15:tentative="1">
+    <w:lvl w:ilvl="1" w:tentative="1">
       <w:start w:val="1"/>
       <w:numFmt w:val="lowerLetter"/>
       <w:lvlText w:val="%2)"/>
@@ -14422,6 +15244,10 @@
       </w:pPr>
     </w:pPrDefault>
   </w:docDefaults>
+  <w:style w:type="paragraph" w:styleId="Normal" w:default="1">
+    <w:name w:val="Normal"/>
+    <w:qFormat/>
+  </w:style>
   <w:style w:type="paragraph" w:styleId="Title">
     <w:name w:val="Title"/>
     <w:basedOn w:val="Normal"/>
@@ -14612,4 +15438,294 @@
     </w:rPr>
   </w:style>
 </w:styles>
+</file>
+
+<file path=word/theme/theme1.xml><?xml version="1.0" encoding="utf-8"?>
+<a:theme xmlns:a="http://schemas.openxmlformats.org/drawingml/2006/main" name="Office Theme">
+  <a:themeElements>
+    <a:clrScheme name="Office">
+      <a:dk1>
+        <a:sysClr val="windowText" lastClr="000000"/>
+      </a:dk1>
+      <a:lt1>
+        <a:sysClr val="window" lastClr="FFFFFF"/>
+      </a:lt1>
+      <a:dk2>
+        <a:srgbClr val="44546A"/>
+      </a:dk2>
+      <a:lt2>
+        <a:srgbClr val="E7E6E6"/>
+      </a:lt2>
+      <a:accent1>
+        <a:srgbClr val="4472C4"/>
+      </a:accent1>
+      <a:accent2>
+        <a:srgbClr val="ED7D31"/>
+      </a:accent2>
+      <a:accent3>
+        <a:srgbClr val="A5A5A5"/>
+      </a:accent3>
+      <a:accent4>
+        <a:srgbClr val="FFC000"/>
+      </a:accent4>
+      <a:accent5>
+        <a:srgbClr val="5B9BD5"/>
+      </a:accent5>
+      <a:accent6>
+        <a:srgbClr val="70AD47"/>
+      </a:accent6>
+      <a:hlink>
+        <a:srgbClr val="0563C1"/>
+      </a:hlink>
+      <a:folHlink>
+        <a:srgbClr val="954F72"/>
+      </a:folHlink>
+    </a:clrScheme>
+    <a:fontScheme name="Office">
+      <a:majorFont>
+        <a:latin typeface="Calibri Light" panose="020F0302020204030204"/>
+        <a:ea typeface=""/>
+        <a:cs typeface=""/>
+        <a:font script="Jpan" typeface="游ゴシック Light"/>
+        <a:font script="Hang" typeface="맑은 고딕"/>
+        <a:font script="Hans" typeface="等线 Light"/>
+        <a:font script="Hant" typeface="新細明體"/>
+        <a:font script="Arab" typeface="Times New Roman"/>
+        <a:font script="Hebr" typeface="Times New Roman"/>
+        <a:font script="Thai" typeface="Angsana New"/>
+        <a:font script="Ethi" typeface="Nyala"/>
+        <a:font script="Beng" typeface="Vrinda"/>
+        <a:font script="Gujr" typeface="Shruti"/>
+        <a:font script="Khmr" typeface="MoolBoran"/>
+        <a:font script="Knda" typeface="Tunga"/>
+        <a:font script="Guru" typeface="Raavi"/>
+        <a:font script="Cans" typeface="Euphemia"/>
+        <a:font script="Cher" typeface="Plantagenet Cherokee"/>
+        <a:font script="Yiii" typeface="Microsoft Yi Baiti"/>
+        <a:font script="Tibt" typeface="Microsoft Himalaya"/>
+        <a:font script="Thaa" typeface="MV Boli"/>
+        <a:font script="Deva" typeface="Mangal"/>
+        <a:font script="Telu" typeface="Gautami"/>
+        <a:font script="Taml" typeface="Latha"/>
+        <a:font script="Syrc" typeface="Estrangelo Edessa"/>
+        <a:font script="Orya" typeface="Kalinga"/>
+        <a:font script="Mlym" typeface="Kartika"/>
+        <a:font script="Laoo" typeface="DokChampa"/>
+        <a:font script="Sinh" typeface="Iskoola Pota"/>
+        <a:font script="Mong" typeface="Mongolian Baiti"/>
+        <a:font script="Viet" typeface="Times New Roman"/>
+        <a:font script="Uigh" typeface="Microsoft Uighur"/>
+        <a:font script="Geor" typeface="Sylfaen"/>
+        <a:font script="Armn" typeface="Arial"/>
+        <a:font script="Bugi" typeface="Leelawadee UI"/>
+        <a:font script="Bopo" typeface="Microsoft JhengHei"/>
+        <a:font script="Java" typeface="Javanese Text"/>
+        <a:font script="Lisu" typeface="Segoe UI"/>
+        <a:font script="Mymr" typeface="Myanmar Text"/>
+        <a:font script="Nkoo" typeface="Ebrima"/>
+        <a:font script="Olck" typeface="Nirmala UI"/>
+        <a:font script="Osma" typeface="Ebrima"/>
+        <a:font script="Phag" typeface="Phagspa"/>
+        <a:font script="Syrn" typeface="Estrangelo Edessa"/>
+        <a:font script="Syrj" typeface="Estrangelo Edessa"/>
+        <a:font script="Syre" typeface="Estrangelo Edessa"/>
+        <a:font script="Sora" typeface="Nirmala UI"/>
+        <a:font script="Tale" typeface="Microsoft Tai Le"/>
+        <a:font script="Talu" typeface="Microsoft New Tai Lue"/>
+        <a:font script="Tfng" typeface="Ebrima"/>
+      </a:majorFont>
+      <a:minorFont>
+        <a:latin typeface="Calibri" panose="020F0502020204030204"/>
+        <a:ea typeface=""/>
+        <a:cs typeface=""/>
+        <a:font script="Jpan" typeface="游明朝"/>
+        <a:font script="Hang" typeface="맑은 고딕"/>
+        <a:font script="Hans" typeface="等线"/>
+        <a:font script="Hant" typeface="新細明體"/>
+        <a:font script="Arab" typeface="Arial"/>
+        <a:font script="Hebr" typeface="Arial"/>
+        <a:font script="Thai" typeface="Cordia New"/>
+        <a:font script="Ethi" typeface="Nyala"/>
+        <a:font script="Beng" typeface="Vrinda"/>
+        <a:font script="Gujr" typeface="Shruti"/>
+        <a:font script="Khmr" typeface="DaunPenh"/>
+        <a:font script="Knda" typeface="Tunga"/>
+        <a:font script="Guru" typeface="Raavi"/>
+        <a:font script="Cans" typeface="Euphemia"/>
+        <a:font script="Cher" typeface="Plantagenet Cherokee"/>
+        <a:font script="Yiii" typeface="Microsoft Yi Baiti"/>
+        <a:font script="Tibt" typeface="Microsoft Himalaya"/>
+        <a:font script="Thaa" typeface="MV Boli"/>
+        <a:font script="Deva" typeface="Mangal"/>
+        <a:font script="Telu" typeface="Gautami"/>
+        <a:font script="Taml" typeface="Latha"/>
+        <a:font script="Syrc" typeface="Estrangelo Edessa"/>
+        <a:font script="Orya" typeface="Kalinga"/>
+        <a:font script="Mlym" typeface="Kartika"/>
+        <a:font script="Laoo" typeface="DokChampa"/>
+        <a:font script="Sinh" typeface="Iskoola Pota"/>
+        <a:font script="Mong" typeface="Mongolian Baiti"/>
+        <a:font script="Viet" typeface="Arial"/>
+        <a:font script="Uigh" typeface="Microsoft Uighur"/>
+        <a:font script="Geor" typeface="Sylfaen"/>
+        <a:font script="Armn" typeface="Arial"/>
+        <a:font script="Bugi" typeface="Leelawadee UI"/>
+        <a:font script="Bopo" typeface="Microsoft JhengHei"/>
+        <a:font script="Java" typeface="Javanese Text"/>
+        <a:font script="Lisu" typeface="Segoe UI"/>
+        <a:font script="Mymr" typeface="Myanmar Text"/>
+        <a:font script="Nkoo" typeface="Ebrima"/>
+        <a:font script="Olck" typeface="Nirmala UI"/>
+        <a:font script="Osma" typeface="Ebrima"/>
+        <a:font script="Phag" typeface="Phagspa"/>
+        <a:font script="Syrn" typeface="Estrangelo Edessa"/>
+        <a:font script="Syrj" typeface="Estrangelo Edessa"/>
+        <a:font script="Syre" typeface="Estrangelo Edessa"/>
+        <a:font script="Sora" typeface="Nirmala UI"/>
+        <a:font script="Tale" typeface="Microsoft Tai Le"/>
+        <a:font script="Talu" typeface="Microsoft New Tai Lue"/>
+        <a:font script="Tfng" typeface="Ebrima"/>
+      </a:minorFont>
+    </a:fontScheme>
+    <a:fmtScheme name="Office">
+      <a:fillStyleLst>
+        <a:solidFill>
+          <a:schemeClr val="phClr"/>
+        </a:solidFill>
+        <a:gradFill rotWithShape="true">
+          <a:gsLst>
+            <a:gs pos="0">
+              <a:schemeClr val="phClr">
+                <a:lumMod val="110000"/>
+                <a:satMod val="105000"/>
+                <a:tint val="67000"/>
+              </a:schemeClr>
+            </a:gs>
+            <a:gs pos="50000">
+              <a:schemeClr val="phClr">
+                <a:lumMod val="105000"/>
+                <a:satMod val="103000"/>
+                <a:tint val="73000"/>
+              </a:schemeClr>
+            </a:gs>
+            <a:gs pos="100000">
+              <a:schemeClr val="phClr">
+                <a:lumMod val="105000"/>
+                <a:satMod val="109000"/>
+                <a:tint val="81000"/>
+              </a:schemeClr>
+            </a:gs>
+          </a:gsLst>
+          <a:lin ang="5400000" scaled="false"/>
+        </a:gradFill>
+        <a:gradFill rotWithShape="true">
+          <a:gsLst>
+            <a:gs pos="0">
+              <a:schemeClr val="phClr">
+                <a:satMod val="103000"/>
+                <a:lumMod val="102000"/>
+                <a:tint val="94000"/>
+              </a:schemeClr>
+            </a:gs>
+            <a:gs pos="50000">
+              <a:schemeClr val="phClr">
+                <a:satMod val="110000"/>
+                <a:lumMod val="100000"/>
+                <a:shade val="100000"/>
+              </a:schemeClr>
+            </a:gs>
+            <a:gs pos="100000">
+              <a:schemeClr val="phClr">
+                <a:lumMod val="99000"/>
+                <a:satMod val="120000"/>
+                <a:shade val="78000"/>
+              </a:schemeClr>
+            </a:gs>
+          </a:gsLst>
+          <a:lin ang="5400000" scaled="false"/>
+        </a:gradFill>
+      </a:fillStyleLst>
+      <a:lnStyleLst>
+        <a:ln w="6350" cap="flat" cmpd="sng" algn="ctr">
+          <a:solidFill>
+            <a:schemeClr val="phClr"/>
+          </a:solidFill>
+          <a:prstDash val="solid"/>
+          <a:miter lim="800000"/>
+        </a:ln>
+        <a:ln w="12700" cap="flat" cmpd="sng" algn="ctr">
+          <a:solidFill>
+            <a:schemeClr val="phClr"/>
+          </a:solidFill>
+          <a:prstDash val="solid"/>
+          <a:miter lim="800000"/>
+        </a:ln>
+        <a:ln w="19050" cap="flat" cmpd="sng" algn="ctr">
+          <a:solidFill>
+            <a:schemeClr val="phClr"/>
+          </a:solidFill>
+          <a:prstDash val="solid"/>
+          <a:miter lim="800000"/>
+        </a:ln>
+      </a:lnStyleLst>
+      <a:effectStyleLst>
+        <a:effectStyle>
+          <a:effectLst/>
+        </a:effectStyle>
+        <a:effectStyle>
+          <a:effectLst/>
+        </a:effectStyle>
+        <a:effectStyle>
+          <a:effectLst>
+            <a:outerShdw blurRad="57150" dist="19050" dir="5400000" algn="ctr" rotWithShape="false">
+              <a:srgbClr val="000000">
+                <a:alpha val="63000"/>
+              </a:srgbClr>
+            </a:outerShdw>
+          </a:effectLst>
+        </a:effectStyle>
+      </a:effectStyleLst>
+      <a:bgFillStyleLst>
+        <a:solidFill>
+          <a:schemeClr val="phClr"/>
+        </a:solidFill>
+        <a:solidFill>
+          <a:schemeClr val="phClr">
+            <a:tint val="95000"/>
+            <a:satMod val="170000"/>
+          </a:schemeClr>
+        </a:solidFill>
+        <a:gradFill rotWithShape="true">
+          <a:gsLst>
+            <a:gs pos="0">
+              <a:schemeClr val="phClr">
+                <a:tint val="93000"/>
+                <a:satMod val="150000"/>
+                <a:shade val="98000"/>
+                <a:lumMod val="102000"/>
+              </a:schemeClr>
+            </a:gs>
+            <a:gs pos="50000">
+              <a:schemeClr val="phClr">
+                <a:tint val="98000"/>
+                <a:satMod val="130000"/>
+                <a:shade val="90000"/>
+                <a:lumMod val="103000"/>
+              </a:schemeClr>
+            </a:gs>
+            <a:gs pos="100000">
+              <a:schemeClr val="phClr">
+                <a:shade val="63000"/>
+                <a:satMod val="120000"/>
+              </a:schemeClr>
+            </a:gs>
+          </a:gsLst>
+          <a:lin ang="5400000" scaled="false"/>
+        </a:gradFill>
+      </a:bgFillStyleLst>
+    </a:fmtScheme>
+  </a:themeElements>
+  <a:objectDefaults/>
+  <a:extraClrSchemeLst/>
+</a:theme>
 </file>
--- a/docs/DOC-07_Motor_de_Deteccao.docx
+++ b/docs/DOC-07_Motor_de_Deteccao.docx
@@ -267,7 +267,7 @@
                 <w:sz w:val="19"/>
                 <w:szCs w:val="19"/>
               </w:rPr>
-              <w:t xml:space="preserve">1.1</w:t>
+              <w:t xml:space="preserve">1.2</w:t>
             </w:r>
           </w:p>
         </w:tc>
@@ -326,7 +326,7 @@
                 <w:sz w:val="19"/>
                 <w:szCs w:val="19"/>
               </w:rPr>
-              <w:t xml:space="preserve">6 de outubro de 2026</w:t>
+              <w:t xml:space="preserve">9 de outubro de 2026</w:t>
             </w:r>
           </w:p>
         </w:tc>
@@ -385,7 +385,7 @@
                 <w:sz w:val="19"/>
                 <w:szCs w:val="19"/>
               </w:rPr>
-              <w:t xml:space="preserve">Catálogo da versão 1.0 com as revisões pendentes registradas na Fase 1</w:t>
+              <w:t xml:space="preserve">Catálogo da versão 1.0 com as revisões pendentes da Fase 1 e a regra A-05 (ADR-027)</w:t>
             </w:r>
           </w:p>
         </w:tc>
@@ -2796,6 +2796,447 @@
         <w:spacing w:after="150"/>
       </w:pPr>
     </w:p>
+    <w:p>
+      <w:pPr>
+        <w:pStyle w:val="Heading3"/>
+        <w:keepNext/>
+        <w:keepLines/>
+        <w:spacing w:after="100" w:before="220"/>
+      </w:pPr>
+      <w:r>
+        <w:t xml:space="preserve">A-05 — Preço acima da referência de mercado de fora do governo</w:t>
+      </w:r>
+    </w:p>
+    <w:tbl>
+      <w:tblPr>
+        <w:tblW w:type="dxa" w:w="9600"/>
+        <w:tblBorders>
+          <w:top w:val="single" w:color="BFBFBF" w:sz="4"/>
+          <w:left w:val="single" w:color="BFBFBF" w:sz="4"/>
+          <w:bottom w:val="single" w:color="BFBFBF" w:sz="4"/>
+          <w:right w:val="single" w:color="BFBFBF" w:sz="4"/>
+          <w:insideH w:val="single" w:color="D9D9D9" w:sz="2"/>
+          <w:insideV w:val="single" w:color="D9D9D9" w:sz="2"/>
+        </w:tblBorders>
+      </w:tblPr>
+      <w:tblGrid>
+        <w:gridCol w:w="1900"/>
+        <w:gridCol w:w="7700"/>
+      </w:tblGrid>
+      <w:tr>
+        <w:trPr>
+          <w:cantSplit/>
+        </w:trPr>
+        <w:tc>
+          <w:tcPr>
+            <w:tcW w:type="dxa" w:w="1900"/>
+            <w:shd w:fill="FFFFFF" w:val="clear"/>
+            <w:tcMar>
+              <w:top w:type="dxa" w:w="70"/>
+              <w:left w:type="dxa" w:w="110"/>
+              <w:bottom w:type="dxa" w:w="70"/>
+              <w:right w:type="dxa" w:w="110"/>
+            </w:tcMar>
+            <w:vAlign w:val="center"/>
+          </w:tcPr>
+          <w:p>
+            <w:pPr>
+              <w:spacing w:after="0"/>
+            </w:pPr>
+            <w:r>
+              <w:rPr>
+                <w:b/>
+                <w:bCs/>
+                <w:sz w:val="19"/>
+                <w:szCs w:val="19"/>
+              </w:rPr>
+              <w:t xml:space="preserve">Pergunta que responde</w:t>
+            </w:r>
+          </w:p>
+        </w:tc>
+        <w:tc>
+          <w:tcPr>
+            <w:tcW w:type="dxa" w:w="7700"/>
+            <w:shd w:fill="FFFFFF" w:val="clear"/>
+            <w:tcMar>
+              <w:top w:type="dxa" w:w="70"/>
+              <w:left w:type="dxa" w:w="110"/>
+              <w:bottom w:type="dxa" w:w="70"/>
+              <w:right w:type="dxa" w:w="110"/>
+            </w:tcMar>
+            <w:vAlign w:val="center"/>
+          </w:tcPr>
+          <w:p>
+            <w:pPr>
+              <w:spacing w:after="0"/>
+            </w:pPr>
+            <w:r>
+              <w:rPr>
+                <w:b w:val="false"/>
+                <w:bCs w:val="false"/>
+                <w:sz w:val="19"/>
+                <w:szCs w:val="19"/>
+              </w:rPr>
+              <w:t xml:space="preserve">O preço unitário pago está muito acima do que o mercado cobrava, no mesmo lugar e na mesma época, por um produto inequivocamente igual?</w:t>
+            </w:r>
+          </w:p>
+        </w:tc>
+      </w:tr>
+      <w:tr>
+        <w:trPr>
+          <w:cantSplit/>
+        </w:trPr>
+        <w:tc>
+          <w:tcPr>
+            <w:tcW w:type="dxa" w:w="1900"/>
+            <w:shd w:fill="F2F2F2" w:val="clear"/>
+            <w:tcMar>
+              <w:top w:type="dxa" w:w="70"/>
+              <w:left w:type="dxa" w:w="110"/>
+              <w:bottom w:type="dxa" w:w="70"/>
+              <w:right w:type="dxa" w:w="110"/>
+            </w:tcMar>
+            <w:vAlign w:val="center"/>
+          </w:tcPr>
+          <w:p>
+            <w:pPr>
+              <w:spacing w:after="0"/>
+            </w:pPr>
+            <w:r>
+              <w:rPr>
+                <w:b/>
+                <w:bCs/>
+                <w:sz w:val="19"/>
+                <w:szCs w:val="19"/>
+              </w:rPr>
+              <w:t xml:space="preserve">Método</w:t>
+            </w:r>
+          </w:p>
+        </w:tc>
+        <w:tc>
+          <w:tcPr>
+            <w:tcW w:type="dxa" w:w="7700"/>
+            <w:shd w:fill="F2F2F2" w:val="clear"/>
+            <w:tcMar>
+              <w:top w:type="dxa" w:w="70"/>
+              <w:left w:type="dxa" w:w="110"/>
+              <w:bottom w:type="dxa" w:w="70"/>
+              <w:right w:type="dxa" w:w="110"/>
+            </w:tcMar>
+            <w:vAlign w:val="center"/>
+          </w:tcPr>
+          <w:p>
+            <w:pPr>
+              <w:spacing w:after="0"/>
+            </w:pPr>
+            <w:r>
+              <w:rPr>
+                <w:b w:val="false"/>
+                <w:bCs w:val="false"/>
+                <w:sz w:val="19"/>
+                <w:szCs w:val="19"/>
+              </w:rPr>
+              <w:t xml:space="preserve">Razão entre o preço unitário homologado e a mediana de uma referência que não nasce de compra pública: o preço de revenda da ANP no município (ou, sem amostra, na UF) até 7 dias da data do resultado, para combustíveis e para o gás de cozinha no botijão de 13 kg; ofertas novas do varejo online, obtidas pela API oficial da loja, cujo título contém todos os atributos da especificação, para informática padronizada. O item só entra se a descrição e a unidade o identificam sem ambiguidade (ADR-027).</w:t>
+            </w:r>
+          </w:p>
+        </w:tc>
+      </w:tr>
+      <w:tr>
+        <w:trPr>
+          <w:cantSplit/>
+        </w:trPr>
+        <w:tc>
+          <w:tcPr>
+            <w:tcW w:type="dxa" w:w="1900"/>
+            <w:shd w:fill="FFFFFF" w:val="clear"/>
+            <w:tcMar>
+              <w:top w:type="dxa" w:w="70"/>
+              <w:left w:type="dxa" w:w="110"/>
+              <w:bottom w:type="dxa" w:w="70"/>
+              <w:right w:type="dxa" w:w="110"/>
+            </w:tcMar>
+            <w:vAlign w:val="center"/>
+          </w:tcPr>
+          <w:p>
+            <w:pPr>
+              <w:spacing w:after="0"/>
+            </w:pPr>
+            <w:r>
+              <w:rPr>
+                <w:b/>
+                <w:bCs/>
+                <w:sz w:val="19"/>
+                <w:szCs w:val="19"/>
+              </w:rPr>
+              <w:t xml:space="preserve">Parâmetros iniciais</w:t>
+            </w:r>
+          </w:p>
+        </w:tc>
+        <w:tc>
+          <w:tcPr>
+            <w:tcW w:type="dxa" w:w="7700"/>
+            <w:shd w:fill="FFFFFF" w:val="clear"/>
+            <w:tcMar>
+              <w:top w:type="dxa" w:w="70"/>
+              <w:left w:type="dxa" w:w="110"/>
+              <w:bottom w:type="dxa" w:w="70"/>
+              <w:right w:type="dxa" w:w="110"/>
+            </w:tcMar>
+            <w:vAlign w:val="center"/>
+          </w:tcPr>
+          <w:p>
+            <w:pPr>
+              <w:spacing w:after="0"/>
+            </w:pPr>
+            <w:r>
+              <w:rPr>
+                <w:b w:val="false"/>
+                <w:bCs w:val="false"/>
+                <w:sz w:val="19"/>
+                <w:szCs w:val="19"/>
+              </w:rPr>
+              <w:t xml:space="preserve">Limiar de 1,20 × a mediana em combustível, 1,25 × no gás de cozinha e 1,50 × no varejo; mínimo de 5 revendas no município, 10 na UF e 8 ofertas. Valores iniciais, não calibrados; a regra roda em modo silencioso, e o relatório traz a distribuição da razão por categoria, tipo de preço e escopo, com a fração acima de cada limiar candidato, para a calibração</w:t>
+            </w:r>
+          </w:p>
+        </w:tc>
+      </w:tr>
+      <w:tr>
+        <w:trPr>
+          <w:cantSplit/>
+        </w:trPr>
+        <w:tc>
+          <w:tcPr>
+            <w:tcW w:type="dxa" w:w="1900"/>
+            <w:shd w:fill="F2F2F2" w:val="clear"/>
+            <w:tcMar>
+              <w:top w:type="dxa" w:w="70"/>
+              <w:left w:type="dxa" w:w="110"/>
+              <w:bottom w:type="dxa" w:w="70"/>
+              <w:right w:type="dxa" w:w="110"/>
+            </w:tcMar>
+            <w:vAlign w:val="center"/>
+          </w:tcPr>
+          <w:p>
+            <w:pPr>
+              <w:spacing w:after="0"/>
+            </w:pPr>
+            <w:r>
+              <w:rPr>
+                <w:b/>
+                <w:bCs/>
+                <w:sz w:val="19"/>
+                <w:szCs w:val="19"/>
+              </w:rPr>
+              <w:t xml:space="preserve">Dados necessários</w:t>
+            </w:r>
+          </w:p>
+        </w:tc>
+        <w:tc>
+          <w:tcPr>
+            <w:tcW w:type="dxa" w:w="7700"/>
+            <w:shd w:fill="F2F2F2" w:val="clear"/>
+            <w:tcMar>
+              <w:top w:type="dxa" w:w="70"/>
+              <w:left w:type="dxa" w:w="110"/>
+              <w:bottom w:type="dxa" w:w="70"/>
+              <w:right w:type="dxa" w:w="110"/>
+            </w:tcMar>
+            <w:vAlign w:val="center"/>
+          </w:tcPr>
+          <w:p>
+            <w:pPr>
+              <w:spacing w:after="0"/>
+            </w:pPr>
+            <w:r>
+              <w:rPr>
+                <w:b w:val="false"/>
+                <w:bCs w:val="false"/>
+                <w:sz w:val="19"/>
+                <w:szCs w:val="19"/>
+              </w:rPr>
+              <w:t xml:space="preserve">Itens e resultados do PNCP; série histórica e planilhas semanais de preços da ANP; ofertas do varejo guardadas no bronze com data e hora do acesso</w:t>
+            </w:r>
+          </w:p>
+        </w:tc>
+      </w:tr>
+      <w:tr>
+        <w:trPr>
+          <w:cantSplit/>
+        </w:trPr>
+        <w:tc>
+          <w:tcPr>
+            <w:tcW w:type="dxa" w:w="1900"/>
+            <w:shd w:fill="FFFFFF" w:val="clear"/>
+            <w:tcMar>
+              <w:top w:type="dxa" w:w="70"/>
+              <w:left w:type="dxa" w:w="110"/>
+              <w:bottom w:type="dxa" w:w="70"/>
+              <w:right w:type="dxa" w:w="110"/>
+            </w:tcMar>
+            <w:vAlign w:val="center"/>
+          </w:tcPr>
+          <w:p>
+            <w:pPr>
+              <w:spacing w:after="0"/>
+            </w:pPr>
+            <w:r>
+              <w:rPr>
+                <w:b/>
+                <w:bCs/>
+                <w:sz w:val="19"/>
+                <w:szCs w:val="19"/>
+              </w:rPr>
+              <w:t xml:space="preserve">Severidade base</w:t>
+            </w:r>
+          </w:p>
+        </w:tc>
+        <w:tc>
+          <w:tcPr>
+            <w:tcW w:type="dxa" w:w="7700"/>
+            <w:shd w:fill="FFFFFF" w:val="clear"/>
+            <w:tcMar>
+              <w:top w:type="dxa" w:w="70"/>
+              <w:left w:type="dxa" w:w="110"/>
+              <w:bottom w:type="dxa" w:w="70"/>
+              <w:right w:type="dxa" w:w="110"/>
+            </w:tcMar>
+            <w:vAlign w:val="center"/>
+          </w:tcPr>
+          <w:p>
+            <w:pPr>
+              <w:spacing w:after="0"/>
+            </w:pPr>
+            <w:r>
+              <w:rPr>
+                <w:b w:val="false"/>
+                <w:bCs w:val="false"/>
+                <w:sz w:val="19"/>
+                <w:szCs w:val="19"/>
+              </w:rPr>
+              <w:t xml:space="preserve">A definir na calibração; enquanto silenciosa, não gera indício</w:t>
+            </w:r>
+          </w:p>
+        </w:tc>
+      </w:tr>
+      <w:tr>
+        <w:trPr>
+          <w:cantSplit/>
+        </w:trPr>
+        <w:tc>
+          <w:tcPr>
+            <w:tcW w:type="dxa" w:w="1900"/>
+            <w:shd w:fill="F2F2F2" w:val="clear"/>
+            <w:tcMar>
+              <w:top w:type="dxa" w:w="70"/>
+              <w:left w:type="dxa" w:w="110"/>
+              <w:bottom w:type="dxa" w:w="70"/>
+              <w:right w:type="dxa" w:w="110"/>
+            </w:tcMar>
+            <w:vAlign w:val="center"/>
+          </w:tcPr>
+          <w:p>
+            <w:pPr>
+              <w:spacing w:after="0"/>
+            </w:pPr>
+            <w:r>
+              <w:rPr>
+                <w:b/>
+                <w:bCs/>
+                <w:sz w:val="19"/>
+                <w:szCs w:val="19"/>
+              </w:rPr>
+              <w:t xml:space="preserve">Falsos positivos conhecidos</w:t>
+            </w:r>
+          </w:p>
+        </w:tc>
+        <w:tc>
+          <w:tcPr>
+            <w:tcW w:type="dxa" w:w="7700"/>
+            <w:shd w:fill="F2F2F2" w:val="clear"/>
+            <w:tcMar>
+              <w:top w:type="dxa" w:w="70"/>
+              <w:left w:type="dxa" w:w="110"/>
+              <w:bottom w:type="dxa" w:w="70"/>
+              <w:right w:type="dxa" w:w="110"/>
+            </w:tcMar>
+            <w:vAlign w:val="center"/>
+          </w:tcPr>
+          <w:p>
+            <w:pPr>
+              <w:spacing w:after="0"/>
+            </w:pPr>
+            <w:r>
+              <w:rPr>
+                <w:b w:val="false"/>
+                <w:bCs w:val="false"/>
+                <w:sz w:val="19"/>
+                <w:szCs w:val="19"/>
+              </w:rPr>
+              <w:t xml:space="preserve">Entrega no local de uso (diesel no canteiro, combustível no tanque da frota, botijão na unidade); cartão de abastecimento e prazo de pagamento; município pequeno comparado com a mediana da UF; especificação superior à do anúncio; garantia, assistência técnica ou instalação embutidas no preço; variação brusca de preço entre a proposta e o resultado</w:t>
+            </w:r>
+          </w:p>
+        </w:tc>
+      </w:tr>
+    </w:tbl>
+    <w:p>
+      <w:pPr>
+        <w:spacing w:after="150"/>
+      </w:pPr>
+    </w:p>
+    <w:tbl>
+      <w:tblPr>
+        <w:tblW w:type="dxa" w:w="9600"/>
+        <w:tblBorders>
+          <w:top w:val="single" w:color="2E75B6" w:sz="6"/>
+          <w:left w:val="single" w:color="2E75B6" w:sz="18"/>
+          <w:bottom w:val="single" w:color="2E75B6" w:sz="6"/>
+          <w:right w:val="single" w:color="2E75B6" w:sz="6"/>
+          <w:insideH w:val="none" w:color="FFFFFF" w:sz="0"/>
+          <w:insideV w:val="none" w:color="FFFFFF" w:sz="0"/>
+        </w:tblBorders>
+      </w:tblPr>
+      <w:tblGrid>
+        <w:gridCol w:w="9600"/>
+      </w:tblGrid>
+      <w:tr>
+        <w:trPr>
+          <w:cantSplit/>
+        </w:trPr>
+        <w:tc>
+          <w:tcPr>
+            <w:tcW w:type="dxa" w:w="9600"/>
+            <w:shd w:fill="DCE6F1" w:val="clear"/>
+            <w:tcMar>
+              <w:top w:type="dxa" w:w="130"/>
+              <w:left w:type="dxa" w:w="170"/>
+              <w:bottom w:type="dxa" w:w="130"/>
+              <w:right w:type="dxa" w:w="150"/>
+            </w:tcMar>
+          </w:tcPr>
+          <w:p>
+            <w:pPr>
+              <w:spacing w:after="90"/>
+            </w:pPr>
+            <w:r>
+              <w:rPr>
+                <w:b/>
+                <w:bCs/>
+                <w:color w:val="000000"/>
+              </w:rPr>
+              <w:t xml:space="preserve">Por que uma régua de fora do governo</w:t>
+            </w:r>
+          </w:p>
+          <w:p>
+            <w:pPr>
+              <w:spacing w:after="70"/>
+            </w:pPr>
+            <w:r>
+              <w:t xml:space="preserve">A-01 a A-04 comparam o preço com o que o próprio poder público pagou ou tabelou. Quando quase todos pagam caro pelo mesmo item, a mediana entre órgãos sobe junto e nada destoa. A-05 traz a régua do mercado, que a Lei 14.133 também aceita como parâmetro de pesquisa de preços (art. 23, § 1º, III e V). Começa pelo combustível, cuja referência é oficial, histórica e sem ambiguidade de produto.</w:t>
+            </w:r>
+          </w:p>
+        </w:tc>
+      </w:tr>
+    </w:tbl>
     <w:p>
       <w:r>
         <w:br w:type="page"/>

--- a/docs/DOC-07_Motor_de_Deteccao.docx
+++ b/docs/DOC-07_Motor_de_Deteccao.docx
@@ -2995,7 +2995,7 @@
                 <w:sz w:val="19"/>
                 <w:szCs w:val="19"/>
               </w:rPr>
-              <w:t xml:space="preserve">Limiar de 1,20 × a mediana em combustível, 1,25 × no gás de cozinha e 1,50 × no varejo; mínimo de 5 revendas no município, 10 na UF e 8 ofertas. Valores iniciais, não calibrados; a regra roda em modo silencioso, e o relatório traz a distribuição da razão por categoria, tipo de preço e escopo, com a fração acima de cada limiar candidato, para a calibração</w:t>
+              <w:t xml:space="preserve">Limiar de 1,20 × a mediana em combustível, 1,25 × no gás de cozinha e 1,50 × no varejo; mínimo de 5 revendas no município, 10 na UF e 8 ofertas. Razão abaixo de 0,50 é "fora de escala" (preço simbólico, orçamento sigiloso gravado como zero ou erro de unidade) e sai da distribuição; a partir de 3,00 o item recebe a marca para conferir unidade. Valores iniciais, não calibrados; a regra roda em modo silencioso, e o relatório traz a distribuição da razão por categoria, tipo de preço e escopo, com a fração acima de cada limiar candidato, para a calibração</w:t>
             </w:r>
           </w:p>
         </w:tc>

--- a/docs/DOC-07_Motor_de_Deteccao.docx
+++ b/docs/DOC-07_Motor_de_Deteccao.docx
@@ -2995,7 +2995,7 @@
                 <w:sz w:val="19"/>
                 <w:szCs w:val="19"/>
               </w:rPr>
-              <w:t xml:space="preserve">Limiar de 1,20 × a mediana em combustível, 1,25 × no gás de cozinha e 1,50 × no varejo; mínimo de 5 revendas no município, 10 na UF e 8 ofertas. Razão abaixo de 0,50 é "fora de escala" (preço simbólico, orçamento sigiloso gravado como zero ou erro de unidade) e sai da distribuição; a partir de 3,00 o item recebe a marca para conferir unidade. Valores iniciais, não calibrados; a regra roda em modo silencioso, e o relatório traz a distribuição da razão por categoria, tipo de preço e escopo, com a fração acima de cada limiar candidato, para a calibração</w:t>
+              <w:t xml:space="preserve">Limiar de 1,20 × a mediana em combustível, 1,25 × no gás de cozinha e 1,50 × no varejo; mínimo de 5 revendas no município, 10 na UF e 8 ofertas. Razão abaixo de 0,50 ou acima de 10,00 é "fora de escala" (preço simbólico, orçamento sigiloso gravado como zero, valor total lançado como unitário ou erro de unidade) e sai da distribuição; de 3,00 a 10,00 o item recebe a marca para conferir unidade. Valores iniciais, não calibrados; a regra roda em modo silencioso, e o relatório traz a distribuição da razão por categoria, tipo de preço e escopo, com a fração acima de cada limiar candidato, para a calibração</w:t>
             </w:r>
           </w:p>
         </w:tc>

--- a/docs/DOC-07_Motor_de_Deteccao.docx
+++ b/docs/DOC-07_Motor_de_Deteccao.docx
@@ -267,7 +267,7 @@
                 <w:sz w:val="19"/>
                 <w:szCs w:val="19"/>
               </w:rPr>
-              <w:t xml:space="preserve">1.2</w:t>
+              <w:t xml:space="preserve">1.3</w:t>
             </w:r>
           </w:p>
         </w:tc>
@@ -326,7 +326,7 @@
                 <w:sz w:val="19"/>
                 <w:szCs w:val="19"/>
               </w:rPr>
-              <w:t xml:space="preserve">9 de outubro de 2026</w:t>
+              <w:t xml:space="preserve">13 de outubro de 2026</w:t>
             </w:r>
           </w:p>
         </w:tc>
@@ -3232,6 +3232,1500 @@
             </w:pPr>
             <w:r>
               <w:t xml:space="preserve">A-01 a A-04 comparam o preço com o que o próprio poder público pagou ou tabelou. Quando quase todos pagam caro pelo mesmo item, a mediana entre órgãos sobe junto e nada destoa. A-05 traz a régua do mercado, que a Lei 14.133 também aceita como parâmetro de pesquisa de preços (art. 23, § 1º, III e V). Começa pelo combustível, cuja referência é oficial, histórica e sem ambiguidade de produto.</w:t>
+            </w:r>
+          </w:p>
+        </w:tc>
+      </w:tr>
+    </w:tbl>
+    <w:p>
+      <w:pPr>
+        <w:pStyle w:val="Heading3"/>
+        <w:keepNext/>
+        <w:keepLines/>
+        <w:spacing w:after="100" w:before="220"/>
+      </w:pPr>
+      <w:r>
+        <w:t xml:space="preserve">A-05 com dados reais: o que as primeiras amostras mostram</w:t>
+      </w:r>
+    </w:p>
+    <w:p>
+      <w:pPr>
+        <w:spacing w:after="120"/>
+      </w:pPr>
+      <w:r>
+        <w:rPr>
+          <w:b w:val="false"/>
+          <w:bCs w:val="false"/>
+          <w:i w:val="false"/>
+          <w:iCs w:val="false"/>
+        </w:rPr>
+        <w:t xml:space="preserve">O fluxo mercado-referencia roda a regra em modo silencioso sobre compras reais do PNCP. Com a série semestral 2026-1 da ANP, o preço homologado com referência na UF se distribuiu assim (razão = preço pago ÷ mediana de revenda; * = menos de 20 itens):</w:t>
+      </w:r>
+    </w:p>
+    <w:tbl>
+      <w:tblPr>
+        <w:tblW w:type="dxa" w:w="9600"/>
+        <w:tblBorders>
+          <w:top w:val="single" w:color="BFBFBF" w:sz="4"/>
+          <w:left w:val="single" w:color="BFBFBF" w:sz="4"/>
+          <w:bottom w:val="single" w:color="BFBFBF" w:sz="4"/>
+          <w:right w:val="single" w:color="BFBFBF" w:sz="4"/>
+          <w:insideH w:val="single" w:color="D9D9D9" w:sz="2"/>
+          <w:insideV w:val="single" w:color="D9D9D9" w:sz="2"/>
+        </w:tblBorders>
+      </w:tblPr>
+      <w:tblGrid>
+        <w:gridCol w:w="1850"/>
+        <w:gridCol w:w="1450"/>
+        <w:gridCol w:w="950"/>
+        <w:gridCol w:w="750"/>
+        <w:gridCol w:w="750"/>
+        <w:gridCol w:w="650"/>
+        <w:gridCol w:w="950"/>
+        <w:gridCol w:w="750"/>
+        <w:gridCol w:w="750"/>
+        <w:gridCol w:w="750"/>
+      </w:tblGrid>
+      <w:tr>
+        <w:trPr>
+          <w:tblHeader/>
+        </w:trPr>
+        <w:tc>
+          <w:tcPr>
+            <w:tcW w:type="dxa" w:w="1850"/>
+            <w:shd w:fill="1F3864" w:val="clear"/>
+            <w:tcMar>
+              <w:top w:type="dxa" w:w="80"/>
+              <w:left w:type="dxa" w:w="110"/>
+              <w:bottom w:type="dxa" w:w="80"/>
+              <w:right w:type="dxa" w:w="110"/>
+            </w:tcMar>
+            <w:vAlign w:val="center"/>
+          </w:tcPr>
+          <w:p>
+            <w:pPr>
+              <w:spacing w:after="0"/>
+            </w:pPr>
+            <w:r>
+              <w:rPr>
+                <w:b/>
+                <w:bCs/>
+                <w:color w:val="FFFFFF"/>
+                <w:sz w:val="19"/>
+                <w:szCs w:val="19"/>
+              </w:rPr>
+              <w:t xml:space="preserve">Compras</w:t>
+            </w:r>
+          </w:p>
+        </w:tc>
+        <w:tc>
+          <w:tcPr>
+            <w:tcW w:type="dxa" w:w="1450"/>
+            <w:shd w:fill="1F3864" w:val="clear"/>
+            <w:tcMar>
+              <w:top w:type="dxa" w:w="80"/>
+              <w:left w:type="dxa" w:w="110"/>
+              <w:bottom w:type="dxa" w:w="80"/>
+              <w:right w:type="dxa" w:w="110"/>
+            </w:tcMar>
+            <w:vAlign w:val="center"/>
+          </w:tcPr>
+          <w:p>
+            <w:pPr>
+              <w:spacing w:after="0"/>
+            </w:pPr>
+            <w:r>
+              <w:rPr>
+                <w:b/>
+                <w:bCs/>
+                <w:color w:val="FFFFFF"/>
+                <w:sz w:val="19"/>
+                <w:szCs w:val="19"/>
+              </w:rPr>
+              <w:t xml:space="preserve">Combustível</w:t>
+            </w:r>
+          </w:p>
+        </w:tc>
+        <w:tc>
+          <w:tcPr>
+            <w:tcW w:type="dxa" w:w="950"/>
+            <w:shd w:fill="1F3864" w:val="clear"/>
+            <w:tcMar>
+              <w:top w:type="dxa" w:w="80"/>
+              <w:left w:type="dxa" w:w="110"/>
+              <w:bottom w:type="dxa" w:w="80"/>
+              <w:right w:type="dxa" w:w="110"/>
+            </w:tcMar>
+            <w:vAlign w:val="center"/>
+          </w:tcPr>
+          <w:p>
+            <w:pPr>
+              <w:spacing w:after="0"/>
+            </w:pPr>
+            <w:r>
+              <w:rPr>
+                <w:b/>
+                <w:bCs/>
+                <w:color w:val="FFFFFF"/>
+                <w:sz w:val="19"/>
+                <w:szCs w:val="19"/>
+              </w:rPr>
+              <w:t xml:space="preserve">Mediana</w:t>
+            </w:r>
+          </w:p>
+        </w:tc>
+        <w:tc>
+          <w:tcPr>
+            <w:tcW w:type="dxa" w:w="750"/>
+            <w:shd w:fill="1F3864" w:val="clear"/>
+            <w:tcMar>
+              <w:top w:type="dxa" w:w="80"/>
+              <w:left w:type="dxa" w:w="110"/>
+              <w:bottom w:type="dxa" w:w="80"/>
+              <w:right w:type="dxa" w:w="110"/>
+            </w:tcMar>
+            <w:vAlign w:val="center"/>
+          </w:tcPr>
+          <w:p>
+            <w:pPr>
+              <w:spacing w:after="0"/>
+            </w:pPr>
+            <w:r>
+              <w:rPr>
+                <w:b/>
+                <w:bCs/>
+                <w:color w:val="FFFFFF"/>
+                <w:sz w:val="19"/>
+                <w:szCs w:val="19"/>
+              </w:rPr>
+              <w:t xml:space="preserve">p90</w:t>
+            </w:r>
+          </w:p>
+        </w:tc>
+        <w:tc>
+          <w:tcPr>
+            <w:tcW w:type="dxa" w:w="750"/>
+            <w:shd w:fill="1F3864" w:val="clear"/>
+            <w:tcMar>
+              <w:top w:type="dxa" w:w="80"/>
+              <w:left w:type="dxa" w:w="110"/>
+              <w:bottom w:type="dxa" w:w="80"/>
+              <w:right w:type="dxa" w:w="110"/>
+            </w:tcMar>
+            <w:vAlign w:val="center"/>
+          </w:tcPr>
+          <w:p>
+            <w:pPr>
+              <w:spacing w:after="0"/>
+            </w:pPr>
+            <w:r>
+              <w:rPr>
+                <w:b/>
+                <w:bCs/>
+                <w:color w:val="FFFFFF"/>
+                <w:sz w:val="19"/>
+                <w:szCs w:val="19"/>
+              </w:rPr>
+              <w:t xml:space="preserve">≥ 1,2</w:t>
+            </w:r>
+          </w:p>
+        </w:tc>
+        <w:tc>
+          <w:tcPr>
+            <w:tcW w:type="dxa" w:w="650"/>
+            <w:shd w:fill="1F3864" w:val="clear"/>
+            <w:tcMar>
+              <w:top w:type="dxa" w:w="80"/>
+              <w:left w:type="dxa" w:w="110"/>
+              <w:bottom w:type="dxa" w:w="80"/>
+              <w:right w:type="dxa" w:w="110"/>
+            </w:tcMar>
+            <w:vAlign w:val="center"/>
+          </w:tcPr>
+          <w:p>
+            <w:pPr>
+              <w:spacing w:after="0"/>
+            </w:pPr>
+            <w:r>
+              <w:rPr>
+                <w:b/>
+                <w:bCs/>
+                <w:color w:val="FFFFFF"/>
+                <w:sz w:val="19"/>
+                <w:szCs w:val="19"/>
+              </w:rPr>
+              <w:t xml:space="preserve">Gás</w:t>
+            </w:r>
+          </w:p>
+        </w:tc>
+        <w:tc>
+          <w:tcPr>
+            <w:tcW w:type="dxa" w:w="950"/>
+            <w:shd w:fill="1F3864" w:val="clear"/>
+            <w:tcMar>
+              <w:top w:type="dxa" w:w="80"/>
+              <w:left w:type="dxa" w:w="110"/>
+              <w:bottom w:type="dxa" w:w="80"/>
+              <w:right w:type="dxa" w:w="110"/>
+            </w:tcMar>
+            <w:vAlign w:val="center"/>
+          </w:tcPr>
+          <w:p>
+            <w:pPr>
+              <w:spacing w:after="0"/>
+            </w:pPr>
+            <w:r>
+              <w:rPr>
+                <w:b/>
+                <w:bCs/>
+                <w:color w:val="FFFFFF"/>
+                <w:sz w:val="19"/>
+                <w:szCs w:val="19"/>
+              </w:rPr>
+              <w:t xml:space="preserve">Mediana</w:t>
+            </w:r>
+          </w:p>
+        </w:tc>
+        <w:tc>
+          <w:tcPr>
+            <w:tcW w:type="dxa" w:w="750"/>
+            <w:shd w:fill="1F3864" w:val="clear"/>
+            <w:tcMar>
+              <w:top w:type="dxa" w:w="80"/>
+              <w:left w:type="dxa" w:w="110"/>
+              <w:bottom w:type="dxa" w:w="80"/>
+              <w:right w:type="dxa" w:w="110"/>
+            </w:tcMar>
+            <w:vAlign w:val="center"/>
+          </w:tcPr>
+          <w:p>
+            <w:pPr>
+              <w:spacing w:after="0"/>
+            </w:pPr>
+            <w:r>
+              <w:rPr>
+                <w:b/>
+                <w:bCs/>
+                <w:color w:val="FFFFFF"/>
+                <w:sz w:val="19"/>
+                <w:szCs w:val="19"/>
+              </w:rPr>
+              <w:t xml:space="preserve">p90</w:t>
+            </w:r>
+          </w:p>
+        </w:tc>
+        <w:tc>
+          <w:tcPr>
+            <w:tcW w:type="dxa" w:w="750"/>
+            <w:shd w:fill="1F3864" w:val="clear"/>
+            <w:tcMar>
+              <w:top w:type="dxa" w:w="80"/>
+              <w:left w:type="dxa" w:w="110"/>
+              <w:bottom w:type="dxa" w:w="80"/>
+              <w:right w:type="dxa" w:w="110"/>
+            </w:tcMar>
+            <w:vAlign w:val="center"/>
+          </w:tcPr>
+          <w:p>
+            <w:pPr>
+              <w:spacing w:after="0"/>
+            </w:pPr>
+            <w:r>
+              <w:rPr>
+                <w:b/>
+                <w:bCs/>
+                <w:color w:val="FFFFFF"/>
+                <w:sz w:val="19"/>
+                <w:szCs w:val="19"/>
+              </w:rPr>
+              <w:t xml:space="preserve">≥ 1,2</w:t>
+            </w:r>
+          </w:p>
+        </w:tc>
+        <w:tc>
+          <w:tcPr>
+            <w:tcW w:type="dxa" w:w="750"/>
+            <w:shd w:fill="1F3864" w:val="clear"/>
+            <w:tcMar>
+              <w:top w:type="dxa" w:w="80"/>
+              <w:left w:type="dxa" w:w="110"/>
+              <w:bottom w:type="dxa" w:w="80"/>
+              <w:right w:type="dxa" w:w="110"/>
+            </w:tcMar>
+            <w:vAlign w:val="center"/>
+          </w:tcPr>
+          <w:p>
+            <w:pPr>
+              <w:spacing w:after="0"/>
+            </w:pPr>
+            <w:r>
+              <w:rPr>
+                <w:b/>
+                <w:bCs/>
+                <w:color w:val="FFFFFF"/>
+                <w:sz w:val="19"/>
+                <w:szCs w:val="19"/>
+              </w:rPr>
+              <w:t xml:space="preserve">≥ 2,0</w:t>
+            </w:r>
+          </w:p>
+        </w:tc>
+      </w:tr>
+      <w:tr>
+        <w:trPr>
+          <w:cantSplit/>
+        </w:trPr>
+        <w:tc>
+          <w:tcPr>
+            <w:tcW w:type="dxa" w:w="1850"/>
+            <w:shd w:fill="FFFFFF" w:val="clear"/>
+            <w:tcMar>
+              <w:top w:type="dxa" w:w="70"/>
+              <w:left w:type="dxa" w:w="110"/>
+              <w:bottom w:type="dxa" w:w="70"/>
+              <w:right w:type="dxa" w:w="110"/>
+            </w:tcMar>
+            <w:vAlign w:val="center"/>
+          </w:tcPr>
+          <w:p>
+            <w:pPr>
+              <w:spacing w:after="0"/>
+            </w:pPr>
+            <w:r>
+              <w:rPr>
+                <w:b w:val="false"/>
+                <w:bCs w:val="false"/>
+                <w:sz w:val="16"/>
+                <w:szCs w:val="16"/>
+              </w:rPr>
+              <w:t xml:space="preserve">14 e 15/4</w:t>
+            </w:r>
+          </w:p>
+        </w:tc>
+        <w:tc>
+          <w:tcPr>
+            <w:tcW w:type="dxa" w:w="1450"/>
+            <w:shd w:fill="FFFFFF" w:val="clear"/>
+            <w:tcMar>
+              <w:top w:type="dxa" w:w="70"/>
+              <w:left w:type="dxa" w:w="110"/>
+              <w:bottom w:type="dxa" w:w="70"/>
+              <w:right w:type="dxa" w:w="110"/>
+            </w:tcMar>
+            <w:vAlign w:val="center"/>
+          </w:tcPr>
+          <w:p>
+            <w:pPr>
+              <w:spacing w:after="0"/>
+            </w:pPr>
+            <w:r>
+              <w:rPr>
+                <w:b w:val="false"/>
+                <w:bCs w:val="false"/>
+                <w:sz w:val="16"/>
+                <w:szCs w:val="16"/>
+              </w:rPr>
+              <w:t xml:space="preserve">43</w:t>
+            </w:r>
+          </w:p>
+        </w:tc>
+        <w:tc>
+          <w:tcPr>
+            <w:tcW w:type="dxa" w:w="950"/>
+            <w:shd w:fill="FFFFFF" w:val="clear"/>
+            <w:tcMar>
+              <w:top w:type="dxa" w:w="70"/>
+              <w:left w:type="dxa" w:w="110"/>
+              <w:bottom w:type="dxa" w:w="70"/>
+              <w:right w:type="dxa" w:w="110"/>
+            </w:tcMar>
+            <w:vAlign w:val="center"/>
+          </w:tcPr>
+          <w:p>
+            <w:pPr>
+              <w:spacing w:after="0"/>
+            </w:pPr>
+            <w:r>
+              <w:rPr>
+                <w:b w:val="false"/>
+                <w:bCs w:val="false"/>
+                <w:sz w:val="16"/>
+                <w:szCs w:val="16"/>
+              </w:rPr>
+              <w:t xml:space="preserve">1,014</w:t>
+            </w:r>
+          </w:p>
+        </w:tc>
+        <w:tc>
+          <w:tcPr>
+            <w:tcW w:type="dxa" w:w="750"/>
+            <w:shd w:fill="FFFFFF" w:val="clear"/>
+            <w:tcMar>
+              <w:top w:type="dxa" w:w="70"/>
+              <w:left w:type="dxa" w:w="110"/>
+              <w:bottom w:type="dxa" w:w="70"/>
+              <w:right w:type="dxa" w:w="110"/>
+            </w:tcMar>
+            <w:vAlign w:val="center"/>
+          </w:tcPr>
+          <w:p>
+            <w:pPr>
+              <w:spacing w:after="0"/>
+            </w:pPr>
+            <w:r>
+              <w:rPr>
+                <w:b w:val="false"/>
+                <w:bCs w:val="false"/>
+                <w:sz w:val="16"/>
+                <w:szCs w:val="16"/>
+              </w:rPr>
+              <w:t xml:space="preserve">1,090</w:t>
+            </w:r>
+          </w:p>
+        </w:tc>
+        <w:tc>
+          <w:tcPr>
+            <w:tcW w:type="dxa" w:w="750"/>
+            <w:shd w:fill="FFFFFF" w:val="clear"/>
+            <w:tcMar>
+              <w:top w:type="dxa" w:w="70"/>
+              <w:left w:type="dxa" w:w="110"/>
+              <w:bottom w:type="dxa" w:w="70"/>
+              <w:right w:type="dxa" w:w="110"/>
+            </w:tcMar>
+            <w:vAlign w:val="center"/>
+          </w:tcPr>
+          <w:p>
+            <w:pPr>
+              <w:spacing w:after="0"/>
+            </w:pPr>
+            <w:r>
+              <w:rPr>
+                <w:b w:val="false"/>
+                <w:bCs w:val="false"/>
+                <w:sz w:val="16"/>
+                <w:szCs w:val="16"/>
+              </w:rPr>
+              <w:t xml:space="preserve">0%</w:t>
+            </w:r>
+          </w:p>
+        </w:tc>
+        <w:tc>
+          <w:tcPr>
+            <w:tcW w:type="dxa" w:w="650"/>
+            <w:shd w:fill="FFFFFF" w:val="clear"/>
+            <w:tcMar>
+              <w:top w:type="dxa" w:w="70"/>
+              <w:left w:type="dxa" w:w="110"/>
+              <w:bottom w:type="dxa" w:w="70"/>
+              <w:right w:type="dxa" w:w="110"/>
+            </w:tcMar>
+            <w:vAlign w:val="center"/>
+          </w:tcPr>
+          <w:p>
+            <w:pPr>
+              <w:spacing w:after="0"/>
+            </w:pPr>
+            <w:r>
+              <w:rPr>
+                <w:b w:val="false"/>
+                <w:bCs w:val="false"/>
+                <w:sz w:val="16"/>
+                <w:szCs w:val="16"/>
+              </w:rPr>
+              <w:t xml:space="preserve">9*</w:t>
+            </w:r>
+          </w:p>
+        </w:tc>
+        <w:tc>
+          <w:tcPr>
+            <w:tcW w:type="dxa" w:w="950"/>
+            <w:shd w:fill="FFFFFF" w:val="clear"/>
+            <w:tcMar>
+              <w:top w:type="dxa" w:w="70"/>
+              <w:left w:type="dxa" w:w="110"/>
+              <w:bottom w:type="dxa" w:w="70"/>
+              <w:right w:type="dxa" w:w="110"/>
+            </w:tcMar>
+            <w:vAlign w:val="center"/>
+          </w:tcPr>
+          <w:p>
+            <w:pPr>
+              <w:spacing w:after="0"/>
+            </w:pPr>
+            <w:r>
+              <w:rPr>
+                <w:b w:val="false"/>
+                <w:bCs w:val="false"/>
+                <w:sz w:val="16"/>
+                <w:szCs w:val="16"/>
+              </w:rPr>
+              <w:t xml:space="preserve">1,101</w:t>
+            </w:r>
+          </w:p>
+        </w:tc>
+        <w:tc>
+          <w:tcPr>
+            <w:tcW w:type="dxa" w:w="750"/>
+            <w:shd w:fill="FFFFFF" w:val="clear"/>
+            <w:tcMar>
+              <w:top w:type="dxa" w:w="70"/>
+              <w:left w:type="dxa" w:w="110"/>
+              <w:bottom w:type="dxa" w:w="70"/>
+              <w:right w:type="dxa" w:w="110"/>
+            </w:tcMar>
+            <w:vAlign w:val="center"/>
+          </w:tcPr>
+          <w:p>
+            <w:pPr>
+              <w:spacing w:after="0"/>
+            </w:pPr>
+            <w:r>
+              <w:rPr>
+                <w:b w:val="false"/>
+                <w:bCs w:val="false"/>
+                <w:sz w:val="16"/>
+                <w:szCs w:val="16"/>
+              </w:rPr>
+              <w:t xml:space="preserve">1,177</w:t>
+            </w:r>
+          </w:p>
+        </w:tc>
+        <w:tc>
+          <w:tcPr>
+            <w:tcW w:type="dxa" w:w="750"/>
+            <w:shd w:fill="FFFFFF" w:val="clear"/>
+            <w:tcMar>
+              <w:top w:type="dxa" w:w="70"/>
+              <w:left w:type="dxa" w:w="110"/>
+              <w:bottom w:type="dxa" w:w="70"/>
+              <w:right w:type="dxa" w:w="110"/>
+            </w:tcMar>
+            <w:vAlign w:val="center"/>
+          </w:tcPr>
+          <w:p>
+            <w:pPr>
+              <w:spacing w:after="0"/>
+            </w:pPr>
+            <w:r>
+              <w:rPr>
+                <w:b w:val="false"/>
+                <w:bCs w:val="false"/>
+                <w:sz w:val="16"/>
+                <w:szCs w:val="16"/>
+              </w:rPr>
+              <w:t xml:space="preserve">11,1%</w:t>
+            </w:r>
+          </w:p>
+        </w:tc>
+        <w:tc>
+          <w:tcPr>
+            <w:tcW w:type="dxa" w:w="750"/>
+            <w:shd w:fill="FFFFFF" w:val="clear"/>
+            <w:tcMar>
+              <w:top w:type="dxa" w:w="70"/>
+              <w:left w:type="dxa" w:w="110"/>
+              <w:bottom w:type="dxa" w:w="70"/>
+              <w:right w:type="dxa" w:w="110"/>
+            </w:tcMar>
+            <w:vAlign w:val="center"/>
+          </w:tcPr>
+          <w:p>
+            <w:pPr>
+              <w:spacing w:after="0"/>
+            </w:pPr>
+            <w:r>
+              <w:rPr>
+                <w:b w:val="false"/>
+                <w:bCs w:val="false"/>
+                <w:sz w:val="16"/>
+                <w:szCs w:val="16"/>
+              </w:rPr>
+              <w:t xml:space="preserve">0%</w:t>
+            </w:r>
+          </w:p>
+        </w:tc>
+      </w:tr>
+      <w:tr>
+        <w:trPr>
+          <w:cantSplit/>
+        </w:trPr>
+        <w:tc>
+          <w:tcPr>
+            <w:tcW w:type="dxa" w:w="1850"/>
+            <w:shd w:fill="F2F2F2" w:val="clear"/>
+            <w:tcMar>
+              <w:top w:type="dxa" w:w="70"/>
+              <w:left w:type="dxa" w:w="110"/>
+              <w:bottom w:type="dxa" w:w="70"/>
+              <w:right w:type="dxa" w:w="110"/>
+            </w:tcMar>
+            <w:vAlign w:val="center"/>
+          </w:tcPr>
+          <w:p>
+            <w:pPr>
+              <w:spacing w:after="0"/>
+            </w:pPr>
+            <w:r>
+              <w:rPr>
+                <w:b w:val="false"/>
+                <w:bCs w:val="false"/>
+                <w:sz w:val="16"/>
+                <w:szCs w:val="16"/>
+              </w:rPr>
+              <w:t xml:space="preserve">19 e 20/5</w:t>
+            </w:r>
+          </w:p>
+        </w:tc>
+        <w:tc>
+          <w:tcPr>
+            <w:tcW w:type="dxa" w:w="1450"/>
+            <w:shd w:fill="F2F2F2" w:val="clear"/>
+            <w:tcMar>
+              <w:top w:type="dxa" w:w="70"/>
+              <w:left w:type="dxa" w:w="110"/>
+              <w:bottom w:type="dxa" w:w="70"/>
+              <w:right w:type="dxa" w:w="110"/>
+            </w:tcMar>
+            <w:vAlign w:val="center"/>
+          </w:tcPr>
+          <w:p>
+            <w:pPr>
+              <w:spacing w:after="0"/>
+            </w:pPr>
+            <w:r>
+              <w:rPr>
+                <w:b w:val="false"/>
+                <w:bCs w:val="false"/>
+                <w:sz w:val="16"/>
+                <w:szCs w:val="16"/>
+              </w:rPr>
+              <w:t xml:space="preserve">43</w:t>
+            </w:r>
+          </w:p>
+        </w:tc>
+        <w:tc>
+          <w:tcPr>
+            <w:tcW w:type="dxa" w:w="950"/>
+            <w:shd w:fill="F2F2F2" w:val="clear"/>
+            <w:tcMar>
+              <w:top w:type="dxa" w:w="70"/>
+              <w:left w:type="dxa" w:w="110"/>
+              <w:bottom w:type="dxa" w:w="70"/>
+              <w:right w:type="dxa" w:w="110"/>
+            </w:tcMar>
+            <w:vAlign w:val="center"/>
+          </w:tcPr>
+          <w:p>
+            <w:pPr>
+              <w:spacing w:after="0"/>
+            </w:pPr>
+            <w:r>
+              <w:rPr>
+                <w:b w:val="false"/>
+                <w:bCs w:val="false"/>
+                <w:sz w:val="16"/>
+                <w:szCs w:val="16"/>
+              </w:rPr>
+              <w:t xml:space="preserve">1,045</w:t>
+            </w:r>
+          </w:p>
+        </w:tc>
+        <w:tc>
+          <w:tcPr>
+            <w:tcW w:type="dxa" w:w="750"/>
+            <w:shd w:fill="F2F2F2" w:val="clear"/>
+            <w:tcMar>
+              <w:top w:type="dxa" w:w="70"/>
+              <w:left w:type="dxa" w:w="110"/>
+              <w:bottom w:type="dxa" w:w="70"/>
+              <w:right w:type="dxa" w:w="110"/>
+            </w:tcMar>
+            <w:vAlign w:val="center"/>
+          </w:tcPr>
+          <w:p>
+            <w:pPr>
+              <w:spacing w:after="0"/>
+            </w:pPr>
+            <w:r>
+              <w:rPr>
+                <w:b w:val="false"/>
+                <w:bCs w:val="false"/>
+                <w:sz w:val="16"/>
+                <w:szCs w:val="16"/>
+              </w:rPr>
+              <w:t xml:space="preserve">1,123</w:t>
+            </w:r>
+          </w:p>
+        </w:tc>
+        <w:tc>
+          <w:tcPr>
+            <w:tcW w:type="dxa" w:w="750"/>
+            <w:shd w:fill="F2F2F2" w:val="clear"/>
+            <w:tcMar>
+              <w:top w:type="dxa" w:w="70"/>
+              <w:left w:type="dxa" w:w="110"/>
+              <w:bottom w:type="dxa" w:w="70"/>
+              <w:right w:type="dxa" w:w="110"/>
+            </w:tcMar>
+            <w:vAlign w:val="center"/>
+          </w:tcPr>
+          <w:p>
+            <w:pPr>
+              <w:spacing w:after="0"/>
+            </w:pPr>
+            <w:r>
+              <w:rPr>
+                <w:b w:val="false"/>
+                <w:bCs w:val="false"/>
+                <w:sz w:val="16"/>
+                <w:szCs w:val="16"/>
+              </w:rPr>
+              <w:t xml:space="preserve">0%</w:t>
+            </w:r>
+          </w:p>
+        </w:tc>
+        <w:tc>
+          <w:tcPr>
+            <w:tcW w:type="dxa" w:w="650"/>
+            <w:shd w:fill="F2F2F2" w:val="clear"/>
+            <w:tcMar>
+              <w:top w:type="dxa" w:w="70"/>
+              <w:left w:type="dxa" w:w="110"/>
+              <w:bottom w:type="dxa" w:w="70"/>
+              <w:right w:type="dxa" w:w="110"/>
+            </w:tcMar>
+            <w:vAlign w:val="center"/>
+          </w:tcPr>
+          <w:p>
+            <w:pPr>
+              <w:spacing w:after="0"/>
+            </w:pPr>
+            <w:r>
+              <w:rPr>
+                <w:b w:val="false"/>
+                <w:bCs w:val="false"/>
+                <w:sz w:val="16"/>
+                <w:szCs w:val="16"/>
+              </w:rPr>
+              <w:t xml:space="preserve">7*</w:t>
+            </w:r>
+          </w:p>
+        </w:tc>
+        <w:tc>
+          <w:tcPr>
+            <w:tcW w:type="dxa" w:w="950"/>
+            <w:shd w:fill="F2F2F2" w:val="clear"/>
+            <w:tcMar>
+              <w:top w:type="dxa" w:w="70"/>
+              <w:left w:type="dxa" w:w="110"/>
+              <w:bottom w:type="dxa" w:w="70"/>
+              <w:right w:type="dxa" w:w="110"/>
+            </w:tcMar>
+            <w:vAlign w:val="center"/>
+          </w:tcPr>
+          <w:p>
+            <w:pPr>
+              <w:spacing w:after="0"/>
+            </w:pPr>
+            <w:r>
+              <w:rPr>
+                <w:b w:val="false"/>
+                <w:bCs w:val="false"/>
+                <w:sz w:val="16"/>
+                <w:szCs w:val="16"/>
+              </w:rPr>
+              <w:t xml:space="preserve">1,091</w:t>
+            </w:r>
+          </w:p>
+        </w:tc>
+        <w:tc>
+          <w:tcPr>
+            <w:tcW w:type="dxa" w:w="750"/>
+            <w:shd w:fill="F2F2F2" w:val="clear"/>
+            <w:tcMar>
+              <w:top w:type="dxa" w:w="70"/>
+              <w:left w:type="dxa" w:w="110"/>
+              <w:bottom w:type="dxa" w:w="70"/>
+              <w:right w:type="dxa" w:w="110"/>
+            </w:tcMar>
+            <w:vAlign w:val="center"/>
+          </w:tcPr>
+          <w:p>
+            <w:pPr>
+              <w:spacing w:after="0"/>
+            </w:pPr>
+            <w:r>
+              <w:rPr>
+                <w:b w:val="false"/>
+                <w:bCs w:val="false"/>
+                <w:sz w:val="16"/>
+                <w:szCs w:val="16"/>
+              </w:rPr>
+              <w:t xml:space="preserve">1,189</w:t>
+            </w:r>
+          </w:p>
+        </w:tc>
+        <w:tc>
+          <w:tcPr>
+            <w:tcW w:type="dxa" w:w="750"/>
+            <w:shd w:fill="F2F2F2" w:val="clear"/>
+            <w:tcMar>
+              <w:top w:type="dxa" w:w="70"/>
+              <w:left w:type="dxa" w:w="110"/>
+              <w:bottom w:type="dxa" w:w="70"/>
+              <w:right w:type="dxa" w:w="110"/>
+            </w:tcMar>
+            <w:vAlign w:val="center"/>
+          </w:tcPr>
+          <w:p>
+            <w:pPr>
+              <w:spacing w:after="0"/>
+            </w:pPr>
+            <w:r>
+              <w:rPr>
+                <w:b w:val="false"/>
+                <w:bCs w:val="false"/>
+                <w:sz w:val="16"/>
+                <w:szCs w:val="16"/>
+              </w:rPr>
+              <w:t xml:space="preserve">14,3%</w:t>
+            </w:r>
+          </w:p>
+        </w:tc>
+        <w:tc>
+          <w:tcPr>
+            <w:tcW w:type="dxa" w:w="750"/>
+            <w:shd w:fill="F2F2F2" w:val="clear"/>
+            <w:tcMar>
+              <w:top w:type="dxa" w:w="70"/>
+              <w:left w:type="dxa" w:w="110"/>
+              <w:bottom w:type="dxa" w:w="70"/>
+              <w:right w:type="dxa" w:w="110"/>
+            </w:tcMar>
+            <w:vAlign w:val="center"/>
+          </w:tcPr>
+          <w:p>
+            <w:pPr>
+              <w:spacing w:after="0"/>
+            </w:pPr>
+            <w:r>
+              <w:rPr>
+                <w:b w:val="false"/>
+                <w:bCs w:val="false"/>
+                <w:sz w:val="16"/>
+                <w:szCs w:val="16"/>
+              </w:rPr>
+              <w:t xml:space="preserve">0%</w:t>
+            </w:r>
+          </w:p>
+        </w:tc>
+      </w:tr>
+      <w:tr>
+        <w:trPr>
+          <w:cantSplit/>
+        </w:trPr>
+        <w:tc>
+          <w:tcPr>
+            <w:tcW w:type="dxa" w:w="1850"/>
+            <w:shd w:fill="FFFFFF" w:val="clear"/>
+            <w:tcMar>
+              <w:top w:type="dxa" w:w="70"/>
+              <w:left w:type="dxa" w:w="110"/>
+              <w:bottom w:type="dxa" w:w="70"/>
+              <w:right w:type="dxa" w:w="110"/>
+            </w:tcMar>
+            <w:vAlign w:val="center"/>
+          </w:tcPr>
+          <w:p>
+            <w:pPr>
+              <w:spacing w:after="0"/>
+            </w:pPr>
+            <w:r>
+              <w:rPr>
+                <w:b w:val="false"/>
+                <w:bCs w:val="false"/>
+                <w:sz w:val="16"/>
+                <w:szCs w:val="16"/>
+              </w:rPr>
+              <w:t xml:space="preserve">16 e 17/6</w:t>
+            </w:r>
+          </w:p>
+        </w:tc>
+        <w:tc>
+          <w:tcPr>
+            <w:tcW w:type="dxa" w:w="1450"/>
+            <w:shd w:fill="FFFFFF" w:val="clear"/>
+            <w:tcMar>
+              <w:top w:type="dxa" w:w="70"/>
+              <w:left w:type="dxa" w:w="110"/>
+              <w:bottom w:type="dxa" w:w="70"/>
+              <w:right w:type="dxa" w:w="110"/>
+            </w:tcMar>
+            <w:vAlign w:val="center"/>
+          </w:tcPr>
+          <w:p>
+            <w:pPr>
+              <w:spacing w:after="0"/>
+            </w:pPr>
+            <w:r>
+              <w:rPr>
+                <w:b w:val="false"/>
+                <w:bCs w:val="false"/>
+                <w:sz w:val="16"/>
+                <w:szCs w:val="16"/>
+              </w:rPr>
+              <w:t xml:space="preserve">26</w:t>
+            </w:r>
+          </w:p>
+        </w:tc>
+        <w:tc>
+          <w:tcPr>
+            <w:tcW w:type="dxa" w:w="950"/>
+            <w:shd w:fill="FFFFFF" w:val="clear"/>
+            <w:tcMar>
+              <w:top w:type="dxa" w:w="70"/>
+              <w:left w:type="dxa" w:w="110"/>
+              <w:bottom w:type="dxa" w:w="70"/>
+              <w:right w:type="dxa" w:w="110"/>
+            </w:tcMar>
+            <w:vAlign w:val="center"/>
+          </w:tcPr>
+          <w:p>
+            <w:pPr>
+              <w:spacing w:after="0"/>
+            </w:pPr>
+            <w:r>
+              <w:rPr>
+                <w:b w:val="false"/>
+                <w:bCs w:val="false"/>
+                <w:sz w:val="16"/>
+                <w:szCs w:val="16"/>
+              </w:rPr>
+              <w:t xml:space="preserve">1,026</w:t>
+            </w:r>
+          </w:p>
+        </w:tc>
+        <w:tc>
+          <w:tcPr>
+            <w:tcW w:type="dxa" w:w="750"/>
+            <w:shd w:fill="FFFFFF" w:val="clear"/>
+            <w:tcMar>
+              <w:top w:type="dxa" w:w="70"/>
+              <w:left w:type="dxa" w:w="110"/>
+              <w:bottom w:type="dxa" w:w="70"/>
+              <w:right w:type="dxa" w:w="110"/>
+            </w:tcMar>
+            <w:vAlign w:val="center"/>
+          </w:tcPr>
+          <w:p>
+            <w:pPr>
+              <w:spacing w:after="0"/>
+            </w:pPr>
+            <w:r>
+              <w:rPr>
+                <w:b w:val="false"/>
+                <w:bCs w:val="false"/>
+                <w:sz w:val="16"/>
+                <w:szCs w:val="16"/>
+              </w:rPr>
+              <w:t xml:space="preserve">1,134</w:t>
+            </w:r>
+          </w:p>
+        </w:tc>
+        <w:tc>
+          <w:tcPr>
+            <w:tcW w:type="dxa" w:w="750"/>
+            <w:shd w:fill="FFFFFF" w:val="clear"/>
+            <w:tcMar>
+              <w:top w:type="dxa" w:w="70"/>
+              <w:left w:type="dxa" w:w="110"/>
+              <w:bottom w:type="dxa" w:w="70"/>
+              <w:right w:type="dxa" w:w="110"/>
+            </w:tcMar>
+            <w:vAlign w:val="center"/>
+          </w:tcPr>
+          <w:p>
+            <w:pPr>
+              <w:spacing w:after="0"/>
+            </w:pPr>
+            <w:r>
+              <w:rPr>
+                <w:b w:val="false"/>
+                <w:bCs w:val="false"/>
+                <w:sz w:val="16"/>
+                <w:szCs w:val="16"/>
+              </w:rPr>
+              <w:t xml:space="preserve">3,8%</w:t>
+            </w:r>
+          </w:p>
+        </w:tc>
+        <w:tc>
+          <w:tcPr>
+            <w:tcW w:type="dxa" w:w="650"/>
+            <w:shd w:fill="FFFFFF" w:val="clear"/>
+            <w:tcMar>
+              <w:top w:type="dxa" w:w="70"/>
+              <w:left w:type="dxa" w:w="110"/>
+              <w:bottom w:type="dxa" w:w="70"/>
+              <w:right w:type="dxa" w:w="110"/>
+            </w:tcMar>
+            <w:vAlign w:val="center"/>
+          </w:tcPr>
+          <w:p>
+            <w:pPr>
+              <w:spacing w:after="0"/>
+            </w:pPr>
+            <w:r>
+              <w:rPr>
+                <w:b w:val="false"/>
+                <w:bCs w:val="false"/>
+                <w:sz w:val="16"/>
+                <w:szCs w:val="16"/>
+              </w:rPr>
+              <w:t xml:space="preserve">—</w:t>
+            </w:r>
+          </w:p>
+        </w:tc>
+        <w:tc>
+          <w:tcPr>
+            <w:tcW w:type="dxa" w:w="950"/>
+            <w:shd w:fill="FFFFFF" w:val="clear"/>
+            <w:tcMar>
+              <w:top w:type="dxa" w:w="70"/>
+              <w:left w:type="dxa" w:w="110"/>
+              <w:bottom w:type="dxa" w:w="70"/>
+              <w:right w:type="dxa" w:w="110"/>
+            </w:tcMar>
+            <w:vAlign w:val="center"/>
+          </w:tcPr>
+          <w:p>
+            <w:pPr>
+              <w:spacing w:after="0"/>
+            </w:pPr>
+            <w:r>
+              <w:rPr>
+                <w:b w:val="false"/>
+                <w:bCs w:val="false"/>
+                <w:sz w:val="16"/>
+                <w:szCs w:val="16"/>
+              </w:rPr>
+              <w:t xml:space="preserve">—</w:t>
+            </w:r>
+          </w:p>
+        </w:tc>
+        <w:tc>
+          <w:tcPr>
+            <w:tcW w:type="dxa" w:w="750"/>
+            <w:shd w:fill="FFFFFF" w:val="clear"/>
+            <w:tcMar>
+              <w:top w:type="dxa" w:w="70"/>
+              <w:left w:type="dxa" w:w="110"/>
+              <w:bottom w:type="dxa" w:w="70"/>
+              <w:right w:type="dxa" w:w="110"/>
+            </w:tcMar>
+            <w:vAlign w:val="center"/>
+          </w:tcPr>
+          <w:p>
+            <w:pPr>
+              <w:spacing w:after="0"/>
+            </w:pPr>
+            <w:r>
+              <w:rPr>
+                <w:b w:val="false"/>
+                <w:bCs w:val="false"/>
+                <w:sz w:val="16"/>
+                <w:szCs w:val="16"/>
+              </w:rPr>
+              <w:t xml:space="preserve">—</w:t>
+            </w:r>
+          </w:p>
+        </w:tc>
+        <w:tc>
+          <w:tcPr>
+            <w:tcW w:type="dxa" w:w="750"/>
+            <w:shd w:fill="FFFFFF" w:val="clear"/>
+            <w:tcMar>
+              <w:top w:type="dxa" w:w="70"/>
+              <w:left w:type="dxa" w:w="110"/>
+              <w:bottom w:type="dxa" w:w="70"/>
+              <w:right w:type="dxa" w:w="110"/>
+            </w:tcMar>
+            <w:vAlign w:val="center"/>
+          </w:tcPr>
+          <w:p>
+            <w:pPr>
+              <w:spacing w:after="0"/>
+            </w:pPr>
+            <w:r>
+              <w:rPr>
+                <w:b w:val="false"/>
+                <w:bCs w:val="false"/>
+                <w:sz w:val="16"/>
+                <w:szCs w:val="16"/>
+              </w:rPr>
+              <w:t xml:space="preserve">—</w:t>
+            </w:r>
+          </w:p>
+        </w:tc>
+        <w:tc>
+          <w:tcPr>
+            <w:tcW w:type="dxa" w:w="750"/>
+            <w:shd w:fill="FFFFFF" w:val="clear"/>
+            <w:tcMar>
+              <w:top w:type="dxa" w:w="70"/>
+              <w:left w:type="dxa" w:w="110"/>
+              <w:bottom w:type="dxa" w:w="70"/>
+              <w:right w:type="dxa" w:w="110"/>
+            </w:tcMar>
+            <w:vAlign w:val="center"/>
+          </w:tcPr>
+          <w:p>
+            <w:pPr>
+              <w:spacing w:after="0"/>
+            </w:pPr>
+            <w:r>
+              <w:rPr>
+                <w:b w:val="false"/>
+                <w:bCs w:val="false"/>
+                <w:sz w:val="16"/>
+                <w:szCs w:val="16"/>
+              </w:rPr>
+              <w:t xml:space="preserve">—</w:t>
+            </w:r>
+          </w:p>
+        </w:tc>
+      </w:tr>
+      <w:tr>
+        <w:trPr>
+          <w:cantSplit/>
+        </w:trPr>
+        <w:tc>
+          <w:tcPr>
+            <w:tcW w:type="dxa" w:w="1850"/>
+            <w:shd w:fill="F2F2F2" w:val="clear"/>
+            <w:tcMar>
+              <w:top w:type="dxa" w:w="70"/>
+              <w:left w:type="dxa" w:w="110"/>
+              <w:bottom w:type="dxa" w:w="70"/>
+              <w:right w:type="dxa" w:w="110"/>
+            </w:tcMar>
+            <w:vAlign w:val="center"/>
+          </w:tcPr>
+          <w:p>
+            <w:pPr>
+              <w:spacing w:after="0"/>
+            </w:pPr>
+            <w:r>
+              <w:rPr>
+                <w:b w:val="false"/>
+                <w:bCs w:val="false"/>
+                <w:sz w:val="16"/>
+                <w:szCs w:val="16"/>
+              </w:rPr>
+              <w:t xml:space="preserve">7 janelas, janeiro a junho</w:t>
+            </w:r>
+          </w:p>
+        </w:tc>
+        <w:tc>
+          <w:tcPr>
+            <w:tcW w:type="dxa" w:w="1450"/>
+            <w:shd w:fill="F2F2F2" w:val="clear"/>
+            <w:tcMar>
+              <w:top w:type="dxa" w:w="70"/>
+              <w:left w:type="dxa" w:w="110"/>
+              <w:bottom w:type="dxa" w:w="70"/>
+              <w:right w:type="dxa" w:w="110"/>
+            </w:tcMar>
+            <w:vAlign w:val="center"/>
+          </w:tcPr>
+          <w:p>
+            <w:pPr>
+              <w:spacing w:after="0"/>
+            </w:pPr>
+            <w:r>
+              <w:rPr>
+                <w:b w:val="false"/>
+                <w:bCs w:val="false"/>
+                <w:sz w:val="16"/>
+                <w:szCs w:val="16"/>
+              </w:rPr>
+              <w:t xml:space="preserve">324</w:t>
+            </w:r>
+          </w:p>
+        </w:tc>
+        <w:tc>
+          <w:tcPr>
+            <w:tcW w:type="dxa" w:w="950"/>
+            <w:shd w:fill="F2F2F2" w:val="clear"/>
+            <w:tcMar>
+              <w:top w:type="dxa" w:w="70"/>
+              <w:left w:type="dxa" w:w="110"/>
+              <w:bottom w:type="dxa" w:w="70"/>
+              <w:right w:type="dxa" w:w="110"/>
+            </w:tcMar>
+            <w:vAlign w:val="center"/>
+          </w:tcPr>
+          <w:p>
+            <w:pPr>
+              <w:spacing w:after="0"/>
+            </w:pPr>
+            <w:r>
+              <w:rPr>
+                <w:b w:val="false"/>
+                <w:bCs w:val="false"/>
+                <w:sz w:val="16"/>
+                <w:szCs w:val="16"/>
+              </w:rPr>
+              <w:t xml:space="preserve">0,989</w:t>
+            </w:r>
+          </w:p>
+        </w:tc>
+        <w:tc>
+          <w:tcPr>
+            <w:tcW w:type="dxa" w:w="750"/>
+            <w:shd w:fill="F2F2F2" w:val="clear"/>
+            <w:tcMar>
+              <w:top w:type="dxa" w:w="70"/>
+              <w:left w:type="dxa" w:w="110"/>
+              <w:bottom w:type="dxa" w:w="70"/>
+              <w:right w:type="dxa" w:w="110"/>
+            </w:tcMar>
+            <w:vAlign w:val="center"/>
+          </w:tcPr>
+          <w:p>
+            <w:pPr>
+              <w:spacing w:after="0"/>
+            </w:pPr>
+            <w:r>
+              <w:rPr>
+                <w:b w:val="false"/>
+                <w:bCs w:val="false"/>
+                <w:sz w:val="16"/>
+                <w:szCs w:val="16"/>
+              </w:rPr>
+              <w:t xml:space="preserve">1,111</w:t>
+            </w:r>
+          </w:p>
+        </w:tc>
+        <w:tc>
+          <w:tcPr>
+            <w:tcW w:type="dxa" w:w="750"/>
+            <w:shd w:fill="F2F2F2" w:val="clear"/>
+            <w:tcMar>
+              <w:top w:type="dxa" w:w="70"/>
+              <w:left w:type="dxa" w:w="110"/>
+              <w:bottom w:type="dxa" w:w="70"/>
+              <w:right w:type="dxa" w:w="110"/>
+            </w:tcMar>
+            <w:vAlign w:val="center"/>
+          </w:tcPr>
+          <w:p>
+            <w:pPr>
+              <w:spacing w:after="0"/>
+            </w:pPr>
+            <w:r>
+              <w:rPr>
+                <w:b w:val="false"/>
+                <w:bCs w:val="false"/>
+                <w:sz w:val="16"/>
+                <w:szCs w:val="16"/>
+              </w:rPr>
+              <w:t xml:space="preserve">3,1%</w:t>
+            </w:r>
+          </w:p>
+        </w:tc>
+        <w:tc>
+          <w:tcPr>
+            <w:tcW w:type="dxa" w:w="650"/>
+            <w:shd w:fill="F2F2F2" w:val="clear"/>
+            <w:tcMar>
+              <w:top w:type="dxa" w:w="70"/>
+              <w:left w:type="dxa" w:w="110"/>
+              <w:bottom w:type="dxa" w:w="70"/>
+              <w:right w:type="dxa" w:w="110"/>
+            </w:tcMar>
+            <w:vAlign w:val="center"/>
+          </w:tcPr>
+          <w:p>
+            <w:pPr>
+              <w:spacing w:after="0"/>
+            </w:pPr>
+            <w:r>
+              <w:rPr>
+                <w:b w:val="false"/>
+                <w:bCs w:val="false"/>
+                <w:sz w:val="16"/>
+                <w:szCs w:val="16"/>
+              </w:rPr>
+              <w:t xml:space="preserve">86</w:t>
+            </w:r>
+          </w:p>
+        </w:tc>
+        <w:tc>
+          <w:tcPr>
+            <w:tcW w:type="dxa" w:w="950"/>
+            <w:shd w:fill="F2F2F2" w:val="clear"/>
+            <w:tcMar>
+              <w:top w:type="dxa" w:w="70"/>
+              <w:left w:type="dxa" w:w="110"/>
+              <w:bottom w:type="dxa" w:w="70"/>
+              <w:right w:type="dxa" w:w="110"/>
+            </w:tcMar>
+            <w:vAlign w:val="center"/>
+          </w:tcPr>
+          <w:p>
+            <w:pPr>
+              <w:spacing w:after="0"/>
+            </w:pPr>
+            <w:r>
+              <w:rPr>
+                <w:b w:val="false"/>
+                <w:bCs w:val="false"/>
+                <w:sz w:val="16"/>
+                <w:szCs w:val="16"/>
+              </w:rPr>
+              <w:t xml:space="preserve">1,053</w:t>
+            </w:r>
+          </w:p>
+        </w:tc>
+        <w:tc>
+          <w:tcPr>
+            <w:tcW w:type="dxa" w:w="750"/>
+            <w:shd w:fill="F2F2F2" w:val="clear"/>
+            <w:tcMar>
+              <w:top w:type="dxa" w:w="70"/>
+              <w:left w:type="dxa" w:w="110"/>
+              <w:bottom w:type="dxa" w:w="70"/>
+              <w:right w:type="dxa" w:w="110"/>
+            </w:tcMar>
+            <w:vAlign w:val="center"/>
+          </w:tcPr>
+          <w:p>
+            <w:pPr>
+              <w:spacing w:after="0"/>
+            </w:pPr>
+            <w:r>
+              <w:rPr>
+                <w:b w:val="false"/>
+                <w:bCs w:val="false"/>
+                <w:sz w:val="16"/>
+                <w:szCs w:val="16"/>
+              </w:rPr>
+              <w:t xml:space="preserve">1,300</w:t>
+            </w:r>
+          </w:p>
+        </w:tc>
+        <w:tc>
+          <w:tcPr>
+            <w:tcW w:type="dxa" w:w="750"/>
+            <w:shd w:fill="F2F2F2" w:val="clear"/>
+            <w:tcMar>
+              <w:top w:type="dxa" w:w="70"/>
+              <w:left w:type="dxa" w:w="110"/>
+              <w:bottom w:type="dxa" w:w="70"/>
+              <w:right w:type="dxa" w:w="110"/>
+            </w:tcMar>
+            <w:vAlign w:val="center"/>
+          </w:tcPr>
+          <w:p>
+            <w:pPr>
+              <w:spacing w:after="0"/>
+            </w:pPr>
+            <w:r>
+              <w:rPr>
+                <w:b w:val="false"/>
+                <w:bCs w:val="false"/>
+                <w:sz w:val="16"/>
+                <w:szCs w:val="16"/>
+              </w:rPr>
+              <w:t xml:space="preserve">16,3%</w:t>
+            </w:r>
+          </w:p>
+        </w:tc>
+        <w:tc>
+          <w:tcPr>
+            <w:tcW w:type="dxa" w:w="750"/>
+            <w:shd w:fill="F2F2F2" w:val="clear"/>
+            <w:tcMar>
+              <w:top w:type="dxa" w:w="70"/>
+              <w:left w:type="dxa" w:w="110"/>
+              <w:bottom w:type="dxa" w:w="70"/>
+              <w:right w:type="dxa" w:w="110"/>
+            </w:tcMar>
+            <w:vAlign w:val="center"/>
+          </w:tcPr>
+          <w:p>
+            <w:pPr>
+              <w:spacing w:after="0"/>
+            </w:pPr>
+            <w:r>
+              <w:rPr>
+                <w:b w:val="false"/>
+                <w:bCs w:val="false"/>
+                <w:sz w:val="16"/>
+                <w:szCs w:val="16"/>
+              </w:rPr>
+              <w:t xml:space="preserve">4,7%</w:t>
+            </w:r>
+          </w:p>
+        </w:tc>
+      </w:tr>
+    </w:tbl>
+    <w:p>
+      <w:pPr>
+        <w:spacing w:after="80"/>
+      </w:pPr>
+    </w:p>
+    <w:tbl>
+      <w:tblPr>
+        <w:tblW w:type="dxa" w:w="9600"/>
+        <w:tblBorders>
+          <w:top w:val="single" w:color="BF8F00" w:sz="6"/>
+          <w:left w:val="single" w:color="BF8F00" w:sz="18"/>
+          <w:bottom w:val="single" w:color="BF8F00" w:sz="6"/>
+          <w:right w:val="single" w:color="BF8F00" w:sz="6"/>
+          <w:insideH w:val="none" w:color="FFFFFF" w:sz="0"/>
+          <w:insideV w:val="none" w:color="FFFFFF" w:sz="0"/>
+        </w:tblBorders>
+      </w:tblPr>
+      <w:tblGrid>
+        <w:gridCol w:w="9600"/>
+      </w:tblGrid>
+      <w:tr>
+        <w:trPr>
+          <w:cantSplit/>
+        </w:trPr>
+        <w:tc>
+          <w:tcPr>
+            <w:tcW w:type="dxa" w:w="9600"/>
+            <w:shd w:fill="FFF6E0" w:val="clear"/>
+            <w:tcMar>
+              <w:top w:type="dxa" w:w="130"/>
+              <w:left w:type="dxa" w:w="170"/>
+              <w:bottom w:type="dxa" w:w="130"/>
+              <w:right w:type="dxa" w:w="150"/>
+            </w:tcMar>
+          </w:tcPr>
+          <w:p>
+            <w:pPr>
+              <w:spacing w:after="90"/>
+            </w:pPr>
+            <w:r>
+              <w:rPr>
+                <w:b/>
+                <w:bCs/>
+                <w:color w:val="000000"/>
+              </w:rPr>
+              <w:t xml:space="preserve">Observação, não calibração</w:t>
+            </w:r>
+          </w:p>
+          <w:p>
+            <w:pPr>
+              <w:spacing w:after="70"/>
+            </w:pPr>
+            <w:r>
+              <w:t xml:space="preserve">No combustível, o homologado fica perto da mediana da UF e o limiar de 1,20 separa uma cauda de cerca de 3%. No gás de cozinha, a cauda é longa e os maiores casos sugerem outro produto, não outro preço: R$ 785,00 "o botijão" (provável cilindro de 45 kg, marcado para conferir unidade) e R$ 260,00 a R$ 335,00 (perto do botijão completo, com o vasilhame). O reconhecimento do gás precisa ser conferido nesses itens antes de qualquer limiar. Os limiares da tabela de parâmetros continuam os iniciais (ADR-027).</w:t>
             </w:r>
           </w:p>
         </w:tc>

--- a/docs/DOC-07_Motor_de_Deteccao.docx
+++ b/docs/DOC-07_Motor_de_Deteccao.docx
@@ -149,7 +149,7 @@
                 <w:sz w:val="19"/>
                 <w:szCs w:val="19"/>
               </w:rPr>
-              <w:t xml:space="preserve">Lumen (nome de trabalho, sujeito a verificação de disponibilidade)</w:t>
+              <w:t xml:space="preserve">Lumen</w:t>
             </w:r>
           </w:p>
         </w:tc>
@@ -425,9 +425,11 @@
         <w:keepLines/>
         <w:spacing w:after="160" w:before="380"/>
       </w:pPr>
+      <w:bookmarkStart w:name="_Toc1" w:id="1"/>
       <w:r>
         <w:t xml:space="preserve">Sumário</w:t>
       </w:r>
+      <w:bookmarkEnd w:id="1"/>
     </w:p>
     <w:p>
       <w:pPr>
@@ -452,11 +454,1098 @@
       </w:sdtPr>
       <w:sdtContent>
         <w:p>
+          <w:pPr>
+            <w:pStyle w:val="TOC1"/>
+            <w:tabs>
+              <w:tab w:val="right" w:pos="9638" w:leader="dot"/>
+            </w:tabs>
+          </w:pPr>
           <w:r>
             <w:fldChar w:fldCharType="begin" w:dirty="true"/>
             <w:instrText xml:space="preserve">TOC \h \o "1-3"</w:instrText>
             <w:fldChar w:fldCharType="separate"/>
           </w:r>
+          <w:hyperlink w:history="1" w:anchor="_Toc1">
+            <w:r>
+              <w:t xml:space="preserve">Sumário</w:t>
+            </w:r>
+            <w:r>
+              <w:tab/>
+            </w:r>
+            <w:r>
+              <w:fldChar w:fldCharType="begin" w:dirty="true"/>
+              <w:instrText xml:space="preserve">PAGEREF _Toc1 \h</w:instrText>
+              <w:fldChar w:fldCharType="separate"/>
+              <w:fldChar w:fldCharType="end"/>
+            </w:r>
+          </w:hyperlink>
+        </w:p>
+        <w:p>
+          <w:pPr>
+            <w:pStyle w:val="TOC1"/>
+            <w:tabs>
+              <w:tab w:val="right" w:pos="9638" w:leader="dot"/>
+            </w:tabs>
+          </w:pPr>
+          <w:hyperlink w:history="1" w:anchor="_Toc2">
+            <w:r>
+              <w:t xml:space="preserve">1. Filosofia do motor</w:t>
+            </w:r>
+            <w:r>
+              <w:tab/>
+            </w:r>
+            <w:r>
+              <w:fldChar w:fldCharType="begin" w:dirty="true"/>
+              <w:instrText xml:space="preserve">PAGEREF _Toc2 \h</w:instrText>
+              <w:fldChar w:fldCharType="separate"/>
+              <w:fldChar w:fldCharType="end"/>
+            </w:r>
+          </w:hyperlink>
+        </w:p>
+        <w:p>
+          <w:pPr>
+            <w:pStyle w:val="TOC2"/>
+            <w:tabs>
+              <w:tab w:val="right" w:pos="9638" w:leader="dot"/>
+            </w:tabs>
+            <w:ind w:left="220"/>
+          </w:pPr>
+          <w:hyperlink w:history="1" w:anchor="_Toc3">
+            <w:r>
+              <w:t xml:space="preserve">1.1 Anatomia de uma regra</w:t>
+            </w:r>
+            <w:r>
+              <w:tab/>
+            </w:r>
+            <w:r>
+              <w:fldChar w:fldCharType="begin" w:dirty="true"/>
+              <w:instrText xml:space="preserve">PAGEREF _Toc3 \h</w:instrText>
+              <w:fldChar w:fldCharType="separate"/>
+              <w:fldChar w:fldCharType="end"/>
+            </w:r>
+          </w:hyperlink>
+        </w:p>
+        <w:p>
+          <w:pPr>
+            <w:pStyle w:val="TOC2"/>
+            <w:tabs>
+              <w:tab w:val="right" w:pos="9638" w:leader="dot"/>
+            </w:tabs>
+            <w:ind w:left="220"/>
+          </w:pPr>
+          <w:hyperlink w:history="1" w:anchor="_Toc4">
+            <w:r>
+              <w:t xml:space="preserve">1.2 Ordem de execução</w:t>
+            </w:r>
+            <w:r>
+              <w:tab/>
+            </w:r>
+            <w:r>
+              <w:fldChar w:fldCharType="begin" w:dirty="true"/>
+              <w:instrText xml:space="preserve">PAGEREF _Toc4 \h</w:instrText>
+              <w:fldChar w:fldCharType="separate"/>
+              <w:fldChar w:fldCharType="end"/>
+            </w:r>
+          </w:hyperlink>
+        </w:p>
+        <w:p>
+          <w:pPr>
+            <w:pStyle w:val="TOC1"/>
+            <w:tabs>
+              <w:tab w:val="right" w:pos="9638" w:leader="dot"/>
+            </w:tabs>
+          </w:pPr>
+          <w:hyperlink w:history="1" w:anchor="_Toc5">
+            <w:r>
+              <w:t xml:space="preserve">2. Família A — Anomalia de preço</w:t>
+            </w:r>
+            <w:r>
+              <w:tab/>
+            </w:r>
+            <w:r>
+              <w:fldChar w:fldCharType="begin" w:dirty="true"/>
+              <w:instrText xml:space="preserve">PAGEREF _Toc5 \h</w:instrText>
+              <w:fldChar w:fldCharType="separate"/>
+              <w:fldChar w:fldCharType="end"/>
+            </w:r>
+          </w:hyperlink>
+        </w:p>
+        <w:p>
+          <w:pPr>
+            <w:pStyle w:val="TOC3"/>
+            <w:tabs>
+              <w:tab w:val="right" w:pos="9638" w:leader="dot"/>
+            </w:tabs>
+            <w:ind w:left="440"/>
+          </w:pPr>
+          <w:hyperlink w:history="1" w:anchor="_Toc6">
+            <w:r>
+              <w:t xml:space="preserve">A-01 — Preço unitário distante da mediana do item</w:t>
+            </w:r>
+            <w:r>
+              <w:tab/>
+            </w:r>
+            <w:r>
+              <w:fldChar w:fldCharType="begin" w:dirty="true"/>
+              <w:instrText xml:space="preserve">PAGEREF _Toc6 \h</w:instrText>
+              <w:fldChar w:fldCharType="separate"/>
+              <w:fldChar w:fldCharType="end"/>
+            </w:r>
+          </w:hyperlink>
+        </w:p>
+        <w:p>
+          <w:pPr>
+            <w:pStyle w:val="TOC3"/>
+            <w:tabs>
+              <w:tab w:val="right" w:pos="9638" w:leader="dot"/>
+            </w:tabs>
+            <w:ind w:left="440"/>
+          </w:pPr>
+          <w:hyperlink w:history="1" w:anchor="_Toc7">
+            <w:r>
+              <w:t xml:space="preserve">A-02 — Preço acima de tabela referencial oficial</w:t>
+            </w:r>
+            <w:r>
+              <w:tab/>
+            </w:r>
+            <w:r>
+              <w:fldChar w:fldCharType="begin" w:dirty="true"/>
+              <w:instrText xml:space="preserve">PAGEREF _Toc7 \h</w:instrText>
+              <w:fldChar w:fldCharType="separate"/>
+              <w:fldChar w:fldCharType="end"/>
+            </w:r>
+          </w:hyperlink>
+        </w:p>
+        <w:p>
+          <w:pPr>
+            <w:pStyle w:val="TOC3"/>
+            <w:tabs>
+              <w:tab w:val="right" w:pos="9638" w:leader="dot"/>
+            </w:tabs>
+            <w:ind w:left="440"/>
+          </w:pPr>
+          <w:hyperlink w:history="1" w:anchor="_Toc8">
+            <w:r>
+              <w:t xml:space="preserve">A-03 — Divergência entre ata de registro de preços e contratação efetiva</w:t>
+            </w:r>
+            <w:r>
+              <w:tab/>
+            </w:r>
+            <w:r>
+              <w:fldChar w:fldCharType="begin" w:dirty="true"/>
+              <w:instrText xml:space="preserve">PAGEREF _Toc8 \h</w:instrText>
+              <w:fldChar w:fldCharType="separate"/>
+              <w:fldChar w:fldCharType="end"/>
+            </w:r>
+          </w:hyperlink>
+        </w:p>
+        <w:p>
+          <w:pPr>
+            <w:pStyle w:val="TOC3"/>
+            <w:tabs>
+              <w:tab w:val="right" w:pos="9638" w:leader="dot"/>
+            </w:tabs>
+            <w:ind w:left="440"/>
+          </w:pPr>
+          <w:hyperlink w:history="1" w:anchor="_Toc9">
+            <w:r>
+              <w:t xml:space="preserve">A-04 — Mesmo fornecedor, mesmo item, preços muito distintos entre entes</w:t>
+            </w:r>
+            <w:r>
+              <w:tab/>
+            </w:r>
+            <w:r>
+              <w:fldChar w:fldCharType="begin" w:dirty="true"/>
+              <w:instrText xml:space="preserve">PAGEREF _Toc9 \h</w:instrText>
+              <w:fldChar w:fldCharType="separate"/>
+              <w:fldChar w:fldCharType="end"/>
+            </w:r>
+          </w:hyperlink>
+        </w:p>
+        <w:p>
+          <w:pPr>
+            <w:pStyle w:val="TOC3"/>
+            <w:tabs>
+              <w:tab w:val="right" w:pos="9638" w:leader="dot"/>
+            </w:tabs>
+            <w:ind w:left="440"/>
+          </w:pPr>
+          <w:hyperlink w:history="1" w:anchor="_Toc10">
+            <w:r>
+              <w:t xml:space="preserve">A-05 — Preço acima da referência de mercado de fora do governo</w:t>
+            </w:r>
+            <w:r>
+              <w:tab/>
+            </w:r>
+            <w:r>
+              <w:fldChar w:fldCharType="begin" w:dirty="true"/>
+              <w:instrText xml:space="preserve">PAGEREF _Toc10 \h</w:instrText>
+              <w:fldChar w:fldCharType="separate"/>
+              <w:fldChar w:fldCharType="end"/>
+            </w:r>
+          </w:hyperlink>
+        </w:p>
+        <w:p>
+          <w:pPr>
+            <w:pStyle w:val="TOC3"/>
+            <w:tabs>
+              <w:tab w:val="right" w:pos="9638" w:leader="dot"/>
+            </w:tabs>
+            <w:ind w:left="440"/>
+          </w:pPr>
+          <w:hyperlink w:history="1" w:anchor="_Toc11">
+            <w:r>
+              <w:t xml:space="preserve">A-05 com dados reais: o que as primeiras amostras mostram</w:t>
+            </w:r>
+            <w:r>
+              <w:tab/>
+            </w:r>
+            <w:r>
+              <w:fldChar w:fldCharType="begin" w:dirty="true"/>
+              <w:instrText xml:space="preserve">PAGEREF _Toc11 \h</w:instrText>
+              <w:fldChar w:fldCharType="separate"/>
+              <w:fldChar w:fldCharType="end"/>
+            </w:r>
+          </w:hyperlink>
+        </w:p>
+        <w:p>
+          <w:pPr>
+            <w:pStyle w:val="TOC1"/>
+            <w:tabs>
+              <w:tab w:val="right" w:pos="9638" w:leader="dot"/>
+            </w:tabs>
+          </w:pPr>
+          <w:hyperlink w:history="1" w:anchor="_Toc12">
+            <w:r>
+              <w:t xml:space="preserve">3. Família B — Fracionamento e padrões de valor pequeno</w:t>
+            </w:r>
+            <w:r>
+              <w:tab/>
+            </w:r>
+            <w:r>
+              <w:fldChar w:fldCharType="begin" w:dirty="true"/>
+              <w:instrText xml:space="preserve">PAGEREF _Toc12 \h</w:instrText>
+              <w:fldChar w:fldCharType="separate"/>
+              <w:fldChar w:fldCharType="end"/>
+            </w:r>
+          </w:hyperlink>
+        </w:p>
+        <w:p>
+          <w:pPr>
+            <w:pStyle w:val="TOC3"/>
+            <w:tabs>
+              <w:tab w:val="right" w:pos="9638" w:leader="dot"/>
+            </w:tabs>
+            <w:ind w:left="440"/>
+          </w:pPr>
+          <w:hyperlink w:history="1" w:anchor="_Toc13">
+            <w:r>
+              <w:t xml:space="preserve">B-01 — Fracionamento por agregação de objeto e fornecedor</w:t>
+            </w:r>
+            <w:r>
+              <w:tab/>
+            </w:r>
+            <w:r>
+              <w:fldChar w:fldCharType="begin" w:dirty="true"/>
+              <w:instrText xml:space="preserve">PAGEREF _Toc13 \h</w:instrText>
+              <w:fldChar w:fldCharType="separate"/>
+              <w:fldChar w:fldCharType="end"/>
+            </w:r>
+          </w:hyperlink>
+        </w:p>
+        <w:p>
+          <w:pPr>
+            <w:pStyle w:val="TOC3"/>
+            <w:tabs>
+              <w:tab w:val="right" w:pos="9638" w:leader="dot"/>
+            </w:tabs>
+            <w:ind w:left="440"/>
+          </w:pPr>
+          <w:hyperlink w:history="1" w:anchor="_Toc14">
+            <w:r>
+              <w:t xml:space="preserve">B-02 — Concentração de valores imediatamente abaixo do limite legal</w:t>
+            </w:r>
+            <w:r>
+              <w:tab/>
+            </w:r>
+            <w:r>
+              <w:fldChar w:fldCharType="begin" w:dirty="true"/>
+              <w:instrText xml:space="preserve">PAGEREF _Toc14 \h</w:instrText>
+              <w:fldChar w:fldCharType="separate"/>
+              <w:fldChar w:fldCharType="end"/>
+            </w:r>
+          </w:hyperlink>
+        </w:p>
+        <w:p>
+          <w:pPr>
+            <w:pStyle w:val="TOC3"/>
+            <w:tabs>
+              <w:tab w:val="right" w:pos="9638" w:leader="dot"/>
+            </w:tabs>
+            <w:ind w:left="440"/>
+          </w:pPr>
+          <w:hyperlink w:history="1" w:anchor="_Toc15">
+            <w:r>
+              <w:t xml:space="preserve">B-03 — Sequência recorrente de dispensas com o mesmo fornecedor</w:t>
+            </w:r>
+            <w:r>
+              <w:tab/>
+            </w:r>
+            <w:r>
+              <w:fldChar w:fldCharType="begin" w:dirty="true"/>
+              <w:instrText xml:space="preserve">PAGEREF _Toc15 \h</w:instrText>
+              <w:fldChar w:fldCharType="separate"/>
+              <w:fldChar w:fldCharType="end"/>
+            </w:r>
+          </w:hyperlink>
+        </w:p>
+        <w:p>
+          <w:pPr>
+            <w:pStyle w:val="TOC3"/>
+            <w:tabs>
+              <w:tab w:val="right" w:pos="9638" w:leader="dot"/>
+            </w:tabs>
+            <w:ind w:left="440"/>
+          </w:pPr>
+          <w:hyperlink w:history="1" w:anchor="_Toc16">
+            <w:r>
+              <w:t xml:space="preserve">B-04 — Múltiplas contratações do mesmo objeto na mesma data</w:t>
+            </w:r>
+            <w:r>
+              <w:tab/>
+            </w:r>
+            <w:r>
+              <w:fldChar w:fldCharType="begin" w:dirty="true"/>
+              <w:instrText xml:space="preserve">PAGEREF _Toc16 \h</w:instrText>
+              <w:fldChar w:fldCharType="separate"/>
+              <w:fldChar w:fldCharType="end"/>
+            </w:r>
+          </w:hyperlink>
+        </w:p>
+        <w:p>
+          <w:pPr>
+            <w:pStyle w:val="TOC1"/>
+            <w:tabs>
+              <w:tab w:val="right" w:pos="9638" w:leader="dot"/>
+            </w:tabs>
+          </w:pPr>
+          <w:hyperlink w:history="1" w:anchor="_Toc17">
+            <w:r>
+              <w:t xml:space="preserve">4. Família C — Concentração de fornecedores</w:t>
+            </w:r>
+            <w:r>
+              <w:tab/>
+            </w:r>
+            <w:r>
+              <w:fldChar w:fldCharType="begin" w:dirty="true"/>
+              <w:instrText xml:space="preserve">PAGEREF _Toc17 \h</w:instrText>
+              <w:fldChar w:fldCharType="separate"/>
+              <w:fldChar w:fldCharType="end"/>
+            </w:r>
+          </w:hyperlink>
+        </w:p>
+        <w:p>
+          <w:pPr>
+            <w:pStyle w:val="TOC3"/>
+            <w:tabs>
+              <w:tab w:val="right" w:pos="9638" w:leader="dot"/>
+            </w:tabs>
+            <w:ind w:left="440"/>
+          </w:pPr>
+          <w:hyperlink w:history="1" w:anchor="_Toc18">
+            <w:r>
+              <w:t xml:space="preserve">C-01 — Concentração de mercado elevada por categoria</w:t>
+            </w:r>
+            <w:r>
+              <w:tab/>
+            </w:r>
+            <w:r>
+              <w:fldChar w:fldCharType="begin" w:dirty="true"/>
+              <w:instrText xml:space="preserve">PAGEREF _Toc18 \h</w:instrText>
+              <w:fldChar w:fldCharType="separate"/>
+              <w:fldChar w:fldCharType="end"/>
+            </w:r>
+          </w:hyperlink>
+        </w:p>
+        <w:p>
+          <w:pPr>
+            <w:pStyle w:val="TOC3"/>
+            <w:tabs>
+              <w:tab w:val="right" w:pos="9638" w:leader="dot"/>
+            </w:tabs>
+            <w:ind w:left="440"/>
+          </w:pPr>
+          <w:hyperlink w:history="1" w:anchor="_Toc19">
+            <w:r>
+              <w:t xml:space="preserve">C-02 — Fornecedor dominante no ente</w:t>
+            </w:r>
+            <w:r>
+              <w:tab/>
+            </w:r>
+            <w:r>
+              <w:fldChar w:fldCharType="begin" w:dirty="true"/>
+              <w:instrText xml:space="preserve">PAGEREF _Toc19 \h</w:instrText>
+              <w:fldChar w:fldCharType="separate"/>
+              <w:fldChar w:fldCharType="end"/>
+            </w:r>
+          </w:hyperlink>
+        </w:p>
+        <w:p>
+          <w:pPr>
+            <w:pStyle w:val="TOC3"/>
+            <w:tabs>
+              <w:tab w:val="right" w:pos="9638" w:leader="dot"/>
+            </w:tabs>
+            <w:ind w:left="440"/>
+          </w:pPr>
+          <w:hyperlink w:history="1" w:anchor="_Toc20">
+            <w:r>
+              <w:t xml:space="preserve">C-03 — Dependência do fornecedor em relação ao ente</w:t>
+            </w:r>
+            <w:r>
+              <w:tab/>
+            </w:r>
+            <w:r>
+              <w:fldChar w:fldCharType="begin" w:dirty="true"/>
+              <w:instrText xml:space="preserve">PAGEREF _Toc20 \h</w:instrText>
+              <w:fldChar w:fldCharType="separate"/>
+              <w:fldChar w:fldCharType="end"/>
+            </w:r>
+          </w:hyperlink>
+        </w:p>
+        <w:p>
+          <w:pPr>
+            <w:pStyle w:val="TOC1"/>
+            <w:tabs>
+              <w:tab w:val="right" w:pos="9638" w:leader="dot"/>
+            </w:tabs>
+          </w:pPr>
+          <w:hyperlink w:history="1" w:anchor="_Toc21">
+            <w:r>
+              <w:t xml:space="preserve">5. Família D — Perfil societário do fornecedor</w:t>
+            </w:r>
+            <w:r>
+              <w:tab/>
+            </w:r>
+            <w:r>
+              <w:fldChar w:fldCharType="begin" w:dirty="true"/>
+              <w:instrText xml:space="preserve">PAGEREF _Toc21 \h</w:instrText>
+              <w:fldChar w:fldCharType="separate"/>
+              <w:fldChar w:fldCharType="end"/>
+            </w:r>
+          </w:hyperlink>
+        </w:p>
+        <w:p>
+          <w:pPr>
+            <w:pStyle w:val="TOC3"/>
+            <w:tabs>
+              <w:tab w:val="right" w:pos="9638" w:leader="dot"/>
+            </w:tabs>
+            <w:ind w:left="440"/>
+          </w:pPr>
+          <w:hyperlink w:history="1" w:anchor="_Toc22">
+            <w:r>
+              <w:t xml:space="preserve">D-01 — Fornecedor constituído pouco antes da contratação</w:t>
+            </w:r>
+            <w:r>
+              <w:tab/>
+            </w:r>
+            <w:r>
+              <w:fldChar w:fldCharType="begin" w:dirty="true"/>
+              <w:instrText xml:space="preserve">PAGEREF _Toc22 \h</w:instrText>
+              <w:fldChar w:fldCharType="separate"/>
+              <w:fldChar w:fldCharType="end"/>
+            </w:r>
+          </w:hyperlink>
+        </w:p>
+        <w:p>
+          <w:pPr>
+            <w:pStyle w:val="TOC3"/>
+            <w:tabs>
+              <w:tab w:val="right" w:pos="9638" w:leader="dot"/>
+            </w:tabs>
+            <w:ind w:left="440"/>
+          </w:pPr>
+          <w:hyperlink w:history="1" w:anchor="_Toc23">
+            <w:r>
+              <w:t xml:space="preserve">D-02 — Capital social desproporcional ao valor contratado</w:t>
+            </w:r>
+            <w:r>
+              <w:tab/>
+            </w:r>
+            <w:r>
+              <w:fldChar w:fldCharType="begin" w:dirty="true"/>
+              <w:instrText xml:space="preserve">PAGEREF _Toc23 \h</w:instrText>
+              <w:fldChar w:fldCharType="separate"/>
+              <w:fldChar w:fldCharType="end"/>
+            </w:r>
+          </w:hyperlink>
+        </w:p>
+        <w:p>
+          <w:pPr>
+            <w:pStyle w:val="TOC3"/>
+            <w:tabs>
+              <w:tab w:val="right" w:pos="9638" w:leader="dot"/>
+            </w:tabs>
+            <w:ind w:left="440"/>
+          </w:pPr>
+          <w:hyperlink w:history="1" w:anchor="_Toc24">
+            <w:r>
+              <w:t xml:space="preserve">D-03 — Atividade econômica incompatível com o objeto</w:t>
+            </w:r>
+            <w:r>
+              <w:tab/>
+            </w:r>
+            <w:r>
+              <w:fldChar w:fldCharType="begin" w:dirty="true"/>
+              <w:instrText xml:space="preserve">PAGEREF _Toc24 \h</w:instrText>
+              <w:fldChar w:fldCharType="separate"/>
+              <w:fldChar w:fldCharType="end"/>
+            </w:r>
+          </w:hyperlink>
+        </w:p>
+        <w:p>
+          <w:pPr>
+            <w:pStyle w:val="TOC3"/>
+            <w:tabs>
+              <w:tab w:val="right" w:pos="9638" w:leader="dot"/>
+            </w:tabs>
+            <w:ind w:left="440"/>
+          </w:pPr>
+          <w:hyperlink w:history="1" w:anchor="_Toc25">
+            <w:r>
+              <w:t xml:space="preserve">D-04 — Sócios em comum entre participantes do mesmo processo</w:t>
+            </w:r>
+            <w:r>
+              <w:tab/>
+            </w:r>
+            <w:r>
+              <w:fldChar w:fldCharType="begin" w:dirty="true"/>
+              <w:instrText xml:space="preserve">PAGEREF _Toc25 \h</w:instrText>
+              <w:fldChar w:fldCharType="separate"/>
+              <w:fldChar w:fldCharType="end"/>
+            </w:r>
+          </w:hyperlink>
+        </w:p>
+        <w:p>
+          <w:pPr>
+            <w:pStyle w:val="TOC3"/>
+            <w:tabs>
+              <w:tab w:val="right" w:pos="9638" w:leader="dot"/>
+            </w:tabs>
+            <w:ind w:left="440"/>
+          </w:pPr>
+          <w:hyperlink w:history="1" w:anchor="_Toc26">
+            <w:r>
+              <w:t xml:space="preserve">D-05 — Endereço coincidente entre participantes do mesmo processo</w:t>
+            </w:r>
+            <w:r>
+              <w:tab/>
+            </w:r>
+            <w:r>
+              <w:fldChar w:fldCharType="begin" w:dirty="true"/>
+              <w:instrText xml:space="preserve">PAGEREF _Toc26 \h</w:instrText>
+              <w:fldChar w:fldCharType="separate"/>
+              <w:fldChar w:fldCharType="end"/>
+            </w:r>
+          </w:hyperlink>
+        </w:p>
+        <w:p>
+          <w:pPr>
+            <w:pStyle w:val="TOC1"/>
+            <w:tabs>
+              <w:tab w:val="right" w:pos="9638" w:leader="dot"/>
+            </w:tabs>
+          </w:pPr>
+          <w:hyperlink w:history="1" w:anchor="_Toc27">
+            <w:r>
+              <w:t xml:space="preserve">6. Família E — Anomalias processuais</w:t>
+            </w:r>
+            <w:r>
+              <w:tab/>
+            </w:r>
+            <w:r>
+              <w:fldChar w:fldCharType="begin" w:dirty="true"/>
+              <w:instrText xml:space="preserve">PAGEREF _Toc27 \h</w:instrText>
+              <w:fldChar w:fldCharType="separate"/>
+              <w:fldChar w:fldCharType="end"/>
+            </w:r>
+          </w:hyperlink>
+        </w:p>
+        <w:p>
+          <w:pPr>
+            <w:pStyle w:val="TOC3"/>
+            <w:tabs>
+              <w:tab w:val="right" w:pos="9638" w:leader="dot"/>
+            </w:tabs>
+            <w:ind w:left="440"/>
+          </w:pPr>
+          <w:hyperlink w:history="1" w:anchor="_Toc28">
+            <w:r>
+              <w:t xml:space="preserve">E-01 — Uso de contratação direta acima do padrão do grupo de pares</w:t>
+            </w:r>
+            <w:r>
+              <w:tab/>
+            </w:r>
+            <w:r>
+              <w:fldChar w:fldCharType="begin" w:dirty="true"/>
+              <w:instrText xml:space="preserve">PAGEREF _Toc28 \h</w:instrText>
+              <w:fldChar w:fldCharType="separate"/>
+              <w:fldChar w:fldCharType="end"/>
+            </w:r>
+          </w:hyperlink>
+        </w:p>
+        <w:p>
+          <w:pPr>
+            <w:pStyle w:val="TOC3"/>
+            <w:tabs>
+              <w:tab w:val="right" w:pos="9638" w:leader="dot"/>
+            </w:tabs>
+            <w:ind w:left="440"/>
+          </w:pPr>
+          <w:hyperlink w:history="1" w:anchor="_Toc29">
+            <w:r>
+              <w:t xml:space="preserve">E-02 — Aditivos acima do limite legal de acréscimo</w:t>
+            </w:r>
+            <w:r>
+              <w:tab/>
+            </w:r>
+            <w:r>
+              <w:fldChar w:fldCharType="begin" w:dirty="true"/>
+              <w:instrText xml:space="preserve">PAGEREF _Toc29 \h</w:instrText>
+              <w:fldChar w:fldCharType="separate"/>
+              <w:fldChar w:fldCharType="end"/>
+            </w:r>
+          </w:hyperlink>
+        </w:p>
+        <w:p>
+          <w:pPr>
+            <w:pStyle w:val="TOC3"/>
+            <w:tabs>
+              <w:tab w:val="right" w:pos="9638" w:leader="dot"/>
+            </w:tabs>
+            <w:ind w:left="440"/>
+          </w:pPr>
+          <w:hyperlink w:history="1" w:anchor="_Toc30">
+            <w:r>
+              <w:t xml:space="preserve">E-03 — Prazo entre publicação e abertura inferior ao mínimo legal</w:t>
+            </w:r>
+            <w:r>
+              <w:tab/>
+            </w:r>
+            <w:r>
+              <w:fldChar w:fldCharType="begin" w:dirty="true"/>
+              <w:instrText xml:space="preserve">PAGEREF _Toc30 \h</w:instrText>
+              <w:fldChar w:fldCharType="separate"/>
+              <w:fldChar w:fldCharType="end"/>
+            </w:r>
+          </w:hyperlink>
+        </w:p>
+        <w:p>
+          <w:pPr>
+            <w:pStyle w:val="TOC3"/>
+            <w:tabs>
+              <w:tab w:val="right" w:pos="9638" w:leader="dot"/>
+            </w:tabs>
+            <w:ind w:left="440"/>
+          </w:pPr>
+          <w:hyperlink w:history="1" w:anchor="_Toc31">
+            <w:r>
+              <w:t xml:space="preserve">E-04 — Participante único recorrente em processos competitivos</w:t>
+            </w:r>
+            <w:r>
+              <w:tab/>
+            </w:r>
+            <w:r>
+              <w:fldChar w:fldCharType="begin" w:dirty="true"/>
+              <w:instrText xml:space="preserve">PAGEREF _Toc31 \h</w:instrText>
+              <w:fldChar w:fldCharType="separate"/>
+              <w:fldChar w:fldCharType="end"/>
+            </w:r>
+          </w:hyperlink>
+        </w:p>
+        <w:p>
+          <w:pPr>
+            <w:pStyle w:val="TOC1"/>
+            <w:tabs>
+              <w:tab w:val="right" w:pos="9638" w:leader="dot"/>
+            </w:tabs>
+          </w:pPr>
+          <w:hyperlink w:history="1" w:anchor="_Toc32">
+            <w:r>
+              <w:t xml:space="preserve">7. Família F — Análise forense de dígitos</w:t>
+            </w:r>
+            <w:r>
+              <w:tab/>
+            </w:r>
+            <w:r>
+              <w:fldChar w:fldCharType="begin" w:dirty="true"/>
+              <w:instrText xml:space="preserve">PAGEREF _Toc32 \h</w:instrText>
+              <w:fldChar w:fldCharType="separate"/>
+              <w:fldChar w:fldCharType="end"/>
+            </w:r>
+          </w:hyperlink>
+        </w:p>
+        <w:p>
+          <w:pPr>
+            <w:pStyle w:val="TOC3"/>
+            <w:tabs>
+              <w:tab w:val="right" w:pos="9638" w:leader="dot"/>
+            </w:tabs>
+            <w:ind w:left="440"/>
+          </w:pPr>
+          <w:hyperlink w:history="1" w:anchor="_Toc33">
+            <w:r>
+              <w:t xml:space="preserve">F-01 — Desvio da distribuição esperada do primeiro dígito</w:t>
+            </w:r>
+            <w:r>
+              <w:tab/>
+            </w:r>
+            <w:r>
+              <w:fldChar w:fldCharType="begin" w:dirty="true"/>
+              <w:instrText xml:space="preserve">PAGEREF _Toc33 \h</w:instrText>
+              <w:fldChar w:fldCharType="separate"/>
+              <w:fldChar w:fldCharType="end"/>
+            </w:r>
+          </w:hyperlink>
+        </w:p>
+        <w:p>
+          <w:pPr>
+            <w:pStyle w:val="TOC1"/>
+            <w:tabs>
+              <w:tab w:val="right" w:pos="9638" w:leader="dot"/>
+            </w:tabs>
+          </w:pPr>
+          <w:hyperlink w:history="1" w:anchor="_Toc34">
+            <w:r>
+              <w:t xml:space="preserve">8. Família G — Padrões temporais</w:t>
+            </w:r>
+            <w:r>
+              <w:tab/>
+            </w:r>
+            <w:r>
+              <w:fldChar w:fldCharType="begin" w:dirty="true"/>
+              <w:instrText xml:space="preserve">PAGEREF _Toc34 \h</w:instrText>
+              <w:fldChar w:fldCharType="separate"/>
+              <w:fldChar w:fldCharType="end"/>
+            </w:r>
+          </w:hyperlink>
+        </w:p>
+        <w:p>
+          <w:pPr>
+            <w:pStyle w:val="TOC3"/>
+            <w:tabs>
+              <w:tab w:val="right" w:pos="9638" w:leader="dot"/>
+            </w:tabs>
+            <w:ind w:left="440"/>
+          </w:pPr>
+          <w:hyperlink w:history="1" w:anchor="_Toc35">
+            <w:r>
+              <w:t xml:space="preserve">G-01 — Concentração atípica de empenhos no encerramento do exercício</w:t>
+            </w:r>
+            <w:r>
+              <w:tab/>
+            </w:r>
+            <w:r>
+              <w:fldChar w:fldCharType="begin" w:dirty="true"/>
+              <w:instrText xml:space="preserve">PAGEREF _Toc35 \h</w:instrText>
+              <w:fldChar w:fldCharType="separate"/>
+              <w:fldChar w:fldCharType="end"/>
+            </w:r>
+          </w:hyperlink>
+        </w:p>
+        <w:p>
+          <w:pPr>
+            <w:pStyle w:val="TOC3"/>
+            <w:tabs>
+              <w:tab w:val="right" w:pos="9638" w:leader="dot"/>
+            </w:tabs>
+            <w:ind w:left="440"/>
+          </w:pPr>
+          <w:hyperlink w:history="1" w:anchor="_Toc36">
+            <w:r>
+              <w:t xml:space="preserve">G-02 — Inversão na cadeia da despesa</w:t>
+            </w:r>
+            <w:r>
+              <w:tab/>
+            </w:r>
+            <w:r>
+              <w:fldChar w:fldCharType="begin" w:dirty="true"/>
+              <w:instrText xml:space="preserve">PAGEREF _Toc36 \h</w:instrText>
+              <w:fldChar w:fldCharType="separate"/>
+              <w:fldChar w:fldCharType="end"/>
+            </w:r>
+          </w:hyperlink>
+        </w:p>
+        <w:p>
+          <w:pPr>
+            <w:pStyle w:val="TOC1"/>
+            <w:tabs>
+              <w:tab w:val="right" w:pos="9638" w:leader="dot"/>
+            </w:tabs>
+          </w:pPr>
+          <w:hyperlink w:history="1" w:anchor="_Toc37">
+            <w:r>
+              <w:t xml:space="preserve">9. Família H — Comparação com o grupo de pares</w:t>
+            </w:r>
+            <w:r>
+              <w:tab/>
+            </w:r>
+            <w:r>
+              <w:fldChar w:fldCharType="begin" w:dirty="true"/>
+              <w:instrText xml:space="preserve">PAGEREF _Toc37 \h</w:instrText>
+              <w:fldChar w:fldCharType="separate"/>
+              <w:fldChar w:fldCharType="end"/>
+            </w:r>
+          </w:hyperlink>
+        </w:p>
+        <w:p>
+          <w:pPr>
+            <w:pStyle w:val="TOC3"/>
+            <w:tabs>
+              <w:tab w:val="right" w:pos="9638" w:leader="dot"/>
+            </w:tabs>
+            <w:ind w:left="440"/>
+          </w:pPr>
+          <w:hyperlink w:history="1" w:anchor="_Toc38">
+            <w:r>
+              <w:t xml:space="preserve">H-01 — Gasto per capita atípico por função</w:t>
+            </w:r>
+            <w:r>
+              <w:tab/>
+            </w:r>
+            <w:r>
+              <w:fldChar w:fldCharType="begin" w:dirty="true"/>
+              <w:instrText xml:space="preserve">PAGEREF _Toc38 \h</w:instrText>
+              <w:fldChar w:fldCharType="separate"/>
+              <w:fldChar w:fldCharType="end"/>
+            </w:r>
+          </w:hyperlink>
+        </w:p>
+        <w:p>
+          <w:pPr>
+            <w:pStyle w:val="TOC3"/>
+            <w:tabs>
+              <w:tab w:val="right" w:pos="9638" w:leader="dot"/>
+            </w:tabs>
+            <w:ind w:left="440"/>
+          </w:pPr>
+          <w:hyperlink w:history="1" w:anchor="_Toc39">
+            <w:r>
+              <w:t xml:space="preserve">H-02 — Variação abrupta na série histórica do próprio ente</w:t>
+            </w:r>
+            <w:r>
+              <w:tab/>
+            </w:r>
+            <w:r>
+              <w:fldChar w:fldCharType="begin" w:dirty="true"/>
+              <w:instrText xml:space="preserve">PAGEREF _Toc39 \h</w:instrText>
+              <w:fldChar w:fldCharType="separate"/>
+              <w:fldChar w:fldCharType="end"/>
+            </w:r>
+          </w:hyperlink>
+        </w:p>
+        <w:p>
+          <w:pPr>
+            <w:pStyle w:val="TOC1"/>
+            <w:tabs>
+              <w:tab w:val="right" w:pos="9638" w:leader="dot"/>
+            </w:tabs>
+          </w:pPr>
+          <w:hyperlink w:history="1" w:anchor="_Toc40">
+            <w:r>
+              <w:t xml:space="preserve">10. Família I — Conformidade de transparência</w:t>
+            </w:r>
+            <w:r>
+              <w:tab/>
+            </w:r>
+            <w:r>
+              <w:fldChar w:fldCharType="begin" w:dirty="true"/>
+              <w:instrText xml:space="preserve">PAGEREF _Toc40 \h</w:instrText>
+              <w:fldChar w:fldCharType="separate"/>
+              <w:fldChar w:fldCharType="end"/>
+            </w:r>
+          </w:hyperlink>
+        </w:p>
+        <w:p>
+          <w:pPr>
+            <w:pStyle w:val="TOC3"/>
+            <w:tabs>
+              <w:tab w:val="right" w:pos="9638" w:leader="dot"/>
+            </w:tabs>
+            <w:ind w:left="440"/>
+          </w:pPr>
+          <w:hyperlink w:history="1" w:anchor="_Toc41">
+            <w:r>
+              <w:t xml:space="preserve">I-01 — Ausência de envio obrigatório a sistema federal</w:t>
+            </w:r>
+            <w:r>
+              <w:tab/>
+            </w:r>
+            <w:r>
+              <w:fldChar w:fldCharType="begin" w:dirty="true"/>
+              <w:instrText xml:space="preserve">PAGEREF _Toc41 \h</w:instrText>
+              <w:fldChar w:fldCharType="separate"/>
+              <w:fldChar w:fldCharType="end"/>
+            </w:r>
+          </w:hyperlink>
+        </w:p>
+        <w:p>
+          <w:pPr>
+            <w:pStyle w:val="TOC3"/>
+            <w:tabs>
+              <w:tab w:val="right" w:pos="9638" w:leader="dot"/>
+            </w:tabs>
+            <w:ind w:left="440"/>
+          </w:pPr>
+          <w:hyperlink w:history="1" w:anchor="_Toc42">
+            <w:r>
+              <w:t xml:space="preserve">I-02 — Desatualização da publicação obrigatória</w:t>
+            </w:r>
+            <w:r>
+              <w:tab/>
+            </w:r>
+            <w:r>
+              <w:fldChar w:fldCharType="begin" w:dirty="true"/>
+              <w:instrText xml:space="preserve">PAGEREF _Toc42 \h</w:instrText>
+              <w:fldChar w:fldCharType="separate"/>
+              <w:fldChar w:fldCharType="end"/>
+            </w:r>
+          </w:hyperlink>
+        </w:p>
+        <w:p>
+          <w:pPr>
+            <w:pStyle w:val="TOC3"/>
+            <w:tabs>
+              <w:tab w:val="right" w:pos="9638" w:leader="dot"/>
+            </w:tabs>
+            <w:ind w:left="440"/>
+          </w:pPr>
+          <w:hyperlink w:history="1" w:anchor="_Toc43">
+            <w:r>
+              <w:t xml:space="preserve">I-03 — Publicação em formato não legível por máquina</w:t>
+            </w:r>
+            <w:r>
+              <w:tab/>
+            </w:r>
+            <w:r>
+              <w:fldChar w:fldCharType="begin" w:dirty="true"/>
+              <w:instrText xml:space="preserve">PAGEREF _Toc43 \h</w:instrText>
+              <w:fldChar w:fldCharType="separate"/>
+              <w:fldChar w:fldCharType="end"/>
+            </w:r>
+          </w:hyperlink>
+        </w:p>
+        <w:p>
+          <w:pPr>
+            <w:pStyle w:val="TOC1"/>
+            <w:tabs>
+              <w:tab w:val="right" w:pos="9638" w:leader="dot"/>
+            </w:tabs>
+          </w:pPr>
+          <w:hyperlink w:history="1" w:anchor="_Toc44">
+            <w:r>
+              <w:t xml:space="preserve">11. Família J — Sanções vigentes</w:t>
+            </w:r>
+            <w:r>
+              <w:tab/>
+            </w:r>
+            <w:r>
+              <w:fldChar w:fldCharType="begin" w:dirty="true"/>
+              <w:instrText xml:space="preserve">PAGEREF _Toc44 \h</w:instrText>
+              <w:fldChar w:fldCharType="separate"/>
+              <w:fldChar w:fldCharType="end"/>
+            </w:r>
+          </w:hyperlink>
+        </w:p>
+        <w:p>
+          <w:pPr>
+            <w:pStyle w:val="TOC3"/>
+            <w:tabs>
+              <w:tab w:val="right" w:pos="9638" w:leader="dot"/>
+            </w:tabs>
+            <w:ind w:left="440"/>
+          </w:pPr>
+          <w:hyperlink w:history="1" w:anchor="_Toc45">
+            <w:r>
+              <w:t xml:space="preserve">J-01 — Contratação de fornecedor com sanção vigente na data do ato</w:t>
+            </w:r>
+            <w:r>
+              <w:tab/>
+            </w:r>
+            <w:r>
+              <w:fldChar w:fldCharType="begin" w:dirty="true"/>
+              <w:instrText xml:space="preserve">PAGEREF _Toc45 \h</w:instrText>
+              <w:fldChar w:fldCharType="separate"/>
+              <w:fldChar w:fldCharType="end"/>
+            </w:r>
+          </w:hyperlink>
+        </w:p>
+        <w:p>
+          <w:pPr>
+            <w:pStyle w:val="TOC1"/>
+            <w:tabs>
+              <w:tab w:val="right" w:pos="9638" w:leader="dot"/>
+            </w:tabs>
+          </w:pPr>
+          <w:hyperlink w:history="1" w:anchor="_Toc46">
+            <w:r>
+              <w:t xml:space="preserve">12. Família K — Contexto factual, sem publicação autônoma</w:t>
+            </w:r>
+            <w:r>
+              <w:tab/>
+            </w:r>
+            <w:r>
+              <w:fldChar w:fldCharType="begin" w:dirty="true"/>
+              <w:instrText xml:space="preserve">PAGEREF _Toc46 \h</w:instrText>
+              <w:fldChar w:fldCharType="separate"/>
+              <w:fldChar w:fldCharType="end"/>
+            </w:r>
+          </w:hyperlink>
+        </w:p>
+        <w:p>
+          <w:pPr>
+            <w:pStyle w:val="TOC1"/>
+            <w:tabs>
+              <w:tab w:val="right" w:pos="9638" w:leader="dot"/>
+            </w:tabs>
+          </w:pPr>
+          <w:hyperlink w:history="1" w:anchor="_Toc47">
+            <w:r>
+              <w:t xml:space="preserve">13. Score composto e severidade</w:t>
+            </w:r>
+            <w:r>
+              <w:tab/>
+            </w:r>
+            <w:r>
+              <w:fldChar w:fldCharType="begin" w:dirty="true"/>
+              <w:instrText xml:space="preserve">PAGEREF _Toc47 \h</w:instrText>
+              <w:fldChar w:fldCharType="separate"/>
+              <w:fldChar w:fldCharType="end"/>
+            </w:r>
+          </w:hyperlink>
+        </w:p>
+        <w:p>
+          <w:pPr>
+            <w:pStyle w:val="TOC1"/>
+            <w:tabs>
+              <w:tab w:val="right" w:pos="9638" w:leader="dot"/>
+            </w:tabs>
+          </w:pPr>
+          <w:hyperlink w:history="1" w:anchor="_Toc48">
+            <w:r>
+              <w:t xml:space="preserve">14. Calibração e controle de qualidade</w:t>
+            </w:r>
+            <w:r>
+              <w:tab/>
+            </w:r>
+            <w:r>
+              <w:fldChar w:fldCharType="begin" w:dirty="true"/>
+              <w:instrText xml:space="preserve">PAGEREF _Toc48 \h</w:instrText>
+              <w:fldChar w:fldCharType="separate"/>
+              <w:fldChar w:fldCharType="end"/>
+            </w:r>
+          </w:hyperlink>
         </w:p>
         <w:p>
           <w:r>
@@ -477,9 +1566,11 @@
         <w:keepLines/>
         <w:spacing w:after="160" w:before="380"/>
       </w:pPr>
+      <w:bookmarkStart w:name="_Toc2" w:id="2"/>
       <w:r>
         <w:t xml:space="preserve">1. Filosofia do motor</w:t>
       </w:r>
+      <w:bookmarkEnd w:id="2"/>
     </w:p>
     <w:p>
       <w:pPr>
@@ -591,9 +1682,11 @@
         <w:keepLines/>
         <w:spacing w:after="120" w:before="280"/>
       </w:pPr>
+      <w:bookmarkStart w:name="_Toc3" w:id="3"/>
       <w:r>
         <w:t xml:space="preserve">1.1 Anatomia de uma regra</w:t>
       </w:r>
+      <w:bookmarkEnd w:id="3"/>
     </w:p>
     <w:tbl>
       <w:tblPr>
@@ -1152,9 +2245,11 @@
         <w:keepLines/>
         <w:spacing w:after="120" w:before="280"/>
       </w:pPr>
+      <w:bookmarkStart w:name="_Toc4" w:id="4"/>
       <w:r>
         <w:t xml:space="preserve">1.2 Ordem de execução</w:t>
       </w:r>
+      <w:bookmarkEnd w:id="4"/>
     </w:p>
     <w:p>
       <w:pPr>
@@ -1230,9 +2325,11 @@
         <w:keepLines/>
         <w:spacing w:after="160" w:before="380"/>
       </w:pPr>
+      <w:bookmarkStart w:name="_Toc5" w:id="5"/>
       <w:r>
         <w:t xml:space="preserve">2. Família A — Anomalia de preço</w:t>
       </w:r>
+      <w:bookmarkEnd w:id="5"/>
     </w:p>
     <w:p>
       <w:pPr>
@@ -1255,9 +2352,11 @@
         <w:keepLines/>
         <w:spacing w:after="100" w:before="220"/>
       </w:pPr>
+      <w:bookmarkStart w:name="_Toc6" w:id="6"/>
       <w:r>
         <w:t xml:space="preserve">A-01 — Preço unitário distante da mediana do item</w:t>
       </w:r>
+      <w:bookmarkEnd w:id="6"/>
     </w:p>
     <w:tbl>
       <w:tblPr>
@@ -1642,9 +2741,11 @@
         <w:keepLines/>
         <w:spacing w:after="100" w:before="220"/>
       </w:pPr>
+      <w:bookmarkStart w:name="_Toc7" w:id="7"/>
       <w:r>
         <w:t xml:space="preserve">A-02 — Preço acima de tabela referencial oficial</w:t>
       </w:r>
+      <w:bookmarkEnd w:id="7"/>
     </w:p>
     <w:tbl>
       <w:tblPr>
@@ -2029,9 +3130,11 @@
         <w:keepLines/>
         <w:spacing w:after="100" w:before="220"/>
       </w:pPr>
+      <w:bookmarkStart w:name="_Toc8" w:id="8"/>
       <w:r>
         <w:t xml:space="preserve">A-03 — Divergência entre ata de registro de preços e contratação efetiva</w:t>
       </w:r>
+      <w:bookmarkEnd w:id="8"/>
     </w:p>
     <w:tbl>
       <w:tblPr>
@@ -2416,9 +3519,11 @@
         <w:keepLines/>
         <w:spacing w:after="100" w:before="220"/>
       </w:pPr>
+      <w:bookmarkStart w:name="_Toc9" w:id="9"/>
       <w:r>
         <w:t xml:space="preserve">A-04 — Mesmo fornecedor, mesmo item, preços muito distintos entre entes</w:t>
       </w:r>
+      <w:bookmarkEnd w:id="9"/>
     </w:p>
     <w:tbl>
       <w:tblPr>
@@ -2803,9 +3908,11 @@
         <w:keepLines/>
         <w:spacing w:after="100" w:before="220"/>
       </w:pPr>
+      <w:bookmarkStart w:name="_Toc10" w:id="10"/>
       <w:r>
         <w:t xml:space="preserve">A-05 — Preço acima da referência de mercado de fora do governo</w:t>
       </w:r>
+      <w:bookmarkEnd w:id="10"/>
     </w:p>
     <w:tbl>
       <w:tblPr>
@@ -3244,9 +4351,11 @@
         <w:keepLines/>
         <w:spacing w:after="100" w:before="220"/>
       </w:pPr>
+      <w:bookmarkStart w:name="_Toc11" w:id="11"/>
       <w:r>
         <w:t xml:space="preserve">A-05 com dados reais: o que as primeiras amostras mostram</w:t>
       </w:r>
+      <w:bookmarkEnd w:id="11"/>
     </w:p>
     <w:p>
       <w:pPr>
@@ -4743,9 +5852,11 @@
         <w:keepLines/>
         <w:spacing w:after="160" w:before="380"/>
       </w:pPr>
+      <w:bookmarkStart w:name="_Toc12" w:id="12"/>
       <w:r>
         <w:t xml:space="preserve">3. Família B — Fracionamento e padrões de valor pequeno</w:t>
       </w:r>
+      <w:bookmarkEnd w:id="12"/>
     </w:p>
     <w:tbl>
       <w:tblPr>
@@ -4822,9 +5933,11 @@
         <w:keepLines/>
         <w:spacing w:after="100" w:before="220"/>
       </w:pPr>
+      <w:bookmarkStart w:name="_Toc13" w:id="13"/>
       <w:r>
         <w:t xml:space="preserve">B-01 — Fracionamento por agregação de objeto e fornecedor</w:t>
       </w:r>
+      <w:bookmarkEnd w:id="13"/>
     </w:p>
     <w:tbl>
       <w:tblPr>
@@ -5268,9 +6381,11 @@
         <w:keepLines/>
         <w:spacing w:after="100" w:before="220"/>
       </w:pPr>
+      <w:bookmarkStart w:name="_Toc14" w:id="14"/>
       <w:r>
         <w:t xml:space="preserve">B-02 — Concentração de valores imediatamente abaixo do limite legal</w:t>
       </w:r>
+      <w:bookmarkEnd w:id="14"/>
     </w:p>
     <w:tbl>
       <w:tblPr>
@@ -5655,9 +6770,11 @@
         <w:keepLines/>
         <w:spacing w:after="100" w:before="220"/>
       </w:pPr>
+      <w:bookmarkStart w:name="_Toc15" w:id="15"/>
       <w:r>
         <w:t xml:space="preserve">B-03 — Sequência recorrente de dispensas com o mesmo fornecedor</w:t>
       </w:r>
+      <w:bookmarkEnd w:id="15"/>
     </w:p>
     <w:tbl>
       <w:tblPr>
@@ -6042,9 +7159,11 @@
         <w:keepLines/>
         <w:spacing w:after="100" w:before="220"/>
       </w:pPr>
+      <w:bookmarkStart w:name="_Toc16" w:id="16"/>
       <w:r>
         <w:t xml:space="preserve">B-04 — Múltiplas contratações do mesmo objeto na mesma data</w:t>
       </w:r>
+      <w:bookmarkEnd w:id="16"/>
     </w:p>
     <w:tbl>
       <w:tblPr>
@@ -6434,9 +7553,11 @@
         <w:keepLines/>
         <w:spacing w:after="160" w:before="380"/>
       </w:pPr>
+      <w:bookmarkStart w:name="_Toc17" w:id="17"/>
       <w:r>
         <w:t xml:space="preserve">4. Família C — Concentração de fornecedores</w:t>
       </w:r>
+      <w:bookmarkEnd w:id="17"/>
     </w:p>
     <w:p>
       <w:pPr>
@@ -6445,9 +7566,11 @@
         <w:keepLines/>
         <w:spacing w:after="100" w:before="220"/>
       </w:pPr>
+      <w:bookmarkStart w:name="_Toc18" w:id="18"/>
       <w:r>
         <w:t xml:space="preserve">C-01 — Concentração de mercado elevada por categoria</w:t>
       </w:r>
+      <w:bookmarkEnd w:id="18"/>
     </w:p>
     <w:tbl>
       <w:tblPr>
@@ -6832,9 +7955,11 @@
         <w:keepLines/>
         <w:spacing w:after="100" w:before="220"/>
       </w:pPr>
+      <w:bookmarkStart w:name="_Toc19" w:id="19"/>
       <w:r>
         <w:t xml:space="preserve">C-02 — Fornecedor dominante no ente</w:t>
       </w:r>
+      <w:bookmarkEnd w:id="19"/>
     </w:p>
     <w:tbl>
       <w:tblPr>
@@ -7219,9 +8344,11 @@
         <w:keepLines/>
         <w:spacing w:after="100" w:before="220"/>
       </w:pPr>
+      <w:bookmarkStart w:name="_Toc20" w:id="20"/>
       <w:r>
         <w:t xml:space="preserve">C-03 — Dependência do fornecedor em relação ao ente</w:t>
       </w:r>
+      <w:bookmarkEnd w:id="20"/>
     </w:p>
     <w:tbl>
       <w:tblPr>
@@ -7606,9 +8733,11 @@
         <w:keepLines/>
         <w:spacing w:after="160" w:before="380"/>
       </w:pPr>
+      <w:bookmarkStart w:name="_Toc21" w:id="21"/>
       <w:r>
         <w:t xml:space="preserve">5. Família D — Perfil societário do fornecedor</w:t>
       </w:r>
+      <w:bookmarkEnd w:id="21"/>
     </w:p>
     <w:p>
       <w:pPr>
@@ -7631,9 +8760,11 @@
         <w:keepLines/>
         <w:spacing w:after="100" w:before="220"/>
       </w:pPr>
+      <w:bookmarkStart w:name="_Toc22" w:id="22"/>
       <w:r>
         <w:t xml:space="preserve">D-01 — Fornecedor constituído pouco antes da contratação</w:t>
       </w:r>
+      <w:bookmarkEnd w:id="22"/>
     </w:p>
     <w:tbl>
       <w:tblPr>
@@ -8018,9 +9149,11 @@
         <w:keepLines/>
         <w:spacing w:after="100" w:before="220"/>
       </w:pPr>
+      <w:bookmarkStart w:name="_Toc23" w:id="23"/>
       <w:r>
         <w:t xml:space="preserve">D-02 — Capital social desproporcional ao valor contratado</w:t>
       </w:r>
+      <w:bookmarkEnd w:id="23"/>
     </w:p>
     <w:tbl>
       <w:tblPr>
@@ -8405,9 +9538,11 @@
         <w:keepLines/>
         <w:spacing w:after="100" w:before="220"/>
       </w:pPr>
+      <w:bookmarkStart w:name="_Toc24" w:id="24"/>
       <w:r>
         <w:t xml:space="preserve">D-03 — Atividade econômica incompatível com o objeto</w:t>
       </w:r>
+      <w:bookmarkEnd w:id="24"/>
     </w:p>
     <w:tbl>
       <w:tblPr>
@@ -8792,9 +9927,11 @@
         <w:keepLines/>
         <w:spacing w:after="100" w:before="220"/>
       </w:pPr>
+      <w:bookmarkStart w:name="_Toc25" w:id="25"/>
       <w:r>
         <w:t xml:space="preserve">D-04 — Sócios em comum entre participantes do mesmo processo</w:t>
       </w:r>
+      <w:bookmarkEnd w:id="25"/>
     </w:p>
     <w:tbl>
       <w:tblPr>
@@ -9179,9 +10316,11 @@
         <w:keepLines/>
         <w:spacing w:after="100" w:before="220"/>
       </w:pPr>
+      <w:bookmarkStart w:name="_Toc26" w:id="26"/>
       <w:r>
         <w:t xml:space="preserve">D-05 — Endereço coincidente entre participantes do mesmo processo</w:t>
       </w:r>
+      <w:bookmarkEnd w:id="26"/>
     </w:p>
     <w:tbl>
       <w:tblPr>
@@ -9571,9 +10710,11 @@
         <w:keepLines/>
         <w:spacing w:after="160" w:before="380"/>
       </w:pPr>
+      <w:bookmarkStart w:name="_Toc27" w:id="27"/>
       <w:r>
         <w:t xml:space="preserve">6. Família E — Anomalias processuais</w:t>
       </w:r>
+      <w:bookmarkEnd w:id="27"/>
     </w:p>
     <w:p>
       <w:pPr>
@@ -9582,9 +10723,11 @@
         <w:keepLines/>
         <w:spacing w:after="100" w:before="220"/>
       </w:pPr>
+      <w:bookmarkStart w:name="_Toc28" w:id="28"/>
       <w:r>
         <w:t xml:space="preserve">E-01 — Uso de contratação direta acima do padrão do grupo de pares</w:t>
       </w:r>
+      <w:bookmarkEnd w:id="28"/>
     </w:p>
     <w:tbl>
       <w:tblPr>
@@ -9969,9 +11112,11 @@
         <w:keepLines/>
         <w:spacing w:after="100" w:before="220"/>
       </w:pPr>
+      <w:bookmarkStart w:name="_Toc29" w:id="29"/>
       <w:r>
         <w:t xml:space="preserve">E-02 — Aditivos acima do limite legal de acréscimo</w:t>
       </w:r>
+      <w:bookmarkEnd w:id="29"/>
     </w:p>
     <w:tbl>
       <w:tblPr>
@@ -10356,9 +11501,11 @@
         <w:keepLines/>
         <w:spacing w:after="100" w:before="220"/>
       </w:pPr>
+      <w:bookmarkStart w:name="_Toc30" w:id="30"/>
       <w:r>
         <w:t xml:space="preserve">E-03 — Prazo entre publicação e abertura inferior ao mínimo legal</w:t>
       </w:r>
+      <w:bookmarkEnd w:id="30"/>
     </w:p>
     <w:tbl>
       <w:tblPr>
@@ -10743,9 +11890,11 @@
         <w:keepLines/>
         <w:spacing w:after="100" w:before="220"/>
       </w:pPr>
+      <w:bookmarkStart w:name="_Toc31" w:id="31"/>
       <w:r>
         <w:t xml:space="preserve">E-04 — Participante único recorrente em processos competitivos</w:t>
       </w:r>
+      <w:bookmarkEnd w:id="31"/>
     </w:p>
     <w:tbl>
       <w:tblPr>
@@ -11130,9 +12279,11 @@
         <w:keepLines/>
         <w:spacing w:after="160" w:before="380"/>
       </w:pPr>
+      <w:bookmarkStart w:name="_Toc32" w:id="32"/>
       <w:r>
         <w:t xml:space="preserve">7. Família F — Análise forense de dígitos</w:t>
       </w:r>
+      <w:bookmarkEnd w:id="32"/>
     </w:p>
     <w:p>
       <w:pPr>
@@ -11141,9 +12292,11 @@
         <w:keepLines/>
         <w:spacing w:after="100" w:before="220"/>
       </w:pPr>
+      <w:bookmarkStart w:name="_Toc33" w:id="33"/>
       <w:r>
         <w:t xml:space="preserve">F-01 — Desvio da distribuição esperada do primeiro dígito</w:t>
       </w:r>
+      <w:bookmarkEnd w:id="33"/>
     </w:p>
     <w:tbl>
       <w:tblPr>
@@ -11587,9 +12740,11 @@
         <w:keepLines/>
         <w:spacing w:after="160" w:before="380"/>
       </w:pPr>
+      <w:bookmarkStart w:name="_Toc34" w:id="34"/>
       <w:r>
         <w:t xml:space="preserve">8. Família G — Padrões temporais</w:t>
       </w:r>
+      <w:bookmarkEnd w:id="34"/>
     </w:p>
     <w:p>
       <w:pPr>
@@ -11598,9 +12753,11 @@
         <w:keepLines/>
         <w:spacing w:after="100" w:before="220"/>
       </w:pPr>
+      <w:bookmarkStart w:name="_Toc35" w:id="35"/>
       <w:r>
         <w:t xml:space="preserve">G-01 — Concentração atípica de empenhos no encerramento do exercício</w:t>
       </w:r>
+      <w:bookmarkEnd w:id="35"/>
     </w:p>
     <w:tbl>
       <w:tblPr>
@@ -11985,9 +13142,11 @@
         <w:keepLines/>
         <w:spacing w:after="100" w:before="220"/>
       </w:pPr>
+      <w:bookmarkStart w:name="_Toc36" w:id="36"/>
       <w:r>
         <w:t xml:space="preserve">G-02 — Inversão na cadeia da despesa</w:t>
       </w:r>
+      <w:bookmarkEnd w:id="36"/>
     </w:p>
     <w:tbl>
       <w:tblPr>
@@ -12372,9 +13531,11 @@
         <w:keepLines/>
         <w:spacing w:after="160" w:before="380"/>
       </w:pPr>
+      <w:bookmarkStart w:name="_Toc37" w:id="37"/>
       <w:r>
         <w:t xml:space="preserve">9. Família H — Comparação com o grupo de pares</w:t>
       </w:r>
+      <w:bookmarkEnd w:id="37"/>
     </w:p>
     <w:p>
       <w:pPr>
@@ -12383,9 +13544,11 @@
         <w:keepLines/>
         <w:spacing w:after="100" w:before="220"/>
       </w:pPr>
+      <w:bookmarkStart w:name="_Toc38" w:id="38"/>
       <w:r>
         <w:t xml:space="preserve">H-01 — Gasto per capita atípico por função</w:t>
       </w:r>
+      <w:bookmarkEnd w:id="38"/>
     </w:p>
     <w:tbl>
       <w:tblPr>
@@ -12770,9 +13933,11 @@
         <w:keepLines/>
         <w:spacing w:after="100" w:before="220"/>
       </w:pPr>
+      <w:bookmarkStart w:name="_Toc39" w:id="39"/>
       <w:r>
         <w:t xml:space="preserve">H-02 — Variação abrupta na série histórica do próprio ente</w:t>
       </w:r>
+      <w:bookmarkEnd w:id="39"/>
     </w:p>
     <w:tbl>
       <w:tblPr>
@@ -13157,9 +14322,11 @@
         <w:keepLines/>
         <w:spacing w:after="160" w:before="380"/>
       </w:pPr>
+      <w:bookmarkStart w:name="_Toc40" w:id="40"/>
       <w:r>
         <w:t xml:space="preserve">10. Família I — Conformidade de transparência</w:t>
       </w:r>
+      <w:bookmarkEnd w:id="40"/>
     </w:p>
     <w:p>
       <w:pPr>
@@ -13182,9 +14349,11 @@
         <w:keepLines/>
         <w:spacing w:after="100" w:before="220"/>
       </w:pPr>
+      <w:bookmarkStart w:name="_Toc41" w:id="41"/>
       <w:r>
         <w:t xml:space="preserve">I-01 — Ausência de envio obrigatório a sistema federal</w:t>
       </w:r>
+      <w:bookmarkEnd w:id="41"/>
     </w:p>
     <w:tbl>
       <w:tblPr>
@@ -13569,9 +14738,11 @@
         <w:keepLines/>
         <w:spacing w:after="100" w:before="220"/>
       </w:pPr>
+      <w:bookmarkStart w:name="_Toc42" w:id="42"/>
       <w:r>
         <w:t xml:space="preserve">I-02 — Desatualização da publicação obrigatória</w:t>
       </w:r>
+      <w:bookmarkEnd w:id="42"/>
     </w:p>
     <w:tbl>
       <w:tblPr>
@@ -13956,9 +15127,11 @@
         <w:keepLines/>
         <w:spacing w:after="100" w:before="220"/>
       </w:pPr>
+      <w:bookmarkStart w:name="_Toc43" w:id="43"/>
       <w:r>
         <w:t xml:space="preserve">I-03 — Publicação em formato não legível por máquina</w:t>
       </w:r>
+      <w:bookmarkEnd w:id="43"/>
     </w:p>
     <w:tbl>
       <w:tblPr>
@@ -14402,9 +15575,11 @@
         <w:keepLines/>
         <w:spacing w:after="160" w:before="380"/>
       </w:pPr>
+      <w:bookmarkStart w:name="_Toc44" w:id="44"/>
       <w:r>
         <w:t xml:space="preserve">11. Família J — Sanções vigentes</w:t>
       </w:r>
+      <w:bookmarkEnd w:id="44"/>
     </w:p>
     <w:p>
       <w:pPr>
@@ -14413,9 +15588,11 @@
         <w:keepLines/>
         <w:spacing w:after="100" w:before="220"/>
       </w:pPr>
+      <w:bookmarkStart w:name="_Toc45" w:id="45"/>
       <w:r>
         <w:t xml:space="preserve">J-01 — Contratação de fornecedor com sanção vigente na data do ato</w:t>
       </w:r>
+      <w:bookmarkEnd w:id="45"/>
     </w:p>
     <w:tbl>
       <w:tblPr>
@@ -14800,9 +15977,11 @@
         <w:keepLines/>
         <w:spacing w:after="160" w:before="380"/>
       </w:pPr>
+      <w:bookmarkStart w:name="_Toc46" w:id="46"/>
       <w:r>
         <w:t xml:space="preserve">12. Família K — Contexto factual, sem publicação autônoma</w:t>
       </w:r>
+      <w:bookmarkEnd w:id="46"/>
     </w:p>
     <w:p>
       <w:pPr>
@@ -15190,9 +16369,11 @@
         <w:keepLines/>
         <w:spacing w:after="160" w:before="380"/>
       </w:pPr>
+      <w:bookmarkStart w:name="_Toc47" w:id="47"/>
       <w:r>
         <w:t xml:space="preserve">13. Score composto e severidade</w:t>
       </w:r>
+      <w:bookmarkEnd w:id="47"/>
     </w:p>
     <w:p>
       <w:pPr>
@@ -16369,9 +17550,11 @@
         <w:keepLines/>
         <w:spacing w:after="160" w:before="380"/>
       </w:pPr>
+      <w:bookmarkStart w:name="_Toc48" w:id="48"/>
       <w:r>
         <w:t xml:space="preserve">14. Calibração e controle de qualidade</w:t>
       </w:r>
+      <w:bookmarkEnd w:id="48"/>
     </w:p>
     <w:p>
       <w:pPr>
@@ -17182,6 +18365,21 @@
   <w:style w:type="paragraph" w:styleId="Normal" w:default="1">
     <w:name w:val="Normal"/>
     <w:qFormat/>
+  </w:style>
+  <w:style w:type="table" w:styleId="TableNormal" w:default="true">
+    <w:name w:val="Normal Table"/>
+    <w:uiPriority w:val="99"/>
+    <w:semiHidden/>
+    <w:unhideWhenUsed/>
+    <w:tblPr>
+      <w:tblInd w:type="dxa" w:w="0"/>
+      <w:tblCellMar>
+        <w:top w:type="dxa" w:w="0"/>
+        <w:left w:type="dxa" w:w="108"/>
+        <w:bottom w:type="dxa" w:w="0"/>
+        <w:right w:type="dxa" w:w="108"/>
+      </w:tblCellMar>
+    </w:tblPr>
   </w:style>
   <w:style w:type="paragraph" w:styleId="Title">
     <w:name w:val="Title"/>

--- a/docs/DOC-07_Motor_de_Deteccao.docx
+++ b/docs/DOC-07_Motor_de_Deteccao.docx
@@ -425,11 +425,9 @@
         <w:keepLines/>
         <w:spacing w:after="160" w:before="380"/>
       </w:pPr>
-      <w:bookmarkStart w:name="_Toc1" w:id="1"/>
       <w:r>
         <w:t xml:space="preserve">Sumário</w:t>
       </w:r>
-      <w:bookmarkEnd w:id="1"/>
     </w:p>
     <w:p>
       <w:pPr>
@@ -454,1098 +452,11 @@
       </w:sdtPr>
       <w:sdtContent>
         <w:p>
-          <w:pPr>
-            <w:pStyle w:val="TOC1"/>
-            <w:tabs>
-              <w:tab w:val="right" w:pos="9638" w:leader="dot"/>
-            </w:tabs>
-          </w:pPr>
           <w:r>
             <w:fldChar w:fldCharType="begin" w:dirty="true"/>
             <w:instrText xml:space="preserve">TOC \h \o "1-3"</w:instrText>
             <w:fldChar w:fldCharType="separate"/>
           </w:r>
-          <w:hyperlink w:history="1" w:anchor="_Toc1">
-            <w:r>
-              <w:t xml:space="preserve">Sumário</w:t>
-            </w:r>
-            <w:r>
-              <w:tab/>
-            </w:r>
-            <w:r>
-              <w:fldChar w:fldCharType="begin" w:dirty="true"/>
-              <w:instrText xml:space="preserve">PAGEREF _Toc1 \h</w:instrText>
-              <w:fldChar w:fldCharType="separate"/>
-              <w:fldChar w:fldCharType="end"/>
-            </w:r>
-          </w:hyperlink>
-        </w:p>
-        <w:p>
-          <w:pPr>
-            <w:pStyle w:val="TOC1"/>
-            <w:tabs>
-              <w:tab w:val="right" w:pos="9638" w:leader="dot"/>
-            </w:tabs>
-          </w:pPr>
-          <w:hyperlink w:history="1" w:anchor="_Toc2">
-            <w:r>
-              <w:t xml:space="preserve">1. Filosofia do motor</w:t>
-            </w:r>
-            <w:r>
-              <w:tab/>
-            </w:r>
-            <w:r>
-              <w:fldChar w:fldCharType="begin" w:dirty="true"/>
-              <w:instrText xml:space="preserve">PAGEREF _Toc2 \h</w:instrText>
-              <w:fldChar w:fldCharType="separate"/>
-              <w:fldChar w:fldCharType="end"/>
-            </w:r>
-          </w:hyperlink>
-        </w:p>
-        <w:p>
-          <w:pPr>
-            <w:pStyle w:val="TOC2"/>
-            <w:tabs>
-              <w:tab w:val="right" w:pos="9638" w:leader="dot"/>
-            </w:tabs>
-            <w:ind w:left="220"/>
-          </w:pPr>
-          <w:hyperlink w:history="1" w:anchor="_Toc3">
-            <w:r>
-              <w:t xml:space="preserve">1.1 Anatomia de uma regra</w:t>
-            </w:r>
-            <w:r>
-              <w:tab/>
-            </w:r>
-            <w:r>
-              <w:fldChar w:fldCharType="begin" w:dirty="true"/>
-              <w:instrText xml:space="preserve">PAGEREF _Toc3 \h</w:instrText>
-              <w:fldChar w:fldCharType="separate"/>
-              <w:fldChar w:fldCharType="end"/>
-            </w:r>
-          </w:hyperlink>
-        </w:p>
-        <w:p>
-          <w:pPr>
-            <w:pStyle w:val="TOC2"/>
-            <w:tabs>
-              <w:tab w:val="right" w:pos="9638" w:leader="dot"/>
-            </w:tabs>
-            <w:ind w:left="220"/>
-          </w:pPr>
-          <w:hyperlink w:history="1" w:anchor="_Toc4">
-            <w:r>
-              <w:t xml:space="preserve">1.2 Ordem de execução</w:t>
-            </w:r>
-            <w:r>
-              <w:tab/>
-            </w:r>
-            <w:r>
-              <w:fldChar w:fldCharType="begin" w:dirty="true"/>
-              <w:instrText xml:space="preserve">PAGEREF _Toc4 \h</w:instrText>
-              <w:fldChar w:fldCharType="separate"/>
-              <w:fldChar w:fldCharType="end"/>
-            </w:r>
-          </w:hyperlink>
-        </w:p>
-        <w:p>
-          <w:pPr>
-            <w:pStyle w:val="TOC1"/>
-            <w:tabs>
-              <w:tab w:val="right" w:pos="9638" w:leader="dot"/>
-            </w:tabs>
-          </w:pPr>
-          <w:hyperlink w:history="1" w:anchor="_Toc5">
-            <w:r>
-              <w:t xml:space="preserve">2. Família A — Anomalia de preço</w:t>
-            </w:r>
-            <w:r>
-              <w:tab/>
-            </w:r>
-            <w:r>
-              <w:fldChar w:fldCharType="begin" w:dirty="true"/>
-              <w:instrText xml:space="preserve">PAGEREF _Toc5 \h</w:instrText>
-              <w:fldChar w:fldCharType="separate"/>
-              <w:fldChar w:fldCharType="end"/>
-            </w:r>
-          </w:hyperlink>
-        </w:p>
-        <w:p>
-          <w:pPr>
-            <w:pStyle w:val="TOC3"/>
-            <w:tabs>
-              <w:tab w:val="right" w:pos="9638" w:leader="dot"/>
-            </w:tabs>
-            <w:ind w:left="440"/>
-          </w:pPr>
-          <w:hyperlink w:history="1" w:anchor="_Toc6">
-            <w:r>
-              <w:t xml:space="preserve">A-01 — Preço unitário distante da mediana do item</w:t>
-            </w:r>
-            <w:r>
-              <w:tab/>
-            </w:r>
-            <w:r>
-              <w:fldChar w:fldCharType="begin" w:dirty="true"/>
-              <w:instrText xml:space="preserve">PAGEREF _Toc6 \h</w:instrText>
-              <w:fldChar w:fldCharType="separate"/>
-              <w:fldChar w:fldCharType="end"/>
-            </w:r>
-          </w:hyperlink>
-        </w:p>
-        <w:p>
-          <w:pPr>
-            <w:pStyle w:val="TOC3"/>
-            <w:tabs>
-              <w:tab w:val="right" w:pos="9638" w:leader="dot"/>
-            </w:tabs>
-            <w:ind w:left="440"/>
-          </w:pPr>
-          <w:hyperlink w:history="1" w:anchor="_Toc7">
-            <w:r>
-              <w:t xml:space="preserve">A-02 — Preço acima de tabela referencial oficial</w:t>
-            </w:r>
-            <w:r>
-              <w:tab/>
-            </w:r>
-            <w:r>
-              <w:fldChar w:fldCharType="begin" w:dirty="true"/>
-              <w:instrText xml:space="preserve">PAGEREF _Toc7 \h</w:instrText>
-              <w:fldChar w:fldCharType="separate"/>
-              <w:fldChar w:fldCharType="end"/>
-            </w:r>
-          </w:hyperlink>
-        </w:p>
-        <w:p>
-          <w:pPr>
-            <w:pStyle w:val="TOC3"/>
-            <w:tabs>
-              <w:tab w:val="right" w:pos="9638" w:leader="dot"/>
-            </w:tabs>
-            <w:ind w:left="440"/>
-          </w:pPr>
-          <w:hyperlink w:history="1" w:anchor="_Toc8">
-            <w:r>
-              <w:t xml:space="preserve">A-03 — Divergência entre ata de registro de preços e contratação efetiva</w:t>
-            </w:r>
-            <w:r>
-              <w:tab/>
-            </w:r>
-            <w:r>
-              <w:fldChar w:fldCharType="begin" w:dirty="true"/>
-              <w:instrText xml:space="preserve">PAGEREF _Toc8 \h</w:instrText>
-              <w:fldChar w:fldCharType="separate"/>
-              <w:fldChar w:fldCharType="end"/>
-            </w:r>
-          </w:hyperlink>
-        </w:p>
-        <w:p>
-          <w:pPr>
-            <w:pStyle w:val="TOC3"/>
-            <w:tabs>
-              <w:tab w:val="right" w:pos="9638" w:leader="dot"/>
-            </w:tabs>
-            <w:ind w:left="440"/>
-          </w:pPr>
-          <w:hyperlink w:history="1" w:anchor="_Toc9">
-            <w:r>
-              <w:t xml:space="preserve">A-04 — Mesmo fornecedor, mesmo item, preços muito distintos entre entes</w:t>
-            </w:r>
-            <w:r>
-              <w:tab/>
-            </w:r>
-            <w:r>
-              <w:fldChar w:fldCharType="begin" w:dirty="true"/>
-              <w:instrText xml:space="preserve">PAGEREF _Toc9 \h</w:instrText>
-              <w:fldChar w:fldCharType="separate"/>
-              <w:fldChar w:fldCharType="end"/>
-            </w:r>
-          </w:hyperlink>
-        </w:p>
-        <w:p>
-          <w:pPr>
-            <w:pStyle w:val="TOC3"/>
-            <w:tabs>
-              <w:tab w:val="right" w:pos="9638" w:leader="dot"/>
-            </w:tabs>
-            <w:ind w:left="440"/>
-          </w:pPr>
-          <w:hyperlink w:history="1" w:anchor="_Toc10">
-            <w:r>
-              <w:t xml:space="preserve">A-05 — Preço acima da referência de mercado de fora do governo</w:t>
-            </w:r>
-            <w:r>
-              <w:tab/>
-            </w:r>
-            <w:r>
-              <w:fldChar w:fldCharType="begin" w:dirty="true"/>
-              <w:instrText xml:space="preserve">PAGEREF _Toc10 \h</w:instrText>
-              <w:fldChar w:fldCharType="separate"/>
-              <w:fldChar w:fldCharType="end"/>
-            </w:r>
-          </w:hyperlink>
-        </w:p>
-        <w:p>
-          <w:pPr>
-            <w:pStyle w:val="TOC3"/>
-            <w:tabs>
-              <w:tab w:val="right" w:pos="9638" w:leader="dot"/>
-            </w:tabs>
-            <w:ind w:left="440"/>
-          </w:pPr>
-          <w:hyperlink w:history="1" w:anchor="_Toc11">
-            <w:r>
-              <w:t xml:space="preserve">A-05 com dados reais: o que as primeiras amostras mostram</w:t>
-            </w:r>
-            <w:r>
-              <w:tab/>
-            </w:r>
-            <w:r>
-              <w:fldChar w:fldCharType="begin" w:dirty="true"/>
-              <w:instrText xml:space="preserve">PAGEREF _Toc11 \h</w:instrText>
-              <w:fldChar w:fldCharType="separate"/>
-              <w:fldChar w:fldCharType="end"/>
-            </w:r>
-          </w:hyperlink>
-        </w:p>
-        <w:p>
-          <w:pPr>
-            <w:pStyle w:val="TOC1"/>
-            <w:tabs>
-              <w:tab w:val="right" w:pos="9638" w:leader="dot"/>
-            </w:tabs>
-          </w:pPr>
-          <w:hyperlink w:history="1" w:anchor="_Toc12">
-            <w:r>
-              <w:t xml:space="preserve">3. Família B — Fracionamento e padrões de valor pequeno</w:t>
-            </w:r>
-            <w:r>
-              <w:tab/>
-            </w:r>
-            <w:r>
-              <w:fldChar w:fldCharType="begin" w:dirty="true"/>
-              <w:instrText xml:space="preserve">PAGEREF _Toc12 \h</w:instrText>
-              <w:fldChar w:fldCharType="separate"/>
-              <w:fldChar w:fldCharType="end"/>
-            </w:r>
-          </w:hyperlink>
-        </w:p>
-        <w:p>
-          <w:pPr>
-            <w:pStyle w:val="TOC3"/>
-            <w:tabs>
-              <w:tab w:val="right" w:pos="9638" w:leader="dot"/>
-            </w:tabs>
-            <w:ind w:left="440"/>
-          </w:pPr>
-          <w:hyperlink w:history="1" w:anchor="_Toc13">
-            <w:r>
-              <w:t xml:space="preserve">B-01 — Fracionamento por agregação de objeto e fornecedor</w:t>
-            </w:r>
-            <w:r>
-              <w:tab/>
-            </w:r>
-            <w:r>
-              <w:fldChar w:fldCharType="begin" w:dirty="true"/>
-              <w:instrText xml:space="preserve">PAGEREF _Toc13 \h</w:instrText>
-              <w:fldChar w:fldCharType="separate"/>
-              <w:fldChar w:fldCharType="end"/>
-            </w:r>
-          </w:hyperlink>
-        </w:p>
-        <w:p>
-          <w:pPr>
-            <w:pStyle w:val="TOC3"/>
-            <w:tabs>
-              <w:tab w:val="right" w:pos="9638" w:leader="dot"/>
-            </w:tabs>
-            <w:ind w:left="440"/>
-          </w:pPr>
-          <w:hyperlink w:history="1" w:anchor="_Toc14">
-            <w:r>
-              <w:t xml:space="preserve">B-02 — Concentração de valores imediatamente abaixo do limite legal</w:t>
-            </w:r>
-            <w:r>
-              <w:tab/>
-            </w:r>
-            <w:r>
-              <w:fldChar w:fldCharType="begin" w:dirty="true"/>
-              <w:instrText xml:space="preserve">PAGEREF _Toc14 \h</w:instrText>
-              <w:fldChar w:fldCharType="separate"/>
-              <w:fldChar w:fldCharType="end"/>
-            </w:r>
-          </w:hyperlink>
-        </w:p>
-        <w:p>
-          <w:pPr>
-            <w:pStyle w:val="TOC3"/>
-            <w:tabs>
-              <w:tab w:val="right" w:pos="9638" w:leader="dot"/>
-            </w:tabs>
-            <w:ind w:left="440"/>
-          </w:pPr>
-          <w:hyperlink w:history="1" w:anchor="_Toc15">
-            <w:r>
-              <w:t xml:space="preserve">B-03 — Sequência recorrente de dispensas com o mesmo fornecedor</w:t>
-            </w:r>
-            <w:r>
-              <w:tab/>
-            </w:r>
-            <w:r>
-              <w:fldChar w:fldCharType="begin" w:dirty="true"/>
-              <w:instrText xml:space="preserve">PAGEREF _Toc15 \h</w:instrText>
-              <w:fldChar w:fldCharType="separate"/>
-              <w:fldChar w:fldCharType="end"/>
-            </w:r>
-          </w:hyperlink>
-        </w:p>
-        <w:p>
-          <w:pPr>
-            <w:pStyle w:val="TOC3"/>
-            <w:tabs>
-              <w:tab w:val="right" w:pos="9638" w:leader="dot"/>
-            </w:tabs>
-            <w:ind w:left="440"/>
-          </w:pPr>
-          <w:hyperlink w:history="1" w:anchor="_Toc16">
-            <w:r>
-              <w:t xml:space="preserve">B-04 — Múltiplas contratações do mesmo objeto na mesma data</w:t>
-            </w:r>
-            <w:r>
-              <w:tab/>
-            </w:r>
-            <w:r>
-              <w:fldChar w:fldCharType="begin" w:dirty="true"/>
-              <w:instrText xml:space="preserve">PAGEREF _Toc16 \h</w:instrText>
-              <w:fldChar w:fldCharType="separate"/>
-              <w:fldChar w:fldCharType="end"/>
-            </w:r>
-          </w:hyperlink>
-        </w:p>
-        <w:p>
-          <w:pPr>
-            <w:pStyle w:val="TOC1"/>
-            <w:tabs>
-              <w:tab w:val="right" w:pos="9638" w:leader="dot"/>
-            </w:tabs>
-          </w:pPr>
-          <w:hyperlink w:history="1" w:anchor="_Toc17">
-            <w:r>
-              <w:t xml:space="preserve">4. Família C — Concentração de fornecedores</w:t>
-            </w:r>
-            <w:r>
-              <w:tab/>
-            </w:r>
-            <w:r>
-              <w:fldChar w:fldCharType="begin" w:dirty="true"/>
-              <w:instrText xml:space="preserve">PAGEREF _Toc17 \h</w:instrText>
-              <w:fldChar w:fldCharType="separate"/>
-              <w:fldChar w:fldCharType="end"/>
-            </w:r>
-          </w:hyperlink>
-        </w:p>
-        <w:p>
-          <w:pPr>
-            <w:pStyle w:val="TOC3"/>
-            <w:tabs>
-              <w:tab w:val="right" w:pos="9638" w:leader="dot"/>
-            </w:tabs>
-            <w:ind w:left="440"/>
-          </w:pPr>
-          <w:hyperlink w:history="1" w:anchor="_Toc18">
-            <w:r>
-              <w:t xml:space="preserve">C-01 — Concentração de mercado elevada por categoria</w:t>
-            </w:r>
-            <w:r>
-              <w:tab/>
-            </w:r>
-            <w:r>
-              <w:fldChar w:fldCharType="begin" w:dirty="true"/>
-              <w:instrText xml:space="preserve">PAGEREF _Toc18 \h</w:instrText>
-              <w:fldChar w:fldCharType="separate"/>
-              <w:fldChar w:fldCharType="end"/>
-            </w:r>
-          </w:hyperlink>
-        </w:p>
-        <w:p>
-          <w:pPr>
-            <w:pStyle w:val="TOC3"/>
-            <w:tabs>
-              <w:tab w:val="right" w:pos="9638" w:leader="dot"/>
-            </w:tabs>
-            <w:ind w:left="440"/>
-          </w:pPr>
-          <w:hyperlink w:history="1" w:anchor="_Toc19">
-            <w:r>
-              <w:t xml:space="preserve">C-02 — Fornecedor dominante no ente</w:t>
-            </w:r>
-            <w:r>
-              <w:tab/>
-            </w:r>
-            <w:r>
-              <w:fldChar w:fldCharType="begin" w:dirty="true"/>
-              <w:instrText xml:space="preserve">PAGEREF _Toc19 \h</w:instrText>
-              <w:fldChar w:fldCharType="separate"/>
-              <w:fldChar w:fldCharType="end"/>
-            </w:r>
-          </w:hyperlink>
-        </w:p>
-        <w:p>
-          <w:pPr>
-            <w:pStyle w:val="TOC3"/>
-            <w:tabs>
-              <w:tab w:val="right" w:pos="9638" w:leader="dot"/>
-            </w:tabs>
-            <w:ind w:left="440"/>
-          </w:pPr>
-          <w:hyperlink w:history="1" w:anchor="_Toc20">
-            <w:r>
-              <w:t xml:space="preserve">C-03 — Dependência do fornecedor em relação ao ente</w:t>
-            </w:r>
-            <w:r>
-              <w:tab/>
-            </w:r>
-            <w:r>
-              <w:fldChar w:fldCharType="begin" w:dirty="true"/>
-              <w:instrText xml:space="preserve">PAGEREF _Toc20 \h</w:instrText>
-              <w:fldChar w:fldCharType="separate"/>
-              <w:fldChar w:fldCharType="end"/>
-            </w:r>
-          </w:hyperlink>
-        </w:p>
-        <w:p>
-          <w:pPr>
-            <w:pStyle w:val="TOC1"/>
-            <w:tabs>
-              <w:tab w:val="right" w:pos="9638" w:leader="dot"/>
-            </w:tabs>
-          </w:pPr>
-          <w:hyperlink w:history="1" w:anchor="_Toc21">
-            <w:r>
-              <w:t xml:space="preserve">5. Família D — Perfil societário do fornecedor</w:t>
-            </w:r>
-            <w:r>
-              <w:tab/>
-            </w:r>
-            <w:r>
-              <w:fldChar w:fldCharType="begin" w:dirty="true"/>
-              <w:instrText xml:space="preserve">PAGEREF _Toc21 \h</w:instrText>
-              <w:fldChar w:fldCharType="separate"/>
-              <w:fldChar w:fldCharType="end"/>
-            </w:r>
-          </w:hyperlink>
-        </w:p>
-        <w:p>
-          <w:pPr>
-            <w:pStyle w:val="TOC3"/>
-            <w:tabs>
-              <w:tab w:val="right" w:pos="9638" w:leader="dot"/>
-            </w:tabs>
-            <w:ind w:left="440"/>
-          </w:pPr>
-          <w:hyperlink w:history="1" w:anchor="_Toc22">
-            <w:r>
-              <w:t xml:space="preserve">D-01 — Fornecedor constituído pouco antes da contratação</w:t>
-            </w:r>
-            <w:r>
-              <w:tab/>
-            </w:r>
-            <w:r>
-              <w:fldChar w:fldCharType="begin" w:dirty="true"/>
-              <w:instrText xml:space="preserve">PAGEREF _Toc22 \h</w:instrText>
-              <w:fldChar w:fldCharType="separate"/>
-              <w:fldChar w:fldCharType="end"/>
-            </w:r>
-          </w:hyperlink>
-        </w:p>
-        <w:p>
-          <w:pPr>
-            <w:pStyle w:val="TOC3"/>
-            <w:tabs>
-              <w:tab w:val="right" w:pos="9638" w:leader="dot"/>
-            </w:tabs>
-            <w:ind w:left="440"/>
-          </w:pPr>
-          <w:hyperlink w:history="1" w:anchor="_Toc23">
-            <w:r>
-              <w:t xml:space="preserve">D-02 — Capital social desproporcional ao valor contratado</w:t>
-            </w:r>
-            <w:r>
-              <w:tab/>
-            </w:r>
-            <w:r>
-              <w:fldChar w:fldCharType="begin" w:dirty="true"/>
-              <w:instrText xml:space="preserve">PAGEREF _Toc23 \h</w:instrText>
-              <w:fldChar w:fldCharType="separate"/>
-              <w:fldChar w:fldCharType="end"/>
-            </w:r>
-          </w:hyperlink>
-        </w:p>
-        <w:p>
-          <w:pPr>
-            <w:pStyle w:val="TOC3"/>
-            <w:tabs>
-              <w:tab w:val="right" w:pos="9638" w:leader="dot"/>
-            </w:tabs>
-            <w:ind w:left="440"/>
-          </w:pPr>
-          <w:hyperlink w:history="1" w:anchor="_Toc24">
-            <w:r>
-              <w:t xml:space="preserve">D-03 — Atividade econômica incompatível com o objeto</w:t>
-            </w:r>
-            <w:r>
-              <w:tab/>
-            </w:r>
-            <w:r>
-              <w:fldChar w:fldCharType="begin" w:dirty="true"/>
-              <w:instrText xml:space="preserve">PAGEREF _Toc24 \h</w:instrText>
-              <w:fldChar w:fldCharType="separate"/>
-              <w:fldChar w:fldCharType="end"/>
-            </w:r>
-          </w:hyperlink>
-        </w:p>
-        <w:p>
-          <w:pPr>
-            <w:pStyle w:val="TOC3"/>
-            <w:tabs>
-              <w:tab w:val="right" w:pos="9638" w:leader="dot"/>
-            </w:tabs>
-            <w:ind w:left="440"/>
-          </w:pPr>
-          <w:hyperlink w:history="1" w:anchor="_Toc25">
-            <w:r>
-              <w:t xml:space="preserve">D-04 — Sócios em comum entre participantes do mesmo processo</w:t>
-            </w:r>
-            <w:r>
-              <w:tab/>
-            </w:r>
-            <w:r>
-              <w:fldChar w:fldCharType="begin" w:dirty="true"/>
-              <w:instrText xml:space="preserve">PAGEREF _Toc25 \h</w:instrText>
-              <w:fldChar w:fldCharType="separate"/>
-              <w:fldChar w:fldCharType="end"/>
-            </w:r>
-          </w:hyperlink>
-        </w:p>
-        <w:p>
-          <w:pPr>
-            <w:pStyle w:val="TOC3"/>
-            <w:tabs>
-              <w:tab w:val="right" w:pos="9638" w:leader="dot"/>
-            </w:tabs>
-            <w:ind w:left="440"/>
-          </w:pPr>
-          <w:hyperlink w:history="1" w:anchor="_Toc26">
-            <w:r>
-              <w:t xml:space="preserve">D-05 — Endereço coincidente entre participantes do mesmo processo</w:t>
-            </w:r>
-            <w:r>
-              <w:tab/>
-            </w:r>
-            <w:r>
-              <w:fldChar w:fldCharType="begin" w:dirty="true"/>
-              <w:instrText xml:space="preserve">PAGEREF _Toc26 \h</w:instrText>
-              <w:fldChar w:fldCharType="separate"/>
-              <w:fldChar w:fldCharType="end"/>
-            </w:r>
-          </w:hyperlink>
-        </w:p>
-        <w:p>
-          <w:pPr>
-            <w:pStyle w:val="TOC1"/>
-            <w:tabs>
-              <w:tab w:val="right" w:pos="9638" w:leader="dot"/>
-            </w:tabs>
-          </w:pPr>
-          <w:hyperlink w:history="1" w:anchor="_Toc27">
-            <w:r>
-              <w:t xml:space="preserve">6. Família E — Anomalias processuais</w:t>
-            </w:r>
-            <w:r>
-              <w:tab/>
-            </w:r>
-            <w:r>
-              <w:fldChar w:fldCharType="begin" w:dirty="true"/>
-              <w:instrText xml:space="preserve">PAGEREF _Toc27 \h</w:instrText>
-              <w:fldChar w:fldCharType="separate"/>
-              <w:fldChar w:fldCharType="end"/>
-            </w:r>
-          </w:hyperlink>
-        </w:p>
-        <w:p>
-          <w:pPr>
-            <w:pStyle w:val="TOC3"/>
-            <w:tabs>
-              <w:tab w:val="right" w:pos="9638" w:leader="dot"/>
-            </w:tabs>
-            <w:ind w:left="440"/>
-          </w:pPr>
-          <w:hyperlink w:history="1" w:anchor="_Toc28">
-            <w:r>
-              <w:t xml:space="preserve">E-01 — Uso de contratação direta acima do padrão do grupo de pares</w:t>
-            </w:r>
-            <w:r>
-              <w:tab/>
-            </w:r>
-            <w:r>
-              <w:fldChar w:fldCharType="begin" w:dirty="true"/>
-              <w:instrText xml:space="preserve">PAGEREF _Toc28 \h</w:instrText>
-              <w:fldChar w:fldCharType="separate"/>
-              <w:fldChar w:fldCharType="end"/>
-            </w:r>
-          </w:hyperlink>
-        </w:p>
-        <w:p>
-          <w:pPr>
-            <w:pStyle w:val="TOC3"/>
-            <w:tabs>
-              <w:tab w:val="right" w:pos="9638" w:leader="dot"/>
-            </w:tabs>
-            <w:ind w:left="440"/>
-          </w:pPr>
-          <w:hyperlink w:history="1" w:anchor="_Toc29">
-            <w:r>
-              <w:t xml:space="preserve">E-02 — Aditivos acima do limite legal de acréscimo</w:t>
-            </w:r>
-            <w:r>
-              <w:tab/>
-            </w:r>
-            <w:r>
-              <w:fldChar w:fldCharType="begin" w:dirty="true"/>
-              <w:instrText xml:space="preserve">PAGEREF _Toc29 \h</w:instrText>
-              <w:fldChar w:fldCharType="separate"/>
-              <w:fldChar w:fldCharType="end"/>
-            </w:r>
-          </w:hyperlink>
-        </w:p>
-        <w:p>
-          <w:pPr>
-            <w:pStyle w:val="TOC3"/>
-            <w:tabs>
-              <w:tab w:val="right" w:pos="9638" w:leader="dot"/>
-            </w:tabs>
-            <w:ind w:left="440"/>
-          </w:pPr>
-          <w:hyperlink w:history="1" w:anchor="_Toc30">
-            <w:r>
-              <w:t xml:space="preserve">E-03 — Prazo entre publicação e abertura inferior ao mínimo legal</w:t>
-            </w:r>
-            <w:r>
-              <w:tab/>
-            </w:r>
-            <w:r>
-              <w:fldChar w:fldCharType="begin" w:dirty="true"/>
-              <w:instrText xml:space="preserve">PAGEREF _Toc30 \h</w:instrText>
-              <w:fldChar w:fldCharType="separate"/>
-              <w:fldChar w:fldCharType="end"/>
-            </w:r>
-          </w:hyperlink>
-        </w:p>
-        <w:p>
-          <w:pPr>
-            <w:pStyle w:val="TOC3"/>
-            <w:tabs>
-              <w:tab w:val="right" w:pos="9638" w:leader="dot"/>
-            </w:tabs>
-            <w:ind w:left="440"/>
-          </w:pPr>
-          <w:hyperlink w:history="1" w:anchor="_Toc31">
-            <w:r>
-              <w:t xml:space="preserve">E-04 — Participante único recorrente em processos competitivos</w:t>
-            </w:r>
-            <w:r>
-              <w:tab/>
-            </w:r>
-            <w:r>
-              <w:fldChar w:fldCharType="begin" w:dirty="true"/>
-              <w:instrText xml:space="preserve">PAGEREF _Toc31 \h</w:instrText>
-              <w:fldChar w:fldCharType="separate"/>
-              <w:fldChar w:fldCharType="end"/>
-            </w:r>
-          </w:hyperlink>
-        </w:p>
-        <w:p>
-          <w:pPr>
-            <w:pStyle w:val="TOC1"/>
-            <w:tabs>
-              <w:tab w:val="right" w:pos="9638" w:leader="dot"/>
-            </w:tabs>
-          </w:pPr>
-          <w:hyperlink w:history="1" w:anchor="_Toc32">
-            <w:r>
-              <w:t xml:space="preserve">7. Família F — Análise forense de dígitos</w:t>
-            </w:r>
-            <w:r>
-              <w:tab/>
-            </w:r>
-            <w:r>
-              <w:fldChar w:fldCharType="begin" w:dirty="true"/>
-              <w:instrText xml:space="preserve">PAGEREF _Toc32 \h</w:instrText>
-              <w:fldChar w:fldCharType="separate"/>
-              <w:fldChar w:fldCharType="end"/>
-            </w:r>
-          </w:hyperlink>
-        </w:p>
-        <w:p>
-          <w:pPr>
-            <w:pStyle w:val="TOC3"/>
-            <w:tabs>
-              <w:tab w:val="right" w:pos="9638" w:leader="dot"/>
-            </w:tabs>
-            <w:ind w:left="440"/>
-          </w:pPr>
-          <w:hyperlink w:history="1" w:anchor="_Toc33">
-            <w:r>
-              <w:t xml:space="preserve">F-01 — Desvio da distribuição esperada do primeiro dígito</w:t>
-            </w:r>
-            <w:r>
-              <w:tab/>
-            </w:r>
-            <w:r>
-              <w:fldChar w:fldCharType="begin" w:dirty="true"/>
-              <w:instrText xml:space="preserve">PAGEREF _Toc33 \h</w:instrText>
-              <w:fldChar w:fldCharType="separate"/>
-              <w:fldChar w:fldCharType="end"/>
-            </w:r>
-          </w:hyperlink>
-        </w:p>
-        <w:p>
-          <w:pPr>
-            <w:pStyle w:val="TOC1"/>
-            <w:tabs>
-              <w:tab w:val="right" w:pos="9638" w:leader="dot"/>
-            </w:tabs>
-          </w:pPr>
-          <w:hyperlink w:history="1" w:anchor="_Toc34">
-            <w:r>
-              <w:t xml:space="preserve">8. Família G — Padrões temporais</w:t>
-            </w:r>
-            <w:r>
-              <w:tab/>
-            </w:r>
-            <w:r>
-              <w:fldChar w:fldCharType="begin" w:dirty="true"/>
-              <w:instrText xml:space="preserve">PAGEREF _Toc34 \h</w:instrText>
-              <w:fldChar w:fldCharType="separate"/>
-              <w:fldChar w:fldCharType="end"/>
-            </w:r>
-          </w:hyperlink>
-        </w:p>
-        <w:p>
-          <w:pPr>
-            <w:pStyle w:val="TOC3"/>
-            <w:tabs>
-              <w:tab w:val="right" w:pos="9638" w:leader="dot"/>
-            </w:tabs>
-            <w:ind w:left="440"/>
-          </w:pPr>
-          <w:hyperlink w:history="1" w:anchor="_Toc35">
-            <w:r>
-              <w:t xml:space="preserve">G-01 — Concentração atípica de empenhos no encerramento do exercício</w:t>
-            </w:r>
-            <w:r>
-              <w:tab/>
-            </w:r>
-            <w:r>
-              <w:fldChar w:fldCharType="begin" w:dirty="true"/>
-              <w:instrText xml:space="preserve">PAGEREF _Toc35 \h</w:instrText>
-              <w:fldChar w:fldCharType="separate"/>
-              <w:fldChar w:fldCharType="end"/>
-            </w:r>
-          </w:hyperlink>
-        </w:p>
-        <w:p>
-          <w:pPr>
-            <w:pStyle w:val="TOC3"/>
-            <w:tabs>
-              <w:tab w:val="right" w:pos="9638" w:leader="dot"/>
-            </w:tabs>
-            <w:ind w:left="440"/>
-          </w:pPr>
-          <w:hyperlink w:history="1" w:anchor="_Toc36">
-            <w:r>
-              <w:t xml:space="preserve">G-02 — Inversão na cadeia da despesa</w:t>
-            </w:r>
-            <w:r>
-              <w:tab/>
-            </w:r>
-            <w:r>
-              <w:fldChar w:fldCharType="begin" w:dirty="true"/>
-              <w:instrText xml:space="preserve">PAGEREF _Toc36 \h</w:instrText>
-              <w:fldChar w:fldCharType="separate"/>
-              <w:fldChar w:fldCharType="end"/>
-            </w:r>
-          </w:hyperlink>
-        </w:p>
-        <w:p>
-          <w:pPr>
-            <w:pStyle w:val="TOC1"/>
-            <w:tabs>
-              <w:tab w:val="right" w:pos="9638" w:leader="dot"/>
-            </w:tabs>
-          </w:pPr>
-          <w:hyperlink w:history="1" w:anchor="_Toc37">
-            <w:r>
-              <w:t xml:space="preserve">9. Família H — Comparação com o grupo de pares</w:t>
-            </w:r>
-            <w:r>
-              <w:tab/>
-            </w:r>
-            <w:r>
-              <w:fldChar w:fldCharType="begin" w:dirty="true"/>
-              <w:instrText xml:space="preserve">PAGEREF _Toc37 \h</w:instrText>
-              <w:fldChar w:fldCharType="separate"/>
-              <w:fldChar w:fldCharType="end"/>
-            </w:r>
-          </w:hyperlink>
-        </w:p>
-        <w:p>
-          <w:pPr>
-            <w:pStyle w:val="TOC3"/>
-            <w:tabs>
-              <w:tab w:val="right" w:pos="9638" w:leader="dot"/>
-            </w:tabs>
-            <w:ind w:left="440"/>
-          </w:pPr>
-          <w:hyperlink w:history="1" w:anchor="_Toc38">
-            <w:r>
-              <w:t xml:space="preserve">H-01 — Gasto per capita atípico por função</w:t>
-            </w:r>
-            <w:r>
-              <w:tab/>
-            </w:r>
-            <w:r>
-              <w:fldChar w:fldCharType="begin" w:dirty="true"/>
-              <w:instrText xml:space="preserve">PAGEREF _Toc38 \h</w:instrText>
-              <w:fldChar w:fldCharType="separate"/>
-              <w:fldChar w:fldCharType="end"/>
-            </w:r>
-          </w:hyperlink>
-        </w:p>
-        <w:p>
-          <w:pPr>
-            <w:pStyle w:val="TOC3"/>
-            <w:tabs>
-              <w:tab w:val="right" w:pos="9638" w:leader="dot"/>
-            </w:tabs>
-            <w:ind w:left="440"/>
-          </w:pPr>
-          <w:hyperlink w:history="1" w:anchor="_Toc39">
-            <w:r>
-              <w:t xml:space="preserve">H-02 — Variação abrupta na série histórica do próprio ente</w:t>
-            </w:r>
-            <w:r>
-              <w:tab/>
-            </w:r>
-            <w:r>
-              <w:fldChar w:fldCharType="begin" w:dirty="true"/>
-              <w:instrText xml:space="preserve">PAGEREF _Toc39 \h</w:instrText>
-              <w:fldChar w:fldCharType="separate"/>
-              <w:fldChar w:fldCharType="end"/>
-            </w:r>
-          </w:hyperlink>
-        </w:p>
-        <w:p>
-          <w:pPr>
-            <w:pStyle w:val="TOC1"/>
-            <w:tabs>
-              <w:tab w:val="right" w:pos="9638" w:leader="dot"/>
-            </w:tabs>
-          </w:pPr>
-          <w:hyperlink w:history="1" w:anchor="_Toc40">
-            <w:r>
-              <w:t xml:space="preserve">10. Família I — Conformidade de transparência</w:t>
-            </w:r>
-            <w:r>
-              <w:tab/>
-            </w:r>
-            <w:r>
-              <w:fldChar w:fldCharType="begin" w:dirty="true"/>
-              <w:instrText xml:space="preserve">PAGEREF _Toc40 \h</w:instrText>
-              <w:fldChar w:fldCharType="separate"/>
-              <w:fldChar w:fldCharType="end"/>
-            </w:r>
-          </w:hyperlink>
-        </w:p>
-        <w:p>
-          <w:pPr>
-            <w:pStyle w:val="TOC3"/>
-            <w:tabs>
-              <w:tab w:val="right" w:pos="9638" w:leader="dot"/>
-            </w:tabs>
-            <w:ind w:left="440"/>
-          </w:pPr>
-          <w:hyperlink w:history="1" w:anchor="_Toc41">
-            <w:r>
-              <w:t xml:space="preserve">I-01 — Ausência de envio obrigatório a sistema federal</w:t>
-            </w:r>
-            <w:r>
-              <w:tab/>
-            </w:r>
-            <w:r>
-              <w:fldChar w:fldCharType="begin" w:dirty="true"/>
-              <w:instrText xml:space="preserve">PAGEREF _Toc41 \h</w:instrText>
-              <w:fldChar w:fldCharType="separate"/>
-              <w:fldChar w:fldCharType="end"/>
-            </w:r>
-          </w:hyperlink>
-        </w:p>
-        <w:p>
-          <w:pPr>
-            <w:pStyle w:val="TOC3"/>
-            <w:tabs>
-              <w:tab w:val="right" w:pos="9638" w:leader="dot"/>
-            </w:tabs>
-            <w:ind w:left="440"/>
-          </w:pPr>
-          <w:hyperlink w:history="1" w:anchor="_Toc42">
-            <w:r>
-              <w:t xml:space="preserve">I-02 — Desatualização da publicação obrigatória</w:t>
-            </w:r>
-            <w:r>
-              <w:tab/>
-            </w:r>
-            <w:r>
-              <w:fldChar w:fldCharType="begin" w:dirty="true"/>
-              <w:instrText xml:space="preserve">PAGEREF _Toc42 \h</w:instrText>
-              <w:fldChar w:fldCharType="separate"/>
-              <w:fldChar w:fldCharType="end"/>
-            </w:r>
-          </w:hyperlink>
-        </w:p>
-        <w:p>
-          <w:pPr>
-            <w:pStyle w:val="TOC3"/>
-            <w:tabs>
-              <w:tab w:val="right" w:pos="9638" w:leader="dot"/>
-            </w:tabs>
-            <w:ind w:left="440"/>
-          </w:pPr>
-          <w:hyperlink w:history="1" w:anchor="_Toc43">
-            <w:r>
-              <w:t xml:space="preserve">I-03 — Publicação em formato não legível por máquina</w:t>
-            </w:r>
-            <w:r>
-              <w:tab/>
-            </w:r>
-            <w:r>
-              <w:fldChar w:fldCharType="begin" w:dirty="true"/>
-              <w:instrText xml:space="preserve">PAGEREF _Toc43 \h</w:instrText>
-              <w:fldChar w:fldCharType="separate"/>
-              <w:fldChar w:fldCharType="end"/>
-            </w:r>
-          </w:hyperlink>
-        </w:p>
-        <w:p>
-          <w:pPr>
-            <w:pStyle w:val="TOC1"/>
-            <w:tabs>
-              <w:tab w:val="right" w:pos="9638" w:leader="dot"/>
-            </w:tabs>
-          </w:pPr>
-          <w:hyperlink w:history="1" w:anchor="_Toc44">
-            <w:r>
-              <w:t xml:space="preserve">11. Família J — Sanções vigentes</w:t>
-            </w:r>
-            <w:r>
-              <w:tab/>
-            </w:r>
-            <w:r>
-              <w:fldChar w:fldCharType="begin" w:dirty="true"/>
-              <w:instrText xml:space="preserve">PAGEREF _Toc44 \h</w:instrText>
-              <w:fldChar w:fldCharType="separate"/>
-              <w:fldChar w:fldCharType="end"/>
-            </w:r>
-          </w:hyperlink>
-        </w:p>
-        <w:p>
-          <w:pPr>
-            <w:pStyle w:val="TOC3"/>
-            <w:tabs>
-              <w:tab w:val="right" w:pos="9638" w:leader="dot"/>
-            </w:tabs>
-            <w:ind w:left="440"/>
-          </w:pPr>
-          <w:hyperlink w:history="1" w:anchor="_Toc45">
-            <w:r>
-              <w:t xml:space="preserve">J-01 — Contratação de fornecedor com sanção vigente na data do ato</w:t>
-            </w:r>
-            <w:r>
-              <w:tab/>
-            </w:r>
-            <w:r>
-              <w:fldChar w:fldCharType="begin" w:dirty="true"/>
-              <w:instrText xml:space="preserve">PAGEREF _Toc45 \h</w:instrText>
-              <w:fldChar w:fldCharType="separate"/>
-              <w:fldChar w:fldCharType="end"/>
-            </w:r>
-          </w:hyperlink>
-        </w:p>
-        <w:p>
-          <w:pPr>
-            <w:pStyle w:val="TOC1"/>
-            <w:tabs>
-              <w:tab w:val="right" w:pos="9638" w:leader="dot"/>
-            </w:tabs>
-          </w:pPr>
-          <w:hyperlink w:history="1" w:anchor="_Toc46">
-            <w:r>
-              <w:t xml:space="preserve">12. Família K — Contexto factual, sem publicação autônoma</w:t>
-            </w:r>
-            <w:r>
-              <w:tab/>
-            </w:r>
-            <w:r>
-              <w:fldChar w:fldCharType="begin" w:dirty="true"/>
-              <w:instrText xml:space="preserve">PAGEREF _Toc46 \h</w:instrText>
-              <w:fldChar w:fldCharType="separate"/>
-              <w:fldChar w:fldCharType="end"/>
-            </w:r>
-          </w:hyperlink>
-        </w:p>
-        <w:p>
-          <w:pPr>
-            <w:pStyle w:val="TOC1"/>
-            <w:tabs>
-              <w:tab w:val="right" w:pos="9638" w:leader="dot"/>
-            </w:tabs>
-          </w:pPr>
-          <w:hyperlink w:history="1" w:anchor="_Toc47">
-            <w:r>
-              <w:t xml:space="preserve">13. Score composto e severidade</w:t>
-            </w:r>
-            <w:r>
-              <w:tab/>
-            </w:r>
-            <w:r>
-              <w:fldChar w:fldCharType="begin" w:dirty="true"/>
-              <w:instrText xml:space="preserve">PAGEREF _Toc47 \h</w:instrText>
-              <w:fldChar w:fldCharType="separate"/>
-              <w:fldChar w:fldCharType="end"/>
-            </w:r>
-          </w:hyperlink>
-        </w:p>
-        <w:p>
-          <w:pPr>
-            <w:pStyle w:val="TOC1"/>
-            <w:tabs>
-              <w:tab w:val="right" w:pos="9638" w:leader="dot"/>
-            </w:tabs>
-          </w:pPr>
-          <w:hyperlink w:history="1" w:anchor="_Toc48">
-            <w:r>
-              <w:t xml:space="preserve">14. Calibração e controle de qualidade</w:t>
-            </w:r>
-            <w:r>
-              <w:tab/>
-            </w:r>
-            <w:r>
-              <w:fldChar w:fldCharType="begin" w:dirty="true"/>
-              <w:instrText xml:space="preserve">PAGEREF _Toc48 \h</w:instrText>
-              <w:fldChar w:fldCharType="separate"/>
-              <w:fldChar w:fldCharType="end"/>
-            </w:r>
-          </w:hyperlink>
         </w:p>
         <w:p>
           <w:r>
@@ -1566,11 +477,9 @@
         <w:keepLines/>
         <w:spacing w:after="160" w:before="380"/>
       </w:pPr>
-      <w:bookmarkStart w:name="_Toc2" w:id="2"/>
       <w:r>
         <w:t xml:space="preserve">1. Filosofia do motor</w:t>
       </w:r>
-      <w:bookmarkEnd w:id="2"/>
     </w:p>
     <w:p>
       <w:pPr>
@@ -1682,11 +591,9 @@
         <w:keepLines/>
         <w:spacing w:after="120" w:before="280"/>
       </w:pPr>
-      <w:bookmarkStart w:name="_Toc3" w:id="3"/>
       <w:r>
         <w:t xml:space="preserve">1.1 Anatomia de uma regra</w:t>
       </w:r>
-      <w:bookmarkEnd w:id="3"/>
     </w:p>
     <w:tbl>
       <w:tblPr>
@@ -2245,11 +1152,9 @@
         <w:keepLines/>
         <w:spacing w:after="120" w:before="280"/>
       </w:pPr>
-      <w:bookmarkStart w:name="_Toc4" w:id="4"/>
       <w:r>
         <w:t xml:space="preserve">1.2 Ordem de execução</w:t>
       </w:r>
-      <w:bookmarkEnd w:id="4"/>
     </w:p>
     <w:p>
       <w:pPr>
@@ -2325,11 +1230,9 @@
         <w:keepLines/>
         <w:spacing w:after="160" w:before="380"/>
       </w:pPr>
-      <w:bookmarkStart w:name="_Toc5" w:id="5"/>
       <w:r>
         <w:t xml:space="preserve">2. Família A — Anomalia de preço</w:t>
       </w:r>
-      <w:bookmarkEnd w:id="5"/>
     </w:p>
     <w:p>
       <w:pPr>
@@ -2352,11 +1255,9 @@
         <w:keepLines/>
         <w:spacing w:after="100" w:before="220"/>
       </w:pPr>
-      <w:bookmarkStart w:name="_Toc6" w:id="6"/>
       <w:r>
         <w:t xml:space="preserve">A-01 — Preço unitário distante da mediana do item</w:t>
       </w:r>
-      <w:bookmarkEnd w:id="6"/>
     </w:p>
     <w:tbl>
       <w:tblPr>
@@ -2741,11 +1642,9 @@
         <w:keepLines/>
         <w:spacing w:after="100" w:before="220"/>
       </w:pPr>
-      <w:bookmarkStart w:name="_Toc7" w:id="7"/>
       <w:r>
         <w:t xml:space="preserve">A-02 — Preço acima de tabela referencial oficial</w:t>
       </w:r>
-      <w:bookmarkEnd w:id="7"/>
     </w:p>
     <w:tbl>
       <w:tblPr>
@@ -3130,11 +2029,9 @@
         <w:keepLines/>
         <w:spacing w:after="100" w:before="220"/>
       </w:pPr>
-      <w:bookmarkStart w:name="_Toc8" w:id="8"/>
       <w:r>
         <w:t xml:space="preserve">A-03 — Divergência entre ata de registro de preços e contratação efetiva</w:t>
       </w:r>
-      <w:bookmarkEnd w:id="8"/>
     </w:p>
     <w:tbl>
       <w:tblPr>
@@ -3519,11 +2416,9 @@
         <w:keepLines/>
         <w:spacing w:after="100" w:before="220"/>
       </w:pPr>
-      <w:bookmarkStart w:name="_Toc9" w:id="9"/>
       <w:r>
         <w:t xml:space="preserve">A-04 — Mesmo fornecedor, mesmo item, preços muito distintos entre entes</w:t>
       </w:r>
-      <w:bookmarkEnd w:id="9"/>
     </w:p>
     <w:tbl>
       <w:tblPr>
@@ -3908,11 +2803,9 @@
         <w:keepLines/>
         <w:spacing w:after="100" w:before="220"/>
       </w:pPr>
-      <w:bookmarkStart w:name="_Toc10" w:id="10"/>
       <w:r>
         <w:t xml:space="preserve">A-05 — Preço acima da referência de mercado de fora do governo</w:t>
       </w:r>
-      <w:bookmarkEnd w:id="10"/>
     </w:p>
     <w:tbl>
       <w:tblPr>
@@ -4351,11 +3244,9 @@
         <w:keepLines/>
         <w:spacing w:after="100" w:before="220"/>
       </w:pPr>
-      <w:bookmarkStart w:name="_Toc11" w:id="11"/>
       <w:r>
         <w:t xml:space="preserve">A-05 com dados reais: o que as primeiras amostras mostram</w:t>
       </w:r>
-      <w:bookmarkEnd w:id="11"/>
     </w:p>
     <w:p>
       <w:pPr>
@@ -5852,11 +4743,9 @@
         <w:keepLines/>
         <w:spacing w:after="160" w:before="380"/>
       </w:pPr>
-      <w:bookmarkStart w:name="_Toc12" w:id="12"/>
       <w:r>
         <w:t xml:space="preserve">3. Família B — Fracionamento e padrões de valor pequeno</w:t>
       </w:r>
-      <w:bookmarkEnd w:id="12"/>
     </w:p>
     <w:tbl>
       <w:tblPr>
@@ -5933,11 +4822,9 @@
         <w:keepLines/>
         <w:spacing w:after="100" w:before="220"/>
       </w:pPr>
-      <w:bookmarkStart w:name="_Toc13" w:id="13"/>
       <w:r>
         <w:t xml:space="preserve">B-01 — Fracionamento por agregação de objeto e fornecedor</w:t>
       </w:r>
-      <w:bookmarkEnd w:id="13"/>
     </w:p>
     <w:tbl>
       <w:tblPr>
@@ -6381,11 +5268,9 @@
         <w:keepLines/>
         <w:spacing w:after="100" w:before="220"/>
       </w:pPr>
-      <w:bookmarkStart w:name="_Toc14" w:id="14"/>
       <w:r>
         <w:t xml:space="preserve">B-02 — Concentração de valores imediatamente abaixo do limite legal</w:t>
       </w:r>
-      <w:bookmarkEnd w:id="14"/>
     </w:p>
     <w:tbl>
       <w:tblPr>
@@ -6770,11 +5655,9 @@
         <w:keepLines/>
         <w:spacing w:after="100" w:before="220"/>
       </w:pPr>
-      <w:bookmarkStart w:name="_Toc15" w:id="15"/>
       <w:r>
         <w:t xml:space="preserve">B-03 — Sequência recorrente de dispensas com o mesmo fornecedor</w:t>
       </w:r>
-      <w:bookmarkEnd w:id="15"/>
     </w:p>
     <w:tbl>
       <w:tblPr>
@@ -7159,11 +6042,9 @@
         <w:keepLines/>
         <w:spacing w:after="100" w:before="220"/>
       </w:pPr>
-      <w:bookmarkStart w:name="_Toc16" w:id="16"/>
       <w:r>
         <w:t xml:space="preserve">B-04 — Múltiplas contratações do mesmo objeto na mesma data</w:t>
       </w:r>
-      <w:bookmarkEnd w:id="16"/>
     </w:p>
     <w:tbl>
       <w:tblPr>
@@ -7553,11 +6434,9 @@
         <w:keepLines/>
         <w:spacing w:after="160" w:before="380"/>
       </w:pPr>
-      <w:bookmarkStart w:name="_Toc17" w:id="17"/>
       <w:r>
         <w:t xml:space="preserve">4. Família C — Concentração de fornecedores</w:t>
       </w:r>
-      <w:bookmarkEnd w:id="17"/>
     </w:p>
     <w:p>
       <w:pPr>
@@ -7566,11 +6445,9 @@
         <w:keepLines/>
         <w:spacing w:after="100" w:before="220"/>
       </w:pPr>
-      <w:bookmarkStart w:name="_Toc18" w:id="18"/>
       <w:r>
         <w:t xml:space="preserve">C-01 — Concentração de mercado elevada por categoria</w:t>
       </w:r>
-      <w:bookmarkEnd w:id="18"/>
     </w:p>
     <w:tbl>
       <w:tblPr>
@@ -7955,11 +6832,9 @@
         <w:keepLines/>
         <w:spacing w:after="100" w:before="220"/>
       </w:pPr>
-      <w:bookmarkStart w:name="_Toc19" w:id="19"/>
       <w:r>
         <w:t xml:space="preserve">C-02 — Fornecedor dominante no ente</w:t>
       </w:r>
-      <w:bookmarkEnd w:id="19"/>
     </w:p>
     <w:tbl>
       <w:tblPr>
@@ -8344,11 +7219,9 @@
         <w:keepLines/>
         <w:spacing w:after="100" w:before="220"/>
       </w:pPr>
-      <w:bookmarkStart w:name="_Toc20" w:id="20"/>
       <w:r>
         <w:t xml:space="preserve">C-03 — Dependência do fornecedor em relação ao ente</w:t>
       </w:r>
-      <w:bookmarkEnd w:id="20"/>
     </w:p>
     <w:tbl>
       <w:tblPr>
@@ -8733,11 +7606,9 @@
         <w:keepLines/>
         <w:spacing w:after="160" w:before="380"/>
       </w:pPr>
-      <w:bookmarkStart w:name="_Toc21" w:id="21"/>
       <w:r>
         <w:t xml:space="preserve">5. Família D — Perfil societário do fornecedor</w:t>
       </w:r>
-      <w:bookmarkEnd w:id="21"/>
     </w:p>
     <w:p>
       <w:pPr>
@@ -8760,11 +7631,9 @@
         <w:keepLines/>
         <w:spacing w:after="100" w:before="220"/>
       </w:pPr>
-      <w:bookmarkStart w:name="_Toc22" w:id="22"/>
       <w:r>
         <w:t xml:space="preserve">D-01 — Fornecedor constituído pouco antes da contratação</w:t>
       </w:r>
-      <w:bookmarkEnd w:id="22"/>
     </w:p>
     <w:tbl>
       <w:tblPr>
@@ -9149,11 +8018,9 @@
         <w:keepLines/>
         <w:spacing w:after="100" w:before="220"/>
       </w:pPr>
-      <w:bookmarkStart w:name="_Toc23" w:id="23"/>
       <w:r>
         <w:t xml:space="preserve">D-02 — Capital social desproporcional ao valor contratado</w:t>
       </w:r>
-      <w:bookmarkEnd w:id="23"/>
     </w:p>
     <w:tbl>
       <w:tblPr>
@@ -9538,11 +8405,9 @@
         <w:keepLines/>
         <w:spacing w:after="100" w:before="220"/>
       </w:pPr>
-      <w:bookmarkStart w:name="_Toc24" w:id="24"/>
       <w:r>
         <w:t xml:space="preserve">D-03 — Atividade econômica incompatível com o objeto</w:t>
       </w:r>
-      <w:bookmarkEnd w:id="24"/>
     </w:p>
     <w:tbl>
       <w:tblPr>
@@ -9927,11 +8792,9 @@
         <w:keepLines/>
         <w:spacing w:after="100" w:before="220"/>
       </w:pPr>
-      <w:bookmarkStart w:name="_Toc25" w:id="25"/>
       <w:r>
         <w:t xml:space="preserve">D-04 — Sócios em comum entre participantes do mesmo processo</w:t>
       </w:r>
-      <w:bookmarkEnd w:id="25"/>
     </w:p>
     <w:tbl>
       <w:tblPr>
@@ -10316,11 +9179,9 @@
         <w:keepLines/>
         <w:spacing w:after="100" w:before="220"/>
       </w:pPr>
-      <w:bookmarkStart w:name="_Toc26" w:id="26"/>
       <w:r>
         <w:t xml:space="preserve">D-05 — Endereço coincidente entre participantes do mesmo processo</w:t>
       </w:r>
-      <w:bookmarkEnd w:id="26"/>
     </w:p>
     <w:tbl>
       <w:tblPr>
@@ -10710,11 +9571,9 @@
         <w:keepLines/>
         <w:spacing w:after="160" w:before="380"/>
       </w:pPr>
-      <w:bookmarkStart w:name="_Toc27" w:id="27"/>
       <w:r>
         <w:t xml:space="preserve">6. Família E — Anomalias processuais</w:t>
       </w:r>
-      <w:bookmarkEnd w:id="27"/>
     </w:p>
     <w:p>
       <w:pPr>
@@ -10723,11 +9582,9 @@
         <w:keepLines/>
         <w:spacing w:after="100" w:before="220"/>
       </w:pPr>
-      <w:bookmarkStart w:name="_Toc28" w:id="28"/>
       <w:r>
         <w:t xml:space="preserve">E-01 — Uso de contratação direta acima do padrão do grupo de pares</w:t>
       </w:r>
-      <w:bookmarkEnd w:id="28"/>
     </w:p>
     <w:tbl>
       <w:tblPr>
@@ -11112,11 +9969,9 @@
         <w:keepLines/>
         <w:spacing w:after="100" w:before="220"/>
       </w:pPr>
-      <w:bookmarkStart w:name="_Toc29" w:id="29"/>
       <w:r>
         <w:t xml:space="preserve">E-02 — Aditivos acima do limite legal de acréscimo</w:t>
       </w:r>
-      <w:bookmarkEnd w:id="29"/>
     </w:p>
     <w:tbl>
       <w:tblPr>
@@ -11501,11 +10356,9 @@
         <w:keepLines/>
         <w:spacing w:after="100" w:before="220"/>
       </w:pPr>
-      <w:bookmarkStart w:name="_Toc30" w:id="30"/>
       <w:r>
         <w:t xml:space="preserve">E-03 — Prazo entre publicação e abertura inferior ao mínimo legal</w:t>
       </w:r>
-      <w:bookmarkEnd w:id="30"/>
     </w:p>
     <w:tbl>
       <w:tblPr>
@@ -11890,11 +10743,9 @@
         <w:keepLines/>
         <w:spacing w:after="100" w:before="220"/>
       </w:pPr>
-      <w:bookmarkStart w:name="_Toc31" w:id="31"/>
       <w:r>
         <w:t xml:space="preserve">E-04 — Participante único recorrente em processos competitivos</w:t>
       </w:r>
-      <w:bookmarkEnd w:id="31"/>
     </w:p>
     <w:tbl>
       <w:tblPr>
@@ -12279,11 +11130,9 @@
         <w:keepLines/>
         <w:spacing w:after="160" w:before="380"/>
       </w:pPr>
-      <w:bookmarkStart w:name="_Toc32" w:id="32"/>
       <w:r>
         <w:t xml:space="preserve">7. Família F — Análise forense de dígitos</w:t>
       </w:r>
-      <w:bookmarkEnd w:id="32"/>
     </w:p>
     <w:p>
       <w:pPr>
@@ -12292,11 +11141,9 @@
         <w:keepLines/>
         <w:spacing w:after="100" w:before="220"/>
       </w:pPr>
-      <w:bookmarkStart w:name="_Toc33" w:id="33"/>
       <w:r>
         <w:t xml:space="preserve">F-01 — Desvio da distribuição esperada do primeiro dígito</w:t>
       </w:r>
-      <w:bookmarkEnd w:id="33"/>
     </w:p>
     <w:tbl>
       <w:tblPr>
@@ -12740,11 +11587,9 @@
         <w:keepLines/>
         <w:spacing w:after="160" w:before="380"/>
       </w:pPr>
-      <w:bookmarkStart w:name="_Toc34" w:id="34"/>
       <w:r>
         <w:t xml:space="preserve">8. Família G — Padrões temporais</w:t>
       </w:r>
-      <w:bookmarkEnd w:id="34"/>
     </w:p>
     <w:p>
       <w:pPr>
@@ -12753,11 +11598,9 @@
         <w:keepLines/>
         <w:spacing w:after="100" w:before="220"/>
       </w:pPr>
-      <w:bookmarkStart w:name="_Toc35" w:id="35"/>
       <w:r>
         <w:t xml:space="preserve">G-01 — Concentração atípica de empenhos no encerramento do exercício</w:t>
       </w:r>
-      <w:bookmarkEnd w:id="35"/>
     </w:p>
     <w:tbl>
       <w:tblPr>
@@ -13142,11 +11985,9 @@
         <w:keepLines/>
         <w:spacing w:after="100" w:before="220"/>
       </w:pPr>
-      <w:bookmarkStart w:name="_Toc36" w:id="36"/>
       <w:r>
         <w:t xml:space="preserve">G-02 — Inversão na cadeia da despesa</w:t>
       </w:r>
-      <w:bookmarkEnd w:id="36"/>
     </w:p>
     <w:tbl>
       <w:tblPr>
@@ -13531,11 +12372,9 @@
         <w:keepLines/>
         <w:spacing w:after="160" w:before="380"/>
       </w:pPr>
-      <w:bookmarkStart w:name="_Toc37" w:id="37"/>
       <w:r>
         <w:t xml:space="preserve">9. Família H — Comparação com o grupo de pares</w:t>
       </w:r>
-      <w:bookmarkEnd w:id="37"/>
     </w:p>
     <w:p>
       <w:pPr>
@@ -13544,11 +12383,9 @@
         <w:keepLines/>
         <w:spacing w:after="100" w:before="220"/>
       </w:pPr>
-      <w:bookmarkStart w:name="_Toc38" w:id="38"/>
       <w:r>
         <w:t xml:space="preserve">H-01 — Gasto per capita atípico por função</w:t>
       </w:r>
-      <w:bookmarkEnd w:id="38"/>
     </w:p>
     <w:tbl>
       <w:tblPr>
@@ -13933,11 +12770,9 @@
         <w:keepLines/>
         <w:spacing w:after="100" w:before="220"/>
       </w:pPr>
-      <w:bookmarkStart w:name="_Toc39" w:id="39"/>
       <w:r>
         <w:t xml:space="preserve">H-02 — Variação abrupta na série histórica do próprio ente</w:t>
       </w:r>
-      <w:bookmarkEnd w:id="39"/>
     </w:p>
     <w:tbl>
       <w:tblPr>
@@ -14322,11 +13157,9 @@
         <w:keepLines/>
         <w:spacing w:after="160" w:before="380"/>
       </w:pPr>
-      <w:bookmarkStart w:name="_Toc40" w:id="40"/>
       <w:r>
         <w:t xml:space="preserve">10. Família I — Conformidade de transparência</w:t>
       </w:r>
-      <w:bookmarkEnd w:id="40"/>
     </w:p>
     <w:p>
       <w:pPr>
@@ -14349,11 +13182,9 @@
         <w:keepLines/>
         <w:spacing w:after="100" w:before="220"/>
       </w:pPr>
-      <w:bookmarkStart w:name="_Toc41" w:id="41"/>
       <w:r>
         <w:t xml:space="preserve">I-01 — Ausência de envio obrigatório a sistema federal</w:t>
       </w:r>
-      <w:bookmarkEnd w:id="41"/>
     </w:p>
     <w:tbl>
       <w:tblPr>
@@ -14738,11 +13569,9 @@
         <w:keepLines/>
         <w:spacing w:after="100" w:before="220"/>
       </w:pPr>
-      <w:bookmarkStart w:name="_Toc42" w:id="42"/>
       <w:r>
         <w:t xml:space="preserve">I-02 — Desatualização da publicação obrigatória</w:t>
       </w:r>
-      <w:bookmarkEnd w:id="42"/>
     </w:p>
     <w:tbl>
       <w:tblPr>
@@ -15127,11 +13956,9 @@
         <w:keepLines/>
         <w:spacing w:after="100" w:before="220"/>
       </w:pPr>
-      <w:bookmarkStart w:name="_Toc43" w:id="43"/>
       <w:r>
         <w:t xml:space="preserve">I-03 — Publicação em formato não legível por máquina</w:t>
       </w:r>
-      <w:bookmarkEnd w:id="43"/>
     </w:p>
     <w:tbl>
       <w:tblPr>
@@ -15575,11 +14402,9 @@
         <w:keepLines/>
         <w:spacing w:after="160" w:before="380"/>
       </w:pPr>
-      <w:bookmarkStart w:name="_Toc44" w:id="44"/>
       <w:r>
         <w:t xml:space="preserve">11. Família J — Sanções vigentes</w:t>
       </w:r>
-      <w:bookmarkEnd w:id="44"/>
     </w:p>
     <w:p>
       <w:pPr>
@@ -15588,11 +14413,9 @@
         <w:keepLines/>
         <w:spacing w:after="100" w:before="220"/>
       </w:pPr>
-      <w:bookmarkStart w:name="_Toc45" w:id="45"/>
       <w:r>
         <w:t xml:space="preserve">J-01 — Contratação de fornecedor com sanção vigente na data do ato</w:t>
       </w:r>
-      <w:bookmarkEnd w:id="45"/>
     </w:p>
     <w:tbl>
       <w:tblPr>
@@ -15841,7 +14664,7 @@
                 <w:sz w:val="19"/>
                 <w:szCs w:val="19"/>
               </w:rPr>
-              <w:t xml:space="preserve">CEIS, CNEP e CEPIM com datas de vigência; contratos com data de assinatura</w:t>
+              <w:t xml:space="preserve">CEIS e CNEP com datas de vigência; contratos com data de assinatura. O CEPIM fica de fora: impede entidade sem fins lucrativos de receber transferência, e não de ser contratada</w:t>
             </w:r>
           </w:p>
         </w:tc>
@@ -15972,16 +14795,28 @@
     </w:p>
     <w:p>
       <w:pPr>
+        <w:spacing w:after="120"/>
+      </w:pPr>
+      <w:r>
+        <w:rPr>
+          <w:b w:val="false"/>
+          <w:bCs w:val="false"/>
+          <w:i w:val="false"/>
+          <w:iCs w:val="false"/>
+        </w:rPr>
+        <w:t xml:space="preserve">A J-01 é a primeira regra publicada: desde o ADR-047, por decisão do autor, cada coincidência vira um aviso no portal, com o alcance da sanção, a ressalva e o link de contestação, sem revisão prévia. Antes, rodava em modo silencioso (ADR-031).</w:t>
+      </w:r>
+    </w:p>
+    <w:p>
+      <w:pPr>
         <w:pStyle w:val="Heading1"/>
         <w:keepNext/>
         <w:keepLines/>
         <w:spacing w:after="160" w:before="380"/>
       </w:pPr>
-      <w:bookmarkStart w:name="_Toc46" w:id="46"/>
       <w:r>
         <w:t xml:space="preserve">12. Família K — Contexto factual, sem publicação autônoma</w:t>
       </w:r>
-      <w:bookmarkEnd w:id="46"/>
     </w:p>
     <w:p>
       <w:pPr>
@@ -16369,11 +15204,9 @@
         <w:keepLines/>
         <w:spacing w:after="160" w:before="380"/>
       </w:pPr>
-      <w:bookmarkStart w:name="_Toc47" w:id="47"/>
       <w:r>
         <w:t xml:space="preserve">13. Score composto e severidade</w:t>
       </w:r>
-      <w:bookmarkEnd w:id="47"/>
     </w:p>
     <w:p>
       <w:pPr>
@@ -17543,6 +16376,60 @@
         <w:t xml:space="preserve">A materialidade merece destaque porque implementa diretamente a preocupação com valores pequenos: ela é relativizada pelo porte do ente. Uma contratação de valor modesto em um município de cinco mil habitantes pode representar parcela relevante do orçamento e receber materialidade alta, enquanto o mesmo valor absoluto em uma capital receberia materialidade baixa. Sem essa relativização, o sistema reproduziria exatamente o viés de atenção que ele existe para corrigir.</w:t>
       </w:r>
     </w:p>
+    <w:tbl>
+      <w:tblPr>
+        <w:tblW w:type="dxa" w:w="9600"/>
+        <w:tblBorders>
+          <w:top w:val="single" w:color="BF8F00" w:sz="6"/>
+          <w:left w:val="single" w:color="BF8F00" w:sz="18"/>
+          <w:bottom w:val="single" w:color="BF8F00" w:sz="6"/>
+          <w:right w:val="single" w:color="BF8F00" w:sz="6"/>
+          <w:insideH w:val="none" w:color="FFFFFF" w:sz="0"/>
+          <w:insideV w:val="none" w:color="FFFFFF" w:sz="0"/>
+        </w:tblBorders>
+      </w:tblPr>
+      <w:tblGrid>
+        <w:gridCol w:w="9600"/>
+      </w:tblGrid>
+      <w:tr>
+        <w:trPr>
+          <w:cantSplit/>
+        </w:trPr>
+        <w:tc>
+          <w:tcPr>
+            <w:tcW w:type="dxa" w:w="9600"/>
+            <w:shd w:fill="FFF6E0" w:val="clear"/>
+            <w:tcMar>
+              <w:top w:type="dxa" w:w="130"/>
+              <w:left w:type="dxa" w:w="170"/>
+              <w:bottom w:type="dxa" w:w="130"/>
+              <w:right w:type="dxa" w:w="150"/>
+            </w:tcMar>
+          </w:tcPr>
+          <w:p>
+            <w:pPr>
+              <w:spacing w:after="90"/>
+            </w:pPr>
+            <w:r>
+              <w:rPr>
+                <w:b/>
+                <w:bCs/>
+                <w:color w:val="000000"/>
+              </w:rPr>
+              <w:t xml:space="preserve">Avisos: fora deste fluxo (ADR-047)</w:t>
+            </w:r>
+          </w:p>
+          <w:p>
+            <w:pPr>
+              <w:spacing w:after="70"/>
+            </w:pPr>
+            <w:r>
+              <w:t xml:space="preserve">Os avisos do portal não passam pela fila de revisão desta tabela. Eles reúnem fatos observados (a J-01, os valores a conferir, a LRF e o PNTP), sem score, e vão a público com ressalva e contestação aberta. A fila e os limiares continuam valendo para o motor de regras da Fase 2.</w:t>
+            </w:r>
+          </w:p>
+        </w:tc>
+      </w:tr>
+    </w:tbl>
     <w:p>
       <w:pPr>
         <w:pStyle w:val="Heading1"/>
@@ -17550,11 +16437,9 @@
         <w:keepLines/>
         <w:spacing w:after="160" w:before="380"/>
       </w:pPr>
-      <w:bookmarkStart w:name="_Toc48" w:id="48"/>
       <w:r>
         <w:t xml:space="preserve">14. Calibração e controle de qualidade</w:t>
       </w:r>
-      <w:bookmarkEnd w:id="48"/>
     </w:p>
     <w:p>
       <w:pPr>
@@ -18365,21 +17250,6 @@
   <w:style w:type="paragraph" w:styleId="Normal" w:default="1">
     <w:name w:val="Normal"/>
     <w:qFormat/>
-  </w:style>
-  <w:style w:type="table" w:styleId="TableNormal" w:default="true">
-    <w:name w:val="Normal Table"/>
-    <w:uiPriority w:val="99"/>
-    <w:semiHidden/>
-    <w:unhideWhenUsed/>
-    <w:tblPr>
-      <w:tblInd w:type="dxa" w:w="0"/>
-      <w:tblCellMar>
-        <w:top w:type="dxa" w:w="0"/>
-        <w:left w:type="dxa" w:w="108"/>
-        <w:bottom w:type="dxa" w:w="0"/>
-        <w:right w:type="dxa" w:w="108"/>
-      </w:tblCellMar>
-    </w:tblPr>
   </w:style>
   <w:style w:type="paragraph" w:styleId="Title">
     <w:name w:val="Title"/>
